--- a/templates/并单保函的格式.docx
+++ b/templates/并单保函的格式.docx
@@ -6,12 +6,10 @@
       <w:pPr>
         <w:jc w:val="center"/>
         <w:rPr>
-          <w:rFonts w:hint="eastAsia"/>
           <w:b/>
           <w:sz w:val="24"/>
         </w:rPr>
       </w:pPr>
-      <w:proofErr w:type="gramStart"/>
       <w:r>
         <w:rPr>
           <w:rFonts w:eastAsia="华文宋体" w:hint="eastAsia"/>
@@ -20,12 +18,10 @@
         </w:rPr>
         <w:t>并单保函</w:t>
       </w:r>
-      <w:proofErr w:type="gramEnd"/>
     </w:p>
     <w:p>
       <w:pPr>
         <w:rPr>
-          <w:rFonts w:hint="eastAsia"/>
           <w:szCs w:val="21"/>
         </w:rPr>
       </w:pPr>
@@ -40,7 +36,6 @@
     <w:p>
       <w:pPr>
         <w:rPr>
-          <w:rFonts w:hint="eastAsia"/>
           <w:szCs w:val="21"/>
         </w:rPr>
       </w:pPr>
@@ -48,7 +43,6 @@
     <w:p>
       <w:pPr>
         <w:rPr>
-          <w:rFonts w:hint="eastAsia"/>
           <w:szCs w:val="21"/>
         </w:rPr>
       </w:pPr>
@@ -95,36 +89,35 @@
     <w:p>
       <w:pPr>
         <w:rPr>
+          <w:szCs w:val="21"/>
+        </w:rPr>
+      </w:pPr>
+      <w:r>
+        <w:rPr>
           <w:rFonts w:hint="eastAsia"/>
           <w:szCs w:val="21"/>
         </w:rPr>
-      </w:pPr>
+        <w:t>订舱号：</w:t>
+      </w:r>
+      <w:r>
+        <w:rPr>
+          <w:szCs w:val="21"/>
+        </w:rPr>
+        <w:t>{</w:t>
+      </w:r>
       <w:r>
         <w:rPr>
           <w:rFonts w:hint="eastAsia"/>
           <w:szCs w:val="21"/>
         </w:rPr>
-        <w:t>订舱号：</w:t>
-      </w:r>
-      <w:r>
-        <w:rPr>
-          <w:szCs w:val="21"/>
-        </w:rPr>
-        <w:t>{</w:t>
+        <w:t>并</w:t>
       </w:r>
       <w:r>
         <w:rPr>
           <w:rFonts w:hint="eastAsia"/>
           <w:szCs w:val="21"/>
         </w:rPr>
-        <w:t>提单号</w:t>
-      </w:r>
-      <w:r>
-        <w:rPr>
-          <w:rFonts w:hint="eastAsia"/>
-          <w:szCs w:val="21"/>
-        </w:rPr>
-        <w:t>1</w:t>
+        <w:t>单号</w:t>
       </w:r>
       <w:r>
         <w:rPr>
@@ -136,7 +129,6 @@
     <w:p>
       <w:pPr>
         <w:rPr>
-          <w:rFonts w:hint="eastAsia"/>
           <w:szCs w:val="21"/>
         </w:rPr>
       </w:pPr>
@@ -144,38 +136,20 @@
     <w:p>
       <w:pPr>
         <w:rPr>
+          <w:szCs w:val="21"/>
+        </w:rPr>
+      </w:pPr>
+      <w:r>
+        <w:rPr>
           <w:rFonts w:hint="eastAsia"/>
           <w:szCs w:val="21"/>
         </w:rPr>
-      </w:pPr>
-      <w:r>
-        <w:rPr>
-          <w:rFonts w:hint="eastAsia"/>
-          <w:szCs w:val="21"/>
-        </w:rPr>
-        <w:t>因我司业务需要，特恳请贵司将上述提单号合并成如下提单号来签发提单，我司将自行通知</w:t>
-      </w:r>
-      <w:proofErr w:type="gramStart"/>
-      <w:r>
-        <w:rPr>
-          <w:rFonts w:hint="eastAsia"/>
-          <w:szCs w:val="21"/>
-        </w:rPr>
-        <w:t>船代及海关</w:t>
-      </w:r>
-      <w:proofErr w:type="gramEnd"/>
-      <w:r>
-        <w:rPr>
-          <w:rFonts w:hint="eastAsia"/>
-          <w:szCs w:val="21"/>
-        </w:rPr>
-        <w:t>，并无条件承担由此产生的一切风险、责任及损失。</w:t>
+        <w:t>因我司业务需要，特恳请贵司将上述提单号合并成如下提单号来签发提单，我司将自行通知船代及海关，并无条件承担由此产生的一切风险、责任及损失。</w:t>
       </w:r>
     </w:p>
     <w:p>
       <w:pPr>
         <w:rPr>
-          <w:rFonts w:hint="eastAsia"/>
           <w:sz w:val="24"/>
         </w:rPr>
       </w:pPr>
@@ -183,7 +157,6 @@
     <w:p>
       <w:pPr>
         <w:rPr>
-          <w:rFonts w:hint="eastAsia"/>
           <w:szCs w:val="21"/>
         </w:rPr>
       </w:pPr>
@@ -200,40 +173,22 @@
           <w:b/>
           <w:sz w:val="24"/>
         </w:rPr>
-        <w:t>我公司承诺，</w:t>
-      </w:r>
-      <w:proofErr w:type="gramStart"/>
+        <w:t>我公司承诺，并单同时，我公司将按照更新后的提单号码及内容重新发送</w:t>
+      </w:r>
       <w:r>
         <w:rPr>
           <w:rFonts w:hint="eastAsia"/>
           <w:b/>
           <w:sz w:val="24"/>
         </w:rPr>
-        <w:t>并单同时</w:t>
-      </w:r>
-      <w:proofErr w:type="gramEnd"/>
+        <w:t>VGM</w:t>
+      </w:r>
       <w:r>
         <w:rPr>
           <w:rFonts w:hint="eastAsia"/>
           <w:b/>
           <w:sz w:val="24"/>
         </w:rPr>
-        <w:t>，我公司将按照更新后的提单号码及内容重新发送</w:t>
-      </w:r>
-      <w:r>
-        <w:rPr>
-          <w:rFonts w:hint="eastAsia"/>
-          <w:b/>
-          <w:sz w:val="24"/>
-        </w:rPr>
-        <w:t>VGM</w:t>
-      </w:r>
-      <w:r>
-        <w:rPr>
-          <w:rFonts w:hint="eastAsia"/>
-          <w:b/>
-          <w:sz w:val="24"/>
-        </w:rPr>
         <w:t>。</w:t>
       </w:r>
       <w:r>
@@ -261,7 +216,6 @@
     <w:p>
       <w:pPr>
         <w:rPr>
-          <w:rFonts w:hint="eastAsia"/>
           <w:szCs w:val="21"/>
         </w:rPr>
       </w:pPr>
@@ -269,7 +223,6 @@
     <w:p>
       <w:pPr>
         <w:rPr>
-          <w:rFonts w:hint="eastAsia"/>
           <w:szCs w:val="21"/>
         </w:rPr>
       </w:pPr>
@@ -305,7 +258,6 @@
       <w:tblPr>
         <w:tblpPr w:leftFromText="180" w:rightFromText="180" w:vertAnchor="text" w:horzAnchor="page" w:tblpX="1166" w:tblpY="39"/>
         <w:tblW w:w="8838" w:type="dxa"/>
-        <w:tblInd w:w="0" w:type="dxa"/>
         <w:tblLook w:val="0000" w:firstRow="0" w:lastRow="0" w:firstColumn="0" w:lastColumn="0" w:noHBand="0" w:noVBand="0"/>
       </w:tblPr>
       <w:tblGrid>
@@ -377,6 +329,17 @@
               <w:widowControl/>
               <w:jc w:val="center"/>
               <w:rPr>
+                <w:rFonts w:ascii="SimSun" w:hAnsi="SimSun" w:cs="Calibri"/>
+                <w:b/>
+                <w:bCs/>
+                <w:color w:val="FFFFFF"/>
+                <w:kern w:val="0"/>
+                <w:sz w:val="20"/>
+                <w:szCs w:val="20"/>
+              </w:rPr>
+            </w:pPr>
+            <w:r>
+              <w:rPr>
                 <w:rFonts w:ascii="SimSun" w:hAnsi="SimSun" w:cs="Calibri" w:hint="eastAsia"/>
                 <w:b/>
                 <w:bCs/>
@@ -385,6 +348,36 @@
                 <w:sz w:val="20"/>
                 <w:szCs w:val="20"/>
               </w:rPr>
+              <w:t>箱号</w:t>
+            </w:r>
+          </w:p>
+        </w:tc>
+        <w:tc>
+          <w:tcPr>
+            <w:tcW w:w="2430" w:type="dxa"/>
+            <w:tcBorders>
+              <w:top w:val="single" w:sz="4" w:space="0" w:color="auto"/>
+              <w:left w:val="nil"/>
+              <w:bottom w:val="single" w:sz="4" w:space="0" w:color="auto"/>
+              <w:right w:val="single" w:sz="4" w:space="0" w:color="auto"/>
+            </w:tcBorders>
+            <w:shd w:val="clear" w:color="000000" w:fill="0070C0"/>
+            <w:noWrap/>
+            <w:vAlign w:val="center"/>
+          </w:tcPr>
+          <w:p>
+            <w:pPr>
+              <w:widowControl/>
+              <w:jc w:val="center"/>
+              <w:rPr>
+                <w:rFonts w:ascii="SimSun" w:hAnsi="SimSun" w:cs="Calibri"/>
+                <w:b/>
+                <w:bCs/>
+                <w:color w:val="FFFFFF"/>
+                <w:kern w:val="0"/>
+                <w:sz w:val="20"/>
+                <w:szCs w:val="20"/>
+              </w:rPr>
             </w:pPr>
             <w:r>
               <w:rPr>
@@ -396,7 +389,7 @@
                 <w:sz w:val="20"/>
                 <w:szCs w:val="20"/>
               </w:rPr>
-              <w:t>箱号</w:t>
+              <w:t>箱型</w:t>
             </w:r>
           </w:p>
         </w:tc>
@@ -409,7 +402,7 @@
               <w:bottom w:val="single" w:sz="4" w:space="0" w:color="auto"/>
               <w:right w:val="single" w:sz="4" w:space="0" w:color="auto"/>
             </w:tcBorders>
-            <w:shd w:val="clear" w:color="000000" w:fill="0070C0"/>
+            <w:shd w:val="clear" w:color="000000" w:fill="FFFF00"/>
             <w:noWrap/>
             <w:vAlign w:val="center"/>
           </w:tcPr>
@@ -417,94 +410,27 @@
             <w:pPr>
               <w:widowControl/>
               <w:jc w:val="center"/>
+              <w:rPr>
+                <w:rFonts w:ascii="SimSun" w:hAnsi="SimSun" w:cs="Calibri"/>
+                <w:b/>
+                <w:bCs/>
+                <w:color w:val="000000"/>
+                <w:kern w:val="0"/>
+                <w:sz w:val="28"/>
+                <w:szCs w:val="28"/>
+              </w:rPr>
+            </w:pPr>
+            <w:r>
               <w:rPr>
                 <w:rFonts w:ascii="SimSun" w:hAnsi="SimSun" w:cs="Calibri" w:hint="eastAsia"/>
                 <w:b/>
                 <w:bCs/>
-                <w:color w:val="FFFFFF"/>
-                <w:kern w:val="0"/>
-                <w:sz w:val="20"/>
-                <w:szCs w:val="20"/>
-              </w:rPr>
-            </w:pPr>
-            <w:r>
-              <w:rPr>
-                <w:rFonts w:ascii="SimSun" w:hAnsi="SimSun" w:cs="Calibri" w:hint="eastAsia"/>
-                <w:b/>
-                <w:bCs/>
-                <w:color w:val="FFFFFF"/>
-                <w:kern w:val="0"/>
-                <w:sz w:val="20"/>
-                <w:szCs w:val="20"/>
-              </w:rPr>
-              <w:t>箱型</w:t>
-            </w:r>
-          </w:p>
-        </w:tc>
-        <w:tc>
-          <w:tcPr>
-            <w:tcW w:w="2430" w:type="dxa"/>
-            <w:tcBorders>
-              <w:top w:val="single" w:sz="4" w:space="0" w:color="auto"/>
-              <w:left w:val="nil"/>
-              <w:bottom w:val="single" w:sz="4" w:space="0" w:color="auto"/>
-              <w:right w:val="single" w:sz="4" w:space="0" w:color="auto"/>
-            </w:tcBorders>
-            <w:shd w:val="clear" w:color="000000" w:fill="FFFF00"/>
-            <w:noWrap/>
-            <w:vAlign w:val="center"/>
-          </w:tcPr>
-          <w:p>
-            <w:pPr>
-              <w:widowControl/>
-              <w:jc w:val="center"/>
-              <w:rPr>
-                <w:rFonts w:ascii="SimSun" w:hAnsi="SimSun" w:cs="Calibri" w:hint="eastAsia"/>
-                <w:b/>
-                <w:bCs/>
-                <w:color w:val="000000"/>
-                <w:kern w:val="0"/>
-                <w:sz w:val="28"/>
+                <w:color w:val="000000"/>
+                <w:kern w:val="0"/>
+                <w:sz w:val="20"/>
                 <w:szCs w:val="28"/>
               </w:rPr>
-            </w:pPr>
-            <w:proofErr w:type="gramStart"/>
-            <w:r>
-              <w:rPr>
-                <w:rFonts w:ascii="SimSun" w:hAnsi="SimSun" w:cs="Calibri" w:hint="eastAsia"/>
-                <w:b/>
-                <w:bCs/>
-                <w:color w:val="000000"/>
-                <w:kern w:val="0"/>
-                <w:sz w:val="20"/>
-                <w:szCs w:val="28"/>
-              </w:rPr>
-              <w:t>并单后</w:t>
-            </w:r>
-            <w:proofErr w:type="gramEnd"/>
-            <w:r>
-              <w:rPr>
-                <w:rFonts w:ascii="SimSun" w:hAnsi="SimSun" w:cs="Calibri" w:hint="eastAsia"/>
-                <w:b/>
-                <w:bCs/>
-                <w:color w:val="000000"/>
-                <w:kern w:val="0"/>
-                <w:sz w:val="20"/>
-                <w:szCs w:val="28"/>
-              </w:rPr>
-              <w:t>提</w:t>
-            </w:r>
-            <w:r>
-              <w:rPr>
-                <w:rFonts w:ascii="SimSun" w:hAnsi="SimSun" w:cs="Calibri" w:hint="eastAsia"/>
-                <w:b/>
-                <w:bCs/>
-                <w:color w:val="000000"/>
-                <w:kern w:val="0"/>
-                <w:sz w:val="20"/>
-                <w:szCs w:val="28"/>
-              </w:rPr>
-              <w:t>单号</w:t>
+              <w:t>并单后提单号</w:t>
             </w:r>
           </w:p>
         </w:tc>
@@ -531,13 +457,135 @@
               <w:jc w:val="left"/>
               <w:textAlignment w:val="center"/>
               <w:rPr>
+                <w:rFonts w:ascii="Calibri" w:eastAsia="Times New Roman" w:hAnsi="Calibri" w:cs="Calibri"/>
+                <w:color w:val="000000"/>
+                <w:kern w:val="0"/>
+                <w:sz w:val="20"/>
+                <w:szCs w:val="22"/>
+              </w:rPr>
+            </w:pPr>
+            <w:r>
+              <w:rPr>
+                <w:szCs w:val="21"/>
+              </w:rPr>
+              <w:t>{</w:t>
+            </w:r>
+            <w:r>
+              <w:rPr>
+                <w:rFonts w:hint="eastAsia"/>
+                <w:szCs w:val="21"/>
+              </w:rPr>
+              <w:t>提单号</w:t>
+            </w:r>
+            <w:r>
+              <w:rPr>
+                <w:rFonts w:hint="eastAsia"/>
+                <w:szCs w:val="21"/>
+              </w:rPr>
+              <w:t>1</w:t>
+            </w:r>
+            <w:r>
+              <w:rPr>
+                <w:szCs w:val="21"/>
+              </w:rPr>
+              <w:t>}</w:t>
+            </w:r>
+          </w:p>
+        </w:tc>
+        <w:tc>
+          <w:tcPr>
+            <w:tcW w:w="2160" w:type="dxa"/>
+            <w:tcBorders>
+              <w:top w:val="nil"/>
+              <w:left w:val="nil"/>
+              <w:bottom w:val="single" w:sz="4" w:space="0" w:color="auto"/>
+              <w:right w:val="single" w:sz="4" w:space="0" w:color="auto"/>
+            </w:tcBorders>
+            <w:noWrap/>
+            <w:vAlign w:val="center"/>
+          </w:tcPr>
+          <w:p>
+            <w:pPr>
+              <w:widowControl/>
+              <w:jc w:val="left"/>
+              <w:textAlignment w:val="center"/>
+              <w:rPr>
+                <w:rFonts w:ascii="Calibri" w:eastAsia="Times New Roman" w:hAnsi="Calibri" w:cs="Calibri"/>
+                <w:color w:val="000000"/>
+                <w:kern w:val="0"/>
+                <w:sz w:val="20"/>
+                <w:szCs w:val="22"/>
+              </w:rPr>
+            </w:pPr>
+            <w:r>
+              <w:rPr>
+                <w:szCs w:val="21"/>
+              </w:rPr>
+              <w:t>{</w:t>
+            </w:r>
+            <w:r>
+              <w:rPr>
+                <w:rFonts w:hint="eastAsia"/>
+                <w:szCs w:val="21"/>
+              </w:rPr>
+              <w:t>箱</w:t>
+            </w:r>
+            <w:r>
+              <w:rPr>
+                <w:rFonts w:hint="eastAsia"/>
+                <w:szCs w:val="21"/>
+              </w:rPr>
+              <w:t>号</w:t>
+            </w:r>
+            <w:r>
+              <w:rPr>
+                <w:rFonts w:hint="eastAsia"/>
+                <w:szCs w:val="21"/>
+              </w:rPr>
+              <w:t>1</w:t>
+            </w:r>
+            <w:r>
+              <w:rPr>
+                <w:szCs w:val="21"/>
+              </w:rPr>
+              <w:t>}</w:t>
+            </w:r>
+          </w:p>
+        </w:tc>
+        <w:tc>
+          <w:tcPr>
+            <w:tcW w:w="2430" w:type="dxa"/>
+            <w:tcBorders>
+              <w:top w:val="nil"/>
+              <w:left w:val="nil"/>
+              <w:bottom w:val="single" w:sz="4" w:space="0" w:color="auto"/>
+              <w:right w:val="single" w:sz="4" w:space="0" w:color="auto"/>
+            </w:tcBorders>
+            <w:noWrap/>
+            <w:vAlign w:val="center"/>
+          </w:tcPr>
+          <w:p>
+            <w:pPr>
+              <w:widowControl/>
+              <w:jc w:val="left"/>
+              <w:rPr>
+                <w:rFonts w:ascii="Calibri" w:hAnsi="Calibri" w:cs="Calibri"/>
+                <w:color w:val="000000"/>
+                <w:kern w:val="0"/>
+                <w:sz w:val="20"/>
+                <w:szCs w:val="22"/>
+              </w:rPr>
+            </w:pPr>
+            <w:r>
+              <w:rPr>
                 <w:rFonts w:ascii="Calibri" w:eastAsia="Times New Roman" w:hAnsi="Calibri" w:cs="Calibri" w:hint="eastAsia"/>
                 <w:color w:val="000000"/>
                 <w:kern w:val="0"/>
                 <w:sz w:val="20"/>
                 <w:szCs w:val="22"/>
               </w:rPr>
-            </w:pPr>
+              <w:t> </w:t>
+            </w:r>
             <w:r>
               <w:rPr>
                 <w:szCs w:val="21"/>
@@ -549,7 +597,7 @@
                 <w:rFonts w:hint="eastAsia"/>
                 <w:szCs w:val="21"/>
               </w:rPr>
-              <w:t>提单号</w:t>
+              <w:t>箱型</w:t>
             </w:r>
             <w:r>
               <w:rPr>
@@ -568,7 +616,7 @@
         </w:tc>
         <w:tc>
           <w:tcPr>
-            <w:tcW w:w="2160" w:type="dxa"/>
+            <w:tcW w:w="2430" w:type="dxa"/>
             <w:tcBorders>
               <w:top w:val="nil"/>
               <w:left w:val="nil"/>
@@ -582,7 +630,15 @@
             <w:pPr>
               <w:widowControl/>
               <w:jc w:val="left"/>
-              <w:textAlignment w:val="center"/>
+              <w:rPr>
+                <w:rFonts w:ascii="Calibri" w:eastAsia="Times New Roman" w:hAnsi="Calibri" w:cs="Calibri"/>
+                <w:color w:val="000000"/>
+                <w:kern w:val="0"/>
+                <w:sz w:val="20"/>
+                <w:szCs w:val="22"/>
+              </w:rPr>
+            </w:pPr>
+            <w:r>
               <w:rPr>
                 <w:rFonts w:ascii="Calibri" w:eastAsia="Times New Roman" w:hAnsi="Calibri" w:cs="Calibri" w:hint="eastAsia"/>
                 <w:color w:val="000000"/>
@@ -590,165 +646,30 @@
                 <w:sz w:val="20"/>
                 <w:szCs w:val="22"/>
               </w:rPr>
-            </w:pPr>
+              <w:t> </w:t>
+            </w:r>
             <w:r>
               <w:rPr>
                 <w:szCs w:val="21"/>
               </w:rPr>
               <w:t>{</w:t>
             </w:r>
-            <w:r>
-              <w:rPr>
-                <w:rFonts w:hint="eastAsia"/>
-                <w:szCs w:val="21"/>
-              </w:rPr>
-              <w:t>箱</w:t>
-            </w:r>
-            <w:r>
-              <w:rPr>
-                <w:rFonts w:hint="eastAsia"/>
-                <w:szCs w:val="21"/>
-              </w:rPr>
-              <w:t>号</w:t>
-            </w:r>
-            <w:r>
-              <w:rPr>
-                <w:rFonts w:hint="eastAsia"/>
-                <w:szCs w:val="21"/>
-              </w:rPr>
-              <w:t>1</w:t>
-            </w:r>
-            <w:r>
-              <w:rPr>
-                <w:szCs w:val="21"/>
-              </w:rPr>
-              <w:t>}</w:t>
-            </w:r>
-          </w:p>
-        </w:tc>
-        <w:tc>
-          <w:tcPr>
-            <w:tcW w:w="2430" w:type="dxa"/>
-            <w:tcBorders>
-              <w:top w:val="nil"/>
-              <w:left w:val="nil"/>
-              <w:bottom w:val="single" w:sz="4" w:space="0" w:color="auto"/>
-              <w:right w:val="single" w:sz="4" w:space="0" w:color="auto"/>
-            </w:tcBorders>
-            <w:noWrap/>
-            <w:vAlign w:val="center"/>
-          </w:tcPr>
-          <w:p>
-            <w:pPr>
-              <w:widowControl/>
-              <w:jc w:val="left"/>
-              <w:rPr>
-                <w:rFonts w:ascii="Calibri" w:hAnsi="Calibri" w:cs="Calibri"/>
-                <w:color w:val="000000"/>
-                <w:kern w:val="0"/>
-                <w:sz w:val="20"/>
-                <w:szCs w:val="22"/>
-              </w:rPr>
-            </w:pPr>
-            <w:r>
-              <w:rPr>
-                <w:rFonts w:ascii="Calibri" w:eastAsia="Times New Roman" w:hAnsi="Calibri" w:cs="Calibri" w:hint="eastAsia"/>
-                <w:color w:val="000000"/>
-                <w:kern w:val="0"/>
-                <w:sz w:val="20"/>
-                <w:szCs w:val="22"/>
-              </w:rPr>
-              <w:t> </w:t>
-            </w:r>
-            <w:r>
-              <w:rPr>
-                <w:szCs w:val="21"/>
-              </w:rPr>
-              <w:t>{</w:t>
-            </w:r>
-            <w:r>
-              <w:rPr>
-                <w:rFonts w:hint="eastAsia"/>
-                <w:szCs w:val="21"/>
-              </w:rPr>
-              <w:t>箱</w:t>
-            </w:r>
-            <w:r>
-              <w:rPr>
-                <w:rFonts w:hint="eastAsia"/>
-                <w:szCs w:val="21"/>
-              </w:rPr>
-              <w:t>型</w:t>
-            </w:r>
-            <w:r>
-              <w:rPr>
-                <w:rFonts w:hint="eastAsia"/>
-                <w:szCs w:val="21"/>
-              </w:rPr>
-              <w:t>1</w:t>
-            </w:r>
-            <w:r>
-              <w:rPr>
-                <w:szCs w:val="21"/>
-              </w:rPr>
-              <w:t>}</w:t>
-            </w:r>
-          </w:p>
-        </w:tc>
-        <w:tc>
-          <w:tcPr>
-            <w:tcW w:w="2430" w:type="dxa"/>
-            <w:tcBorders>
-              <w:top w:val="nil"/>
-              <w:left w:val="nil"/>
-              <w:bottom w:val="single" w:sz="4" w:space="0" w:color="auto"/>
-              <w:right w:val="single" w:sz="4" w:space="0" w:color="auto"/>
-            </w:tcBorders>
-            <w:noWrap/>
-            <w:vAlign w:val="center"/>
-          </w:tcPr>
-          <w:p>
-            <w:pPr>
-              <w:widowControl/>
-              <w:jc w:val="left"/>
-              <w:rPr>
-                <w:rFonts w:ascii="Calibri" w:eastAsia="Times New Roman" w:hAnsi="Calibri" w:cs="Calibri" w:hint="eastAsia"/>
-                <w:color w:val="000000"/>
-                <w:kern w:val="0"/>
-                <w:sz w:val="20"/>
-                <w:szCs w:val="22"/>
-              </w:rPr>
-            </w:pPr>
-            <w:r>
-              <w:rPr>
-                <w:rFonts w:ascii="Calibri" w:eastAsia="Times New Roman" w:hAnsi="Calibri" w:cs="Calibri" w:hint="eastAsia"/>
-                <w:color w:val="000000"/>
-                <w:kern w:val="0"/>
-                <w:sz w:val="20"/>
-                <w:szCs w:val="22"/>
-              </w:rPr>
-              <w:t> </w:t>
-            </w:r>
-            <w:r>
-              <w:rPr>
-                <w:szCs w:val="21"/>
-              </w:rPr>
-              <w:t>{</w:t>
-            </w:r>
-            <w:r>
-              <w:rPr>
-                <w:rFonts w:hint="eastAsia"/>
-                <w:szCs w:val="21"/>
-              </w:rPr>
-              <w:t>提单号</w:t>
-            </w:r>
-            <w:r>
-              <w:rPr>
-                <w:rFonts w:hint="eastAsia"/>
-                <w:szCs w:val="21"/>
-              </w:rPr>
-              <w:t>1</w:t>
-            </w:r>
+            <w:bookmarkStart w:id="0" w:name="OLE_LINK1"/>
+            <w:r>
+              <w:rPr>
+                <w:rFonts w:hint="eastAsia"/>
+                <w:szCs w:val="21"/>
+              </w:rPr>
+              <w:t>并</w:t>
+            </w:r>
+            <w:r>
+              <w:rPr>
+                <w:rFonts w:hint="eastAsia"/>
+                <w:szCs w:val="21"/>
+              </w:rPr>
+              <w:t>单号</w:t>
+            </w:r>
+            <w:bookmarkEnd w:id="0"/>
             <w:r>
               <w:rPr>
                 <w:szCs w:val="21"/>
@@ -780,15 +701,123 @@
               <w:jc w:val="left"/>
               <w:textAlignment w:val="center"/>
               <w:rPr>
+                <w:rFonts w:ascii="Calibri" w:eastAsia="Times New Roman" w:hAnsi="Calibri" w:cs="Calibri"/>
+                <w:color w:val="000000"/>
+                <w:kern w:val="0"/>
+                <w:sz w:val="20"/>
+                <w:szCs w:val="22"/>
+              </w:rPr>
+            </w:pPr>
+            <w:bookmarkStart w:id="1" w:name="_Hlk227165687"/>
+            <w:bookmarkStart w:id="2" w:name="_Hlk227162933"/>
+            <w:r>
+              <w:rPr>
+                <w:szCs w:val="21"/>
+              </w:rPr>
+              <w:t>{</w:t>
+            </w:r>
+            <w:r>
+              <w:rPr>
+                <w:rFonts w:hint="eastAsia"/>
+                <w:szCs w:val="21"/>
+              </w:rPr>
+              <w:t>提单号</w:t>
+            </w:r>
+            <w:r>
+              <w:rPr>
+                <w:szCs w:val="21"/>
+              </w:rPr>
+              <w:t>2}</w:t>
+            </w:r>
+          </w:p>
+        </w:tc>
+        <w:tc>
+          <w:tcPr>
+            <w:tcW w:w="2160" w:type="dxa"/>
+            <w:tcBorders>
+              <w:top w:val="nil"/>
+              <w:left w:val="nil"/>
+              <w:bottom w:val="single" w:sz="4" w:space="0" w:color="auto"/>
+              <w:right w:val="single" w:sz="4" w:space="0" w:color="auto"/>
+            </w:tcBorders>
+            <w:noWrap/>
+            <w:vAlign w:val="center"/>
+          </w:tcPr>
+          <w:p>
+            <w:pPr>
+              <w:widowControl/>
+              <w:jc w:val="left"/>
+              <w:textAlignment w:val="center"/>
+              <w:rPr>
+                <w:rFonts w:ascii="Calibri" w:eastAsia="Times New Roman" w:hAnsi="Calibri" w:cs="Calibri"/>
+                <w:color w:val="000000"/>
+                <w:kern w:val="0"/>
+                <w:sz w:val="20"/>
+                <w:szCs w:val="22"/>
+              </w:rPr>
+            </w:pPr>
+            <w:r>
+              <w:rPr>
+                <w:szCs w:val="21"/>
+              </w:rPr>
+              <w:t>{</w:t>
+            </w:r>
+            <w:r>
+              <w:rPr>
+                <w:rFonts w:hint="eastAsia"/>
+                <w:szCs w:val="21"/>
+              </w:rPr>
+              <w:t>箱</w:t>
+            </w:r>
+            <w:r>
+              <w:rPr>
+                <w:rFonts w:hint="eastAsia"/>
+                <w:szCs w:val="21"/>
+              </w:rPr>
+              <w:t>号</w:t>
+            </w:r>
+            <w:r>
+              <w:rPr>
+                <w:szCs w:val="21"/>
+              </w:rPr>
+              <w:t>2}</w:t>
+            </w:r>
+          </w:p>
+        </w:tc>
+        <w:tc>
+          <w:tcPr>
+            <w:tcW w:w="2430" w:type="dxa"/>
+            <w:tcBorders>
+              <w:top w:val="nil"/>
+              <w:left w:val="nil"/>
+              <w:bottom w:val="single" w:sz="4" w:space="0" w:color="auto"/>
+              <w:right w:val="single" w:sz="4" w:space="0" w:color="auto"/>
+            </w:tcBorders>
+            <w:noWrap/>
+            <w:vAlign w:val="center"/>
+          </w:tcPr>
+          <w:p>
+            <w:pPr>
+              <w:widowControl/>
+              <w:jc w:val="left"/>
+              <w:rPr>
+                <w:rFonts w:ascii="Calibri" w:eastAsia="Times New Roman" w:hAnsi="Calibri" w:cs="Calibri"/>
+                <w:color w:val="000000"/>
+                <w:kern w:val="0"/>
+                <w:sz w:val="20"/>
+                <w:szCs w:val="22"/>
+              </w:rPr>
+            </w:pPr>
+            <w:r>
+              <w:rPr>
                 <w:rFonts w:ascii="Calibri" w:eastAsia="Times New Roman" w:hAnsi="Calibri" w:cs="Calibri" w:hint="eastAsia"/>
                 <w:color w:val="000000"/>
                 <w:kern w:val="0"/>
                 <w:sz w:val="20"/>
                 <w:szCs w:val="22"/>
               </w:rPr>
-            </w:pPr>
-            <w:bookmarkStart w:id="0" w:name="_Hlk227162933"/>
-            <w:bookmarkStart w:id="1" w:name="_Hlk227165687"/>
+              <w:t> </w:t>
+            </w:r>
             <w:r>
               <w:rPr>
                 <w:szCs w:val="21"/>
@@ -800,25 +829,19 @@
                 <w:rFonts w:hint="eastAsia"/>
                 <w:szCs w:val="21"/>
               </w:rPr>
-              <w:t>提单号</w:t>
-            </w:r>
-            <w:r>
-              <w:rPr>
-                <w:szCs w:val="21"/>
-              </w:rPr>
-              <w:t>2</w:t>
-            </w:r>
-            <w:r>
-              <w:rPr>
-                <w:szCs w:val="21"/>
-              </w:rPr>
-              <w:t>}</w:t>
-            </w:r>
-          </w:p>
-        </w:tc>
-        <w:tc>
-          <w:tcPr>
-            <w:tcW w:w="2160" w:type="dxa"/>
+              <w:t>箱型</w:t>
+            </w:r>
+            <w:r>
+              <w:rPr>
+                <w:szCs w:val="21"/>
+              </w:rPr>
+              <w:t>2}</w:t>
+            </w:r>
+          </w:p>
+        </w:tc>
+        <w:tc>
+          <w:tcPr>
+            <w:tcW w:w="2430" w:type="dxa"/>
             <w:tcBorders>
               <w:top w:val="nil"/>
               <w:left w:val="nil"/>
@@ -832,7 +855,15 @@
             <w:pPr>
               <w:widowControl/>
               <w:jc w:val="left"/>
-              <w:textAlignment w:val="center"/>
+              <w:rPr>
+                <w:rFonts w:ascii="Calibri" w:eastAsia="Times New Roman" w:hAnsi="Calibri" w:cs="Calibri"/>
+                <w:color w:val="000000"/>
+                <w:kern w:val="0"/>
+                <w:sz w:val="20"/>
+                <w:szCs w:val="22"/>
+              </w:rPr>
+            </w:pPr>
+            <w:r>
               <w:rPr>
                 <w:rFonts w:ascii="Calibri" w:eastAsia="Times New Roman" w:hAnsi="Calibri" w:cs="Calibri" w:hint="eastAsia"/>
                 <w:color w:val="000000"/>
@@ -840,7 +871,8 @@
                 <w:sz w:val="20"/>
                 <w:szCs w:val="22"/>
               </w:rPr>
-            </w:pPr>
+              <w:t> </w:t>
+            </w:r>
             <w:r>
               <w:rPr>
                 <w:szCs w:val="21"/>
@@ -852,143 +884,14 @@
                 <w:rFonts w:hint="eastAsia"/>
                 <w:szCs w:val="21"/>
               </w:rPr>
-              <w:t>箱</w:t>
-            </w:r>
-            <w:r>
-              <w:rPr>
-                <w:rFonts w:hint="eastAsia"/>
-                <w:szCs w:val="21"/>
-              </w:rPr>
-              <w:t>号</w:t>
-            </w:r>
-            <w:r>
-              <w:rPr>
-                <w:szCs w:val="21"/>
-              </w:rPr>
-              <w:t>2</w:t>
-            </w:r>
-            <w:r>
-              <w:rPr>
-                <w:szCs w:val="21"/>
-              </w:rPr>
-              <w:t>}</w:t>
-            </w:r>
-          </w:p>
-        </w:tc>
-        <w:tc>
-          <w:tcPr>
-            <w:tcW w:w="2430" w:type="dxa"/>
-            <w:tcBorders>
-              <w:top w:val="nil"/>
-              <w:left w:val="nil"/>
-              <w:bottom w:val="single" w:sz="4" w:space="0" w:color="auto"/>
-              <w:right w:val="single" w:sz="4" w:space="0" w:color="auto"/>
-            </w:tcBorders>
-            <w:noWrap/>
-            <w:vAlign w:val="center"/>
-          </w:tcPr>
-          <w:p>
-            <w:pPr>
-              <w:widowControl/>
-              <w:jc w:val="left"/>
-              <w:rPr>
-                <w:rFonts w:ascii="Calibri" w:eastAsia="Times New Roman" w:hAnsi="Calibri" w:cs="Calibri" w:hint="eastAsia"/>
-                <w:color w:val="000000"/>
-                <w:kern w:val="0"/>
-                <w:sz w:val="20"/>
-                <w:szCs w:val="22"/>
-              </w:rPr>
-            </w:pPr>
-            <w:r>
-              <w:rPr>
-                <w:rFonts w:ascii="Calibri" w:eastAsia="Times New Roman" w:hAnsi="Calibri" w:cs="Calibri" w:hint="eastAsia"/>
-                <w:color w:val="000000"/>
-                <w:kern w:val="0"/>
-                <w:sz w:val="20"/>
-                <w:szCs w:val="22"/>
-              </w:rPr>
-              <w:t> </w:t>
-            </w:r>
-            <w:r>
-              <w:rPr>
-                <w:szCs w:val="21"/>
-              </w:rPr>
-              <w:t>{</w:t>
-            </w:r>
-            <w:r>
-              <w:rPr>
-                <w:rFonts w:hint="eastAsia"/>
-                <w:szCs w:val="21"/>
-              </w:rPr>
-              <w:t>箱型</w:t>
-            </w:r>
-            <w:r>
-              <w:rPr>
-                <w:szCs w:val="21"/>
-              </w:rPr>
-              <w:t>2</w:t>
-            </w:r>
-            <w:r>
-              <w:rPr>
-                <w:szCs w:val="21"/>
-              </w:rPr>
-              <w:t>}</w:t>
-            </w:r>
-          </w:p>
-        </w:tc>
-        <w:tc>
-          <w:tcPr>
-            <w:tcW w:w="2430" w:type="dxa"/>
-            <w:tcBorders>
-              <w:top w:val="nil"/>
-              <w:left w:val="nil"/>
-              <w:bottom w:val="single" w:sz="4" w:space="0" w:color="auto"/>
-              <w:right w:val="single" w:sz="4" w:space="0" w:color="auto"/>
-            </w:tcBorders>
-            <w:noWrap/>
-            <w:vAlign w:val="center"/>
-          </w:tcPr>
-          <w:p>
-            <w:pPr>
-              <w:widowControl/>
-              <w:jc w:val="left"/>
-              <w:rPr>
-                <w:rFonts w:ascii="Calibri" w:eastAsia="Times New Roman" w:hAnsi="Calibri" w:cs="Calibri" w:hint="eastAsia"/>
-                <w:color w:val="000000"/>
-                <w:kern w:val="0"/>
-                <w:sz w:val="20"/>
-                <w:szCs w:val="22"/>
-              </w:rPr>
-            </w:pPr>
-            <w:r>
-              <w:rPr>
-                <w:rFonts w:ascii="Calibri" w:eastAsia="Times New Roman" w:hAnsi="Calibri" w:cs="Calibri" w:hint="eastAsia"/>
-                <w:color w:val="000000"/>
-                <w:kern w:val="0"/>
-                <w:sz w:val="20"/>
-                <w:szCs w:val="22"/>
-              </w:rPr>
-              <w:t> </w:t>
-            </w:r>
-            <w:r>
-              <w:rPr>
-                <w:szCs w:val="21"/>
-              </w:rPr>
-              <w:t>{</w:t>
-            </w:r>
-            <w:r>
-              <w:rPr>
-                <w:rFonts w:hint="eastAsia"/>
-                <w:szCs w:val="21"/>
-              </w:rPr>
-              <w:t>提单号</w:t>
-            </w:r>
-            <w:r>
-              <w:rPr>
-                <w:rFonts w:hint="eastAsia"/>
-                <w:szCs w:val="21"/>
-              </w:rPr>
-              <w:t>1</w:t>
+              <w:t>并</w:t>
+            </w:r>
+            <w:r>
+              <w:rPr>
+                <w:rFonts w:hint="eastAsia"/>
+                <w:szCs w:val="21"/>
+              </w:rPr>
+              <w:t>单号</w:t>
             </w:r>
             <w:r>
               <w:rPr>
@@ -1105,21 +1008,76 @@
               <w:widowControl/>
               <w:jc w:val="left"/>
               <w:rPr>
+                <w:rFonts w:ascii="Calibri" w:eastAsia="Times New Roman" w:hAnsi="Calibri" w:cs="Calibri"/>
+                <w:color w:val="000000"/>
+                <w:kern w:val="0"/>
+                <w:sz w:val="20"/>
+                <w:szCs w:val="22"/>
+              </w:rPr>
+            </w:pPr>
+            <w:r>
+              <w:rPr>
+                <w:rFonts w:ascii="Calibri" w:eastAsia="Times New Roman" w:hAnsi="Calibri" w:cs="Calibri"/>
+                <w:color w:val="000000"/>
+                <w:kern w:val="0"/>
+                <w:sz w:val="20"/>
+                <w:szCs w:val="22"/>
+              </w:rPr>
+              <w:t> </w:t>
+            </w:r>
+            <w:r>
+              <w:rPr>
+                <w:szCs w:val="21"/>
+              </w:rPr>
+              <w:t>{</w:t>
+            </w:r>
+            <w:r>
+              <w:rPr>
+                <w:rFonts w:hint="eastAsia"/>
+                <w:szCs w:val="21"/>
+              </w:rPr>
+              <w:t>箱型</w:t>
+            </w:r>
+            <w:r>
+              <w:rPr>
+                <w:szCs w:val="21"/>
+              </w:rPr>
+              <w:t>3}</w:t>
+            </w:r>
+          </w:p>
+        </w:tc>
+        <w:tc>
+          <w:tcPr>
+            <w:tcW w:w="2430" w:type="dxa"/>
+            <w:tcBorders>
+              <w:top w:val="nil"/>
+              <w:left w:val="nil"/>
+              <w:bottom w:val="single" w:sz="4" w:space="0" w:color="auto"/>
+              <w:right w:val="single" w:sz="4" w:space="0" w:color="auto"/>
+            </w:tcBorders>
+            <w:noWrap/>
+            <w:vAlign w:val="center"/>
+          </w:tcPr>
+          <w:p>
+            <w:pPr>
+              <w:widowControl/>
+              <w:jc w:val="left"/>
+              <w:rPr>
+                <w:rFonts w:ascii="Calibri" w:eastAsia="Times New Roman" w:hAnsi="Calibri" w:cs="Calibri"/>
+                <w:color w:val="000000"/>
+                <w:kern w:val="0"/>
+                <w:sz w:val="20"/>
+                <w:szCs w:val="22"/>
+              </w:rPr>
+            </w:pPr>
+            <w:r>
+              <w:rPr>
                 <w:rFonts w:ascii="Calibri" w:eastAsia="Times New Roman" w:hAnsi="Calibri" w:cs="Calibri" w:hint="eastAsia"/>
                 <w:color w:val="000000"/>
                 <w:kern w:val="0"/>
                 <w:sz w:val="20"/>
                 <w:szCs w:val="22"/>
               </w:rPr>
-            </w:pPr>
-            <w:r>
-              <w:rPr>
-                <w:rFonts w:ascii="Calibri" w:eastAsia="Times New Roman" w:hAnsi="Calibri" w:cs="Calibri"/>
-                <w:color w:val="000000"/>
-                <w:kern w:val="0"/>
-                <w:sz w:val="20"/>
-                <w:szCs w:val="22"/>
-              </w:rPr>
               <w:t> </w:t>
             </w:r>
             <w:r>
@@ -1133,69 +1091,14 @@
                 <w:rFonts w:hint="eastAsia"/>
                 <w:szCs w:val="21"/>
               </w:rPr>
-              <w:t>箱型</w:t>
-            </w:r>
-            <w:r>
-              <w:rPr>
-                <w:szCs w:val="21"/>
-              </w:rPr>
-              <w:t>3}</w:t>
-            </w:r>
-          </w:p>
-        </w:tc>
-        <w:tc>
-          <w:tcPr>
-            <w:tcW w:w="2430" w:type="dxa"/>
-            <w:tcBorders>
-              <w:top w:val="nil"/>
-              <w:left w:val="nil"/>
-              <w:bottom w:val="single" w:sz="4" w:space="0" w:color="auto"/>
-              <w:right w:val="single" w:sz="4" w:space="0" w:color="auto"/>
-            </w:tcBorders>
-            <w:noWrap/>
-            <w:vAlign w:val="center"/>
-          </w:tcPr>
-          <w:p>
-            <w:pPr>
-              <w:widowControl/>
-              <w:jc w:val="left"/>
-              <w:rPr>
-                <w:rFonts w:ascii="Calibri" w:eastAsia="Times New Roman" w:hAnsi="Calibri" w:cs="Calibri" w:hint="eastAsia"/>
-                <w:color w:val="000000"/>
-                <w:kern w:val="0"/>
-                <w:sz w:val="20"/>
-                <w:szCs w:val="22"/>
-              </w:rPr>
-            </w:pPr>
-            <w:r>
-              <w:rPr>
-                <w:rFonts w:ascii="Calibri" w:eastAsia="Times New Roman" w:hAnsi="Calibri" w:cs="Calibri" w:hint="eastAsia"/>
-                <w:color w:val="000000"/>
-                <w:kern w:val="0"/>
-                <w:sz w:val="20"/>
-                <w:szCs w:val="22"/>
-              </w:rPr>
-              <w:t> </w:t>
-            </w:r>
-            <w:r>
-              <w:rPr>
-                <w:szCs w:val="21"/>
-              </w:rPr>
-              <w:t>{</w:t>
-            </w:r>
-            <w:r>
-              <w:rPr>
-                <w:rFonts w:hint="eastAsia"/>
-                <w:szCs w:val="21"/>
-              </w:rPr>
-              <w:t>提单号</w:t>
-            </w:r>
-            <w:r>
-              <w:rPr>
-                <w:rFonts w:hint="eastAsia"/>
-                <w:szCs w:val="21"/>
-              </w:rPr>
-              <w:t>1</w:t>
+              <w:t>并</w:t>
+            </w:r>
+            <w:r>
+              <w:rPr>
+                <w:rFonts w:hint="eastAsia"/>
+                <w:szCs w:val="21"/>
+              </w:rPr>
+              <w:t>单号</w:t>
             </w:r>
             <w:r>
               <w:rPr>
@@ -1311,21 +1214,76 @@
               <w:widowControl/>
               <w:jc w:val="left"/>
               <w:rPr>
+                <w:rFonts w:ascii="Calibri" w:eastAsia="Times New Roman" w:hAnsi="Calibri" w:cs="Calibri"/>
+                <w:color w:val="000000"/>
+                <w:kern w:val="0"/>
+                <w:sz w:val="20"/>
+                <w:szCs w:val="22"/>
+              </w:rPr>
+            </w:pPr>
+            <w:r>
+              <w:rPr>
+                <w:rFonts w:ascii="Calibri" w:eastAsia="Times New Roman" w:hAnsi="Calibri" w:cs="Calibri"/>
+                <w:color w:val="000000"/>
+                <w:kern w:val="0"/>
+                <w:sz w:val="20"/>
+                <w:szCs w:val="22"/>
+              </w:rPr>
+              <w:t> </w:t>
+            </w:r>
+            <w:r>
+              <w:rPr>
+                <w:szCs w:val="21"/>
+              </w:rPr>
+              <w:t>{</w:t>
+            </w:r>
+            <w:r>
+              <w:rPr>
+                <w:rFonts w:hint="eastAsia"/>
+                <w:szCs w:val="21"/>
+              </w:rPr>
+              <w:t>箱型</w:t>
+            </w:r>
+            <w:r>
+              <w:rPr>
+                <w:szCs w:val="21"/>
+              </w:rPr>
+              <w:t>4}</w:t>
+            </w:r>
+          </w:p>
+        </w:tc>
+        <w:tc>
+          <w:tcPr>
+            <w:tcW w:w="2430" w:type="dxa"/>
+            <w:tcBorders>
+              <w:top w:val="nil"/>
+              <w:left w:val="nil"/>
+              <w:bottom w:val="single" w:sz="4" w:space="0" w:color="auto"/>
+              <w:right w:val="single" w:sz="4" w:space="0" w:color="auto"/>
+            </w:tcBorders>
+            <w:noWrap/>
+            <w:vAlign w:val="center"/>
+          </w:tcPr>
+          <w:p>
+            <w:pPr>
+              <w:widowControl/>
+              <w:jc w:val="left"/>
+              <w:rPr>
+                <w:rFonts w:ascii="Calibri" w:eastAsia="Times New Roman" w:hAnsi="Calibri" w:cs="Calibri"/>
+                <w:color w:val="000000"/>
+                <w:kern w:val="0"/>
+                <w:sz w:val="20"/>
+                <w:szCs w:val="22"/>
+              </w:rPr>
+            </w:pPr>
+            <w:r>
+              <w:rPr>
                 <w:rFonts w:ascii="Calibri" w:eastAsia="Times New Roman" w:hAnsi="Calibri" w:cs="Calibri" w:hint="eastAsia"/>
                 <w:color w:val="000000"/>
                 <w:kern w:val="0"/>
                 <w:sz w:val="20"/>
                 <w:szCs w:val="22"/>
               </w:rPr>
-            </w:pPr>
-            <w:r>
-              <w:rPr>
-                <w:rFonts w:ascii="Calibri" w:eastAsia="Times New Roman" w:hAnsi="Calibri" w:cs="Calibri"/>
-                <w:color w:val="000000"/>
-                <w:kern w:val="0"/>
-                <w:sz w:val="20"/>
-                <w:szCs w:val="22"/>
-              </w:rPr>
               <w:t> </w:t>
             </w:r>
             <w:r>
@@ -1339,69 +1297,14 @@
                 <w:rFonts w:hint="eastAsia"/>
                 <w:szCs w:val="21"/>
               </w:rPr>
-              <w:t>箱型</w:t>
-            </w:r>
-            <w:r>
-              <w:rPr>
-                <w:szCs w:val="21"/>
-              </w:rPr>
-              <w:t>4}</w:t>
-            </w:r>
-          </w:p>
-        </w:tc>
-        <w:tc>
-          <w:tcPr>
-            <w:tcW w:w="2430" w:type="dxa"/>
-            <w:tcBorders>
-              <w:top w:val="nil"/>
-              <w:left w:val="nil"/>
-              <w:bottom w:val="single" w:sz="4" w:space="0" w:color="auto"/>
-              <w:right w:val="single" w:sz="4" w:space="0" w:color="auto"/>
-            </w:tcBorders>
-            <w:noWrap/>
-            <w:vAlign w:val="center"/>
-          </w:tcPr>
-          <w:p>
-            <w:pPr>
-              <w:widowControl/>
-              <w:jc w:val="left"/>
-              <w:rPr>
-                <w:rFonts w:ascii="Calibri" w:eastAsia="Times New Roman" w:hAnsi="Calibri" w:cs="Calibri" w:hint="eastAsia"/>
-                <w:color w:val="000000"/>
-                <w:kern w:val="0"/>
-                <w:sz w:val="20"/>
-                <w:szCs w:val="22"/>
-              </w:rPr>
-            </w:pPr>
-            <w:r>
-              <w:rPr>
-                <w:rFonts w:ascii="Calibri" w:eastAsia="Times New Roman" w:hAnsi="Calibri" w:cs="Calibri" w:hint="eastAsia"/>
-                <w:color w:val="000000"/>
-                <w:kern w:val="0"/>
-                <w:sz w:val="20"/>
-                <w:szCs w:val="22"/>
-              </w:rPr>
-              <w:t> </w:t>
-            </w:r>
-            <w:r>
-              <w:rPr>
-                <w:szCs w:val="21"/>
-              </w:rPr>
-              <w:t>{</w:t>
-            </w:r>
-            <w:r>
-              <w:rPr>
-                <w:rFonts w:hint="eastAsia"/>
-                <w:szCs w:val="21"/>
-              </w:rPr>
-              <w:t>提单号</w:t>
-            </w:r>
-            <w:r>
-              <w:rPr>
-                <w:rFonts w:hint="eastAsia"/>
-                <w:szCs w:val="21"/>
-              </w:rPr>
-              <w:t>1</w:t>
+              <w:t>并</w:t>
+            </w:r>
+            <w:r>
+              <w:rPr>
+                <w:rFonts w:hint="eastAsia"/>
+                <w:szCs w:val="21"/>
+              </w:rPr>
+              <w:t>单号</w:t>
             </w:r>
             <w:r>
               <w:rPr>
@@ -1517,21 +1420,76 @@
               <w:widowControl/>
               <w:jc w:val="left"/>
               <w:rPr>
+                <w:rFonts w:ascii="Calibri" w:eastAsia="Times New Roman" w:hAnsi="Calibri" w:cs="Calibri"/>
+                <w:color w:val="000000"/>
+                <w:kern w:val="0"/>
+                <w:sz w:val="20"/>
+                <w:szCs w:val="22"/>
+              </w:rPr>
+            </w:pPr>
+            <w:r>
+              <w:rPr>
+                <w:rFonts w:ascii="Calibri" w:eastAsia="Times New Roman" w:hAnsi="Calibri" w:cs="Calibri"/>
+                <w:color w:val="000000"/>
+                <w:kern w:val="0"/>
+                <w:sz w:val="20"/>
+                <w:szCs w:val="22"/>
+              </w:rPr>
+              <w:t> </w:t>
+            </w:r>
+            <w:r>
+              <w:rPr>
+                <w:szCs w:val="21"/>
+              </w:rPr>
+              <w:t>{</w:t>
+            </w:r>
+            <w:r>
+              <w:rPr>
+                <w:rFonts w:hint="eastAsia"/>
+                <w:szCs w:val="21"/>
+              </w:rPr>
+              <w:t>箱型</w:t>
+            </w:r>
+            <w:r>
+              <w:rPr>
+                <w:szCs w:val="21"/>
+              </w:rPr>
+              <w:t>5}</w:t>
+            </w:r>
+          </w:p>
+        </w:tc>
+        <w:tc>
+          <w:tcPr>
+            <w:tcW w:w="2430" w:type="dxa"/>
+            <w:tcBorders>
+              <w:top w:val="nil"/>
+              <w:left w:val="nil"/>
+              <w:bottom w:val="single" w:sz="4" w:space="0" w:color="auto"/>
+              <w:right w:val="single" w:sz="4" w:space="0" w:color="auto"/>
+            </w:tcBorders>
+            <w:noWrap/>
+            <w:vAlign w:val="center"/>
+          </w:tcPr>
+          <w:p>
+            <w:pPr>
+              <w:widowControl/>
+              <w:jc w:val="left"/>
+              <w:rPr>
+                <w:rFonts w:ascii="Calibri" w:eastAsia="Times New Roman" w:hAnsi="Calibri" w:cs="Calibri"/>
+                <w:color w:val="000000"/>
+                <w:kern w:val="0"/>
+                <w:sz w:val="20"/>
+                <w:szCs w:val="22"/>
+              </w:rPr>
+            </w:pPr>
+            <w:r>
+              <w:rPr>
                 <w:rFonts w:ascii="Calibri" w:eastAsia="Times New Roman" w:hAnsi="Calibri" w:cs="Calibri" w:hint="eastAsia"/>
                 <w:color w:val="000000"/>
                 <w:kern w:val="0"/>
                 <w:sz w:val="20"/>
                 <w:szCs w:val="22"/>
               </w:rPr>
-            </w:pPr>
-            <w:r>
-              <w:rPr>
-                <w:rFonts w:ascii="Calibri" w:eastAsia="Times New Roman" w:hAnsi="Calibri" w:cs="Calibri"/>
-                <w:color w:val="000000"/>
-                <w:kern w:val="0"/>
-                <w:sz w:val="20"/>
-                <w:szCs w:val="22"/>
-              </w:rPr>
               <w:t> </w:t>
             </w:r>
             <w:r>
@@ -1545,69 +1503,14 @@
                 <w:rFonts w:hint="eastAsia"/>
                 <w:szCs w:val="21"/>
               </w:rPr>
-              <w:t>箱型</w:t>
-            </w:r>
-            <w:r>
-              <w:rPr>
-                <w:szCs w:val="21"/>
-              </w:rPr>
-              <w:t>5}</w:t>
-            </w:r>
-          </w:p>
-        </w:tc>
-        <w:tc>
-          <w:tcPr>
-            <w:tcW w:w="2430" w:type="dxa"/>
-            <w:tcBorders>
-              <w:top w:val="nil"/>
-              <w:left w:val="nil"/>
-              <w:bottom w:val="single" w:sz="4" w:space="0" w:color="auto"/>
-              <w:right w:val="single" w:sz="4" w:space="0" w:color="auto"/>
-            </w:tcBorders>
-            <w:noWrap/>
-            <w:vAlign w:val="center"/>
-          </w:tcPr>
-          <w:p>
-            <w:pPr>
-              <w:widowControl/>
-              <w:jc w:val="left"/>
-              <w:rPr>
-                <w:rFonts w:ascii="Calibri" w:eastAsia="Times New Roman" w:hAnsi="Calibri" w:cs="Calibri" w:hint="eastAsia"/>
-                <w:color w:val="000000"/>
-                <w:kern w:val="0"/>
-                <w:sz w:val="20"/>
-                <w:szCs w:val="22"/>
-              </w:rPr>
-            </w:pPr>
-            <w:r>
-              <w:rPr>
-                <w:rFonts w:ascii="Calibri" w:eastAsia="Times New Roman" w:hAnsi="Calibri" w:cs="Calibri" w:hint="eastAsia"/>
-                <w:color w:val="000000"/>
-                <w:kern w:val="0"/>
-                <w:sz w:val="20"/>
-                <w:szCs w:val="22"/>
-              </w:rPr>
-              <w:t> </w:t>
-            </w:r>
-            <w:r>
-              <w:rPr>
-                <w:szCs w:val="21"/>
-              </w:rPr>
-              <w:t>{</w:t>
-            </w:r>
-            <w:r>
-              <w:rPr>
-                <w:rFonts w:hint="eastAsia"/>
-                <w:szCs w:val="21"/>
-              </w:rPr>
-              <w:t>提单号</w:t>
-            </w:r>
-            <w:r>
-              <w:rPr>
-                <w:rFonts w:hint="eastAsia"/>
-                <w:szCs w:val="21"/>
-              </w:rPr>
-              <w:t>1</w:t>
+              <w:t>并</w:t>
+            </w:r>
+            <w:r>
+              <w:rPr>
+                <w:rFonts w:hint="eastAsia"/>
+                <w:szCs w:val="21"/>
+              </w:rPr>
+              <w:t>单号</w:t>
             </w:r>
             <w:r>
               <w:rPr>
@@ -1723,21 +1626,76 @@
               <w:widowControl/>
               <w:jc w:val="left"/>
               <w:rPr>
+                <w:rFonts w:ascii="Calibri" w:eastAsia="Times New Roman" w:hAnsi="Calibri" w:cs="Calibri"/>
+                <w:color w:val="000000"/>
+                <w:kern w:val="0"/>
+                <w:sz w:val="20"/>
+                <w:szCs w:val="22"/>
+              </w:rPr>
+            </w:pPr>
+            <w:r>
+              <w:rPr>
+                <w:rFonts w:ascii="Calibri" w:eastAsia="Times New Roman" w:hAnsi="Calibri" w:cs="Calibri"/>
+                <w:color w:val="000000"/>
+                <w:kern w:val="0"/>
+                <w:sz w:val="20"/>
+                <w:szCs w:val="22"/>
+              </w:rPr>
+              <w:t> </w:t>
+            </w:r>
+            <w:r>
+              <w:rPr>
+                <w:szCs w:val="21"/>
+              </w:rPr>
+              <w:t>{</w:t>
+            </w:r>
+            <w:r>
+              <w:rPr>
+                <w:rFonts w:hint="eastAsia"/>
+                <w:szCs w:val="21"/>
+              </w:rPr>
+              <w:t>箱型</w:t>
+            </w:r>
+            <w:r>
+              <w:rPr>
+                <w:szCs w:val="21"/>
+              </w:rPr>
+              <w:t>6}</w:t>
+            </w:r>
+          </w:p>
+        </w:tc>
+        <w:tc>
+          <w:tcPr>
+            <w:tcW w:w="2430" w:type="dxa"/>
+            <w:tcBorders>
+              <w:top w:val="nil"/>
+              <w:left w:val="nil"/>
+              <w:bottom w:val="single" w:sz="4" w:space="0" w:color="auto"/>
+              <w:right w:val="single" w:sz="4" w:space="0" w:color="auto"/>
+            </w:tcBorders>
+            <w:noWrap/>
+            <w:vAlign w:val="center"/>
+          </w:tcPr>
+          <w:p>
+            <w:pPr>
+              <w:widowControl/>
+              <w:jc w:val="left"/>
+              <w:rPr>
+                <w:rFonts w:ascii="Calibri" w:eastAsia="Times New Roman" w:hAnsi="Calibri" w:cs="Calibri"/>
+                <w:color w:val="000000"/>
+                <w:kern w:val="0"/>
+                <w:sz w:val="20"/>
+                <w:szCs w:val="22"/>
+              </w:rPr>
+            </w:pPr>
+            <w:r>
+              <w:rPr>
                 <w:rFonts w:ascii="Calibri" w:eastAsia="Times New Roman" w:hAnsi="Calibri" w:cs="Calibri" w:hint="eastAsia"/>
                 <w:color w:val="000000"/>
                 <w:kern w:val="0"/>
                 <w:sz w:val="20"/>
                 <w:szCs w:val="22"/>
               </w:rPr>
-            </w:pPr>
-            <w:r>
-              <w:rPr>
-                <w:rFonts w:ascii="Calibri" w:eastAsia="Times New Roman" w:hAnsi="Calibri" w:cs="Calibri"/>
-                <w:color w:val="000000"/>
-                <w:kern w:val="0"/>
-                <w:sz w:val="20"/>
-                <w:szCs w:val="22"/>
-              </w:rPr>
               <w:t> </w:t>
             </w:r>
             <w:r>
@@ -1751,69 +1709,14 @@
                 <w:rFonts w:hint="eastAsia"/>
                 <w:szCs w:val="21"/>
               </w:rPr>
-              <w:t>箱型</w:t>
-            </w:r>
-            <w:r>
-              <w:rPr>
-                <w:szCs w:val="21"/>
-              </w:rPr>
-              <w:t>6}</w:t>
-            </w:r>
-          </w:p>
-        </w:tc>
-        <w:tc>
-          <w:tcPr>
-            <w:tcW w:w="2430" w:type="dxa"/>
-            <w:tcBorders>
-              <w:top w:val="nil"/>
-              <w:left w:val="nil"/>
-              <w:bottom w:val="single" w:sz="4" w:space="0" w:color="auto"/>
-              <w:right w:val="single" w:sz="4" w:space="0" w:color="auto"/>
-            </w:tcBorders>
-            <w:noWrap/>
-            <w:vAlign w:val="center"/>
-          </w:tcPr>
-          <w:p>
-            <w:pPr>
-              <w:widowControl/>
-              <w:jc w:val="left"/>
-              <w:rPr>
-                <w:rFonts w:ascii="Calibri" w:eastAsia="Times New Roman" w:hAnsi="Calibri" w:cs="Calibri" w:hint="eastAsia"/>
-                <w:color w:val="000000"/>
-                <w:kern w:val="0"/>
-                <w:sz w:val="20"/>
-                <w:szCs w:val="22"/>
-              </w:rPr>
-            </w:pPr>
-            <w:r>
-              <w:rPr>
-                <w:rFonts w:ascii="Calibri" w:eastAsia="Times New Roman" w:hAnsi="Calibri" w:cs="Calibri" w:hint="eastAsia"/>
-                <w:color w:val="000000"/>
-                <w:kern w:val="0"/>
-                <w:sz w:val="20"/>
-                <w:szCs w:val="22"/>
-              </w:rPr>
-              <w:t> </w:t>
-            </w:r>
-            <w:r>
-              <w:rPr>
-                <w:szCs w:val="21"/>
-              </w:rPr>
-              <w:t>{</w:t>
-            </w:r>
-            <w:r>
-              <w:rPr>
-                <w:rFonts w:hint="eastAsia"/>
-                <w:szCs w:val="21"/>
-              </w:rPr>
-              <w:t>提单号</w:t>
-            </w:r>
-            <w:r>
-              <w:rPr>
-                <w:rFonts w:hint="eastAsia"/>
-                <w:szCs w:val="21"/>
-              </w:rPr>
-              <w:t>1</w:t>
+              <w:t>并</w:t>
+            </w:r>
+            <w:r>
+              <w:rPr>
+                <w:rFonts w:hint="eastAsia"/>
+                <w:szCs w:val="21"/>
+              </w:rPr>
+              <w:t>单号</w:t>
             </w:r>
             <w:r>
               <w:rPr>
@@ -1929,21 +1832,21 @@
               <w:widowControl/>
               <w:jc w:val="left"/>
               <w:rPr>
-                <w:rFonts w:ascii="Calibri" w:eastAsia="Times New Roman" w:hAnsi="Calibri" w:cs="Calibri" w:hint="eastAsia"/>
-                <w:color w:val="000000"/>
-                <w:kern w:val="0"/>
-                <w:sz w:val="20"/>
-                <w:szCs w:val="22"/>
-              </w:rPr>
-            </w:pPr>
-            <w:r>
-              <w:rPr>
                 <w:rFonts w:ascii="Calibri" w:eastAsia="Times New Roman" w:hAnsi="Calibri" w:cs="Calibri"/>
                 <w:color w:val="000000"/>
                 <w:kern w:val="0"/>
                 <w:sz w:val="20"/>
                 <w:szCs w:val="22"/>
               </w:rPr>
+            </w:pPr>
+            <w:r>
+              <w:rPr>
+                <w:rFonts w:ascii="Calibri" w:eastAsia="Times New Roman" w:hAnsi="Calibri" w:cs="Calibri"/>
+                <w:color w:val="000000"/>
+                <w:kern w:val="0"/>
+                <w:sz w:val="20"/>
+                <w:szCs w:val="22"/>
+              </w:rPr>
               <w:t> </w:t>
             </w:r>
             <w:r>
@@ -1984,21 +1887,21 @@
               <w:widowControl/>
               <w:jc w:val="left"/>
               <w:rPr>
-                <w:rFonts w:ascii="Calibri" w:eastAsia="Times New Roman" w:hAnsi="Calibri" w:cs="Calibri" w:hint="eastAsia"/>
-                <w:color w:val="000000"/>
-                <w:kern w:val="0"/>
-                <w:sz w:val="20"/>
-                <w:szCs w:val="22"/>
-              </w:rPr>
-            </w:pPr>
-            <w:r>
-              <w:rPr>
                 <w:rFonts w:ascii="Calibri" w:eastAsia="Times New Roman" w:hAnsi="Calibri" w:cs="Calibri"/>
                 <w:color w:val="000000"/>
                 <w:kern w:val="0"/>
                 <w:sz w:val="20"/>
                 <w:szCs w:val="22"/>
               </w:rPr>
+            </w:pPr>
+            <w:r>
+              <w:rPr>
+                <w:rFonts w:ascii="Calibri" w:eastAsia="Times New Roman" w:hAnsi="Calibri" w:cs="Calibri"/>
+                <w:color w:val="000000"/>
+                <w:kern w:val="0"/>
+                <w:sz w:val="20"/>
+                <w:szCs w:val="22"/>
+              </w:rPr>
               <w:t> </w:t>
             </w:r>
             <w:r>
@@ -2012,18 +1915,25 @@
                 <w:rFonts w:hint="eastAsia"/>
                 <w:szCs w:val="21"/>
               </w:rPr>
-              <w:t>提单号</w:t>
-            </w:r>
-            <w:r>
-              <w:rPr>
-                <w:szCs w:val="21"/>
-              </w:rPr>
-              <w:t>1}</w:t>
+              <w:t>并</w:t>
+            </w:r>
+            <w:r>
+              <w:rPr>
+                <w:rFonts w:hint="eastAsia"/>
+                <w:szCs w:val="21"/>
+              </w:rPr>
+              <w:t>单号</w:t>
+            </w:r>
+            <w:r>
+              <w:rPr>
+                <w:szCs w:val="21"/>
+              </w:rPr>
+              <w:t>}</w:t>
             </w:r>
           </w:p>
         </w:tc>
       </w:tr>
-      <w:bookmarkEnd w:id="0"/>
+      <w:bookmarkEnd w:id="2"/>
       <w:tr>
         <w:trPr>
           <w:trHeight w:val="231"/>
@@ -2046,7 +1956,7 @@
               <w:jc w:val="left"/>
               <w:textAlignment w:val="center"/>
               <w:rPr>
-                <w:rFonts w:ascii="Calibri" w:eastAsiaTheme="minorEastAsia" w:hAnsi="Calibri" w:cs="Calibri" w:hint="eastAsia"/>
+                <w:rFonts w:ascii="Calibri" w:eastAsiaTheme="minorEastAsia" w:hAnsi="Calibri" w:cs="Calibri"/>
                 <w:color w:val="000000"/>
                 <w:kern w:val="0"/>
                 <w:sz w:val="20"/>
@@ -2073,7 +1983,7 @@
               <w:jc w:val="left"/>
               <w:textAlignment w:val="center"/>
               <w:rPr>
-                <w:rFonts w:ascii="Calibri" w:eastAsiaTheme="minorEastAsia" w:hAnsi="Calibri" w:cs="Calibri" w:hint="eastAsia"/>
+                <w:rFonts w:ascii="Calibri" w:eastAsiaTheme="minorEastAsia" w:hAnsi="Calibri" w:cs="Calibri"/>
                 <w:color w:val="000000"/>
                 <w:kern w:val="0"/>
                 <w:sz w:val="20"/>
@@ -2099,7 +2009,7 @@
               <w:widowControl/>
               <w:jc w:val="left"/>
               <w:rPr>
-                <w:rFonts w:ascii="Calibri" w:eastAsiaTheme="minorEastAsia" w:hAnsi="Calibri" w:cs="Calibri" w:hint="eastAsia"/>
+                <w:rFonts w:ascii="Calibri" w:eastAsiaTheme="minorEastAsia" w:hAnsi="Calibri" w:cs="Calibri"/>
                 <w:color w:val="000000"/>
                 <w:kern w:val="0"/>
                 <w:sz w:val="20"/>
@@ -2125,7 +2035,7 @@
               <w:widowControl/>
               <w:jc w:val="left"/>
               <w:rPr>
-                <w:rFonts w:ascii="Calibri" w:eastAsiaTheme="minorEastAsia" w:hAnsi="Calibri" w:cs="Calibri" w:hint="eastAsia"/>
+                <w:rFonts w:ascii="Calibri" w:eastAsiaTheme="minorEastAsia" w:hAnsi="Calibri" w:cs="Calibri"/>
                 <w:color w:val="000000"/>
                 <w:kern w:val="0"/>
                 <w:sz w:val="20"/>
@@ -2139,7 +2049,6 @@
     <w:p>
       <w:pPr>
         <w:rPr>
-          <w:rFonts w:hint="eastAsia"/>
           <w:szCs w:val="21"/>
         </w:rPr>
       </w:pPr>
@@ -2154,7 +2063,6 @@
     <w:p>
       <w:pPr>
         <w:rPr>
-          <w:rFonts w:hint="eastAsia"/>
           <w:szCs w:val="21"/>
         </w:rPr>
       </w:pPr>
@@ -2169,7 +2077,6 @@
     <w:p>
       <w:pPr>
         <w:rPr>
-          <w:rFonts w:hint="eastAsia"/>
           <w:szCs w:val="21"/>
         </w:rPr>
       </w:pPr>
@@ -2178,32 +2085,21 @@
       <w:pPr>
         <w:ind w:rightChars="440" w:right="924" w:firstLine="420"/>
         <w:rPr>
+          <w:szCs w:val="21"/>
+        </w:rPr>
+      </w:pPr>
+      <w:r>
+        <w:rPr>
           <w:rFonts w:hint="eastAsia"/>
           <w:szCs w:val="21"/>
         </w:rPr>
-      </w:pPr>
-      <w:r>
-        <w:rPr>
-          <w:rFonts w:hint="eastAsia"/>
-          <w:szCs w:val="21"/>
-        </w:rPr>
-        <w:t>出保人签字／单位盖章</w:t>
-      </w:r>
-      <w:proofErr w:type="gramStart"/>
-      <w:r>
-        <w:rPr>
-          <w:rFonts w:hint="eastAsia"/>
-          <w:szCs w:val="21"/>
-        </w:rPr>
-        <w:t xml:space="preserve">　　　　　　　　　　　　　　</w:t>
-      </w:r>
-      <w:proofErr w:type="gramEnd"/>
+        <w:t xml:space="preserve">出保人签字／单位盖章　　　　　　　　　　　　　　</w:t>
+      </w:r>
     </w:p>
     <w:p>
       <w:pPr>
         <w:ind w:rightChars="440" w:right="924" w:firstLine="420"/>
         <w:rPr>
-          <w:rFonts w:hint="eastAsia"/>
           <w:szCs w:val="21"/>
         </w:rPr>
       </w:pPr>
@@ -2226,7 +2122,6 @@
     <w:p>
       <w:pPr>
         <w:rPr>
-          <w:rFonts w:hint="eastAsia"/>
           <w:szCs w:val="21"/>
         </w:rPr>
       </w:pPr>
@@ -2243,23 +2138,7 @@
           <w:rFonts w:hint="eastAsia"/>
           <w:szCs w:val="21"/>
         </w:rPr>
-        <w:t>我们（即保函下签字的保证人）确认，</w:t>
-      </w:r>
-      <w:proofErr w:type="gramStart"/>
-      <w:r>
-        <w:rPr>
-          <w:rFonts w:hint="eastAsia"/>
-          <w:szCs w:val="21"/>
-        </w:rPr>
-        <w:t>本担保函</w:t>
-      </w:r>
-      <w:proofErr w:type="gramEnd"/>
-      <w:r>
-        <w:rPr>
-          <w:rFonts w:hint="eastAsia"/>
-          <w:szCs w:val="21"/>
-        </w:rPr>
-        <w:t>的电子版本与其原件具有相同的法律效力。</w:t>
+        <w:t>我们（即保函下签字的保证人）确认，本担保函的电子版本与其原件具有相同的法律效力。</w:t>
       </w:r>
     </w:p>
     <w:sectPr>
@@ -2340,11 +2219,54 @@
     <w:lsdException w:name="Emphasis" w:qFormat="1"/>
     <w:lsdException w:name="HTML Top of Form" w:semiHidden="1" w:uiPriority="99" w:unhideWhenUsed="1"/>
     <w:lsdException w:name="HTML Bottom of Form" w:semiHidden="1" w:uiPriority="99" w:unhideWhenUsed="1"/>
-    <w:lsdException w:name="Normal Table" w:semiHidden="1"/>
+    <w:lsdException w:name="Normal Table" w:semiHidden="1" w:unhideWhenUsed="1"/>
     <w:lsdException w:name="No List" w:semiHidden="1" w:uiPriority="99" w:unhideWhenUsed="1"/>
     <w:lsdException w:name="Outline List 1" w:semiHidden="1" w:uiPriority="99" w:unhideWhenUsed="1"/>
     <w:lsdException w:name="Outline List 2" w:semiHidden="1" w:uiPriority="99" w:unhideWhenUsed="1"/>
     <w:lsdException w:name="Outline List 3" w:semiHidden="1" w:uiPriority="99" w:unhideWhenUsed="1"/>
+    <w:lsdException w:name="Table Simple 1" w:semiHidden="1" w:unhideWhenUsed="1"/>
+    <w:lsdException w:name="Table Simple 2" w:semiHidden="1" w:unhideWhenUsed="1"/>
+    <w:lsdException w:name="Table Simple 3" w:semiHidden="1" w:unhideWhenUsed="1"/>
+    <w:lsdException w:name="Table Classic 1" w:semiHidden="1" w:unhideWhenUsed="1"/>
+    <w:lsdException w:name="Table Classic 2" w:semiHidden="1" w:unhideWhenUsed="1"/>
+    <w:lsdException w:name="Table Classic 3" w:semiHidden="1" w:unhideWhenUsed="1"/>
+    <w:lsdException w:name="Table Classic 4" w:semiHidden="1" w:unhideWhenUsed="1"/>
+    <w:lsdException w:name="Table Colorful 1" w:semiHidden="1" w:unhideWhenUsed="1"/>
+    <w:lsdException w:name="Table Colorful 2" w:semiHidden="1" w:unhideWhenUsed="1"/>
+    <w:lsdException w:name="Table Colorful 3" w:semiHidden="1" w:unhideWhenUsed="1"/>
+    <w:lsdException w:name="Table Columns 1" w:semiHidden="1" w:unhideWhenUsed="1"/>
+    <w:lsdException w:name="Table Columns 2" w:semiHidden="1" w:unhideWhenUsed="1"/>
+    <w:lsdException w:name="Table Columns 3" w:semiHidden="1" w:unhideWhenUsed="1"/>
+    <w:lsdException w:name="Table Columns 4" w:semiHidden="1" w:unhideWhenUsed="1"/>
+    <w:lsdException w:name="Table Columns 5" w:semiHidden="1" w:unhideWhenUsed="1"/>
+    <w:lsdException w:name="Table Grid 1" w:semiHidden="1" w:unhideWhenUsed="1"/>
+    <w:lsdException w:name="Table Grid 2" w:semiHidden="1" w:unhideWhenUsed="1"/>
+    <w:lsdException w:name="Table Grid 3" w:semiHidden="1" w:unhideWhenUsed="1"/>
+    <w:lsdException w:name="Table Grid 4" w:semiHidden="1" w:unhideWhenUsed="1"/>
+    <w:lsdException w:name="Table Grid 5" w:semiHidden="1" w:unhideWhenUsed="1"/>
+    <w:lsdException w:name="Table Grid 6" w:semiHidden="1" w:unhideWhenUsed="1"/>
+    <w:lsdException w:name="Table Grid 7" w:semiHidden="1" w:unhideWhenUsed="1"/>
+    <w:lsdException w:name="Table Grid 8" w:semiHidden="1" w:unhideWhenUsed="1"/>
+    <w:lsdException w:name="Table List 1" w:semiHidden="1" w:unhideWhenUsed="1"/>
+    <w:lsdException w:name="Table List 2" w:semiHidden="1" w:unhideWhenUsed="1"/>
+    <w:lsdException w:name="Table List 3" w:semiHidden="1" w:unhideWhenUsed="1"/>
+    <w:lsdException w:name="Table List 4" w:semiHidden="1" w:unhideWhenUsed="1"/>
+    <w:lsdException w:name="Table List 5" w:semiHidden="1" w:unhideWhenUsed="1"/>
+    <w:lsdException w:name="Table List 6" w:semiHidden="1" w:unhideWhenUsed="1"/>
+    <w:lsdException w:name="Table List 7" w:semiHidden="1" w:unhideWhenUsed="1"/>
+    <w:lsdException w:name="Table List 8" w:semiHidden="1" w:unhideWhenUsed="1"/>
+    <w:lsdException w:name="Table 3D effects 1" w:semiHidden="1" w:unhideWhenUsed="1"/>
+    <w:lsdException w:name="Table 3D effects 2" w:semiHidden="1" w:unhideWhenUsed="1"/>
+    <w:lsdException w:name="Table 3D effects 3" w:semiHidden="1" w:unhideWhenUsed="1"/>
+    <w:lsdException w:name="Table Contemporary" w:semiHidden="1" w:unhideWhenUsed="1"/>
+    <w:lsdException w:name="Table Elegant" w:semiHidden="1" w:unhideWhenUsed="1"/>
+    <w:lsdException w:name="Table Professional" w:semiHidden="1" w:unhideWhenUsed="1"/>
+    <w:lsdException w:name="Table Subtle 1" w:semiHidden="1" w:unhideWhenUsed="1"/>
+    <w:lsdException w:name="Table Subtle 2" w:semiHidden="1" w:unhideWhenUsed="1"/>
+    <w:lsdException w:name="Table Web 1" w:semiHidden="1" w:unhideWhenUsed="1"/>
+    <w:lsdException w:name="Table Web 2" w:semiHidden="1" w:unhideWhenUsed="1"/>
+    <w:lsdException w:name="Table Web 3" w:semiHidden="1" w:unhideWhenUsed="1"/>
+    <w:lsdException w:name="Table Theme" w:semiHidden="1" w:unhideWhenUsed="1"/>
     <w:lsdException w:name="Placeholder Text" w:semiHidden="1" w:uiPriority="99" w:unhideWhenUsed="1"/>
     <w:lsdException w:name="No Spacing" w:uiPriority="99" w:qFormat="1"/>
     <w:lsdException w:name="Light Shading" w:uiPriority="60"/>
@@ -2581,12 +2503,17 @@
   </w:style>
   <w:style w:type="character" w:default="1" w:styleId="a0">
     <w:name w:val="Default Paragraph Font"/>
+    <w:uiPriority w:val="1"/>
     <w:semiHidden/>
+    <w:unhideWhenUsed/>
   </w:style>
   <w:style w:type="table" w:default="1" w:styleId="a1">
     <w:name w:val="Normal Table"/>
+    <w:uiPriority w:val="99"/>
     <w:semiHidden/>
+    <w:unhideWhenUsed/>
     <w:tblPr>
+      <w:tblInd w:w="0" w:type="dxa"/>
       <w:tblCellMar>
         <w:top w:w="0" w:type="dxa"/>
         <w:left w:w="108" w:type="dxa"/>

--- a/templates/并单保函的格式.docx
+++ b/templates/并单保函的格式.docx
@@ -118,6 +118,13 @@
           <w:szCs w:val="21"/>
         </w:rPr>
         <w:t>单号</w:t>
+      </w:r>
+      <w:r>
+        <w:rPr>
+          <w:rFonts w:hint="eastAsia"/>
+          <w:szCs w:val="21"/>
+        </w:rPr>
+        <w:t>1</w:t>
       </w:r>
       <w:r>
         <w:rPr>
@@ -672,6 +679,13 @@
             <w:bookmarkEnd w:id="0"/>
             <w:r>
               <w:rPr>
+                <w:rFonts w:hint="eastAsia"/>
+                <w:szCs w:val="21"/>
+              </w:rPr>
+              <w:t>1</w:t>
+            </w:r>
+            <w:r>
+              <w:rPr>
                 <w:szCs w:val="21"/>
               </w:rPr>
               <w:t>}</w:t>
@@ -892,6 +906,13 @@
                 <w:szCs w:val="21"/>
               </w:rPr>
               <w:t>单号</w:t>
+            </w:r>
+            <w:r>
+              <w:rPr>
+                <w:rFonts w:hint="eastAsia"/>
+                <w:szCs w:val="21"/>
+              </w:rPr>
+              <w:t>2</w:t>
             </w:r>
             <w:r>
               <w:rPr>
@@ -1102,6 +1123,13 @@
             </w:r>
             <w:r>
               <w:rPr>
+                <w:rFonts w:hint="eastAsia"/>
+                <w:szCs w:val="21"/>
+              </w:rPr>
+              <w:t>3</w:t>
+            </w:r>
+            <w:r>
+              <w:rPr>
                 <w:szCs w:val="21"/>
               </w:rPr>
               <w:t>}</w:t>
@@ -1308,6 +1336,13 @@
             </w:r>
             <w:r>
               <w:rPr>
+                <w:rFonts w:hint="eastAsia"/>
+                <w:szCs w:val="21"/>
+              </w:rPr>
+              <w:t>4</w:t>
+            </w:r>
+            <w:r>
+              <w:rPr>
                 <w:szCs w:val="21"/>
               </w:rPr>
               <w:t>}</w:t>
@@ -1514,6 +1549,13 @@
             </w:r>
             <w:r>
               <w:rPr>
+                <w:rFonts w:hint="eastAsia"/>
+                <w:szCs w:val="21"/>
+              </w:rPr>
+              <w:t>5</w:t>
+            </w:r>
+            <w:r>
+              <w:rPr>
                 <w:szCs w:val="21"/>
               </w:rPr>
               <w:t>}</w:t>
@@ -1720,6 +1762,13 @@
             </w:r>
             <w:r>
               <w:rPr>
+                <w:rFonts w:hint="eastAsia"/>
+                <w:szCs w:val="21"/>
+              </w:rPr>
+              <w:t>6</w:t>
+            </w:r>
+            <w:r>
+              <w:rPr>
                 <w:szCs w:val="21"/>
               </w:rPr>
               <w:t>}</w:t>
@@ -1923,6 +1972,13 @@
                 <w:szCs w:val="21"/>
               </w:rPr>
               <w:t>单号</w:t>
+            </w:r>
+            <w:r>
+              <w:rPr>
+                <w:rFonts w:hint="eastAsia"/>
+                <w:szCs w:val="21"/>
+              </w:rPr>
+              <w:t>7</w:t>
             </w:r>
             <w:r>
               <w:rPr>

--- a/templates/并单保函的格式.docx
+++ b/templates/并单保函的格式.docx
@@ -10,6 +10,7 @@
           <w:sz w:val="24"/>
         </w:rPr>
       </w:pPr>
+      <w:proofErr w:type="gramStart"/>
       <w:r>
         <w:rPr>
           <w:rFonts w:eastAsia="华文宋体" w:hint="eastAsia"/>
@@ -18,6 +19,7 @@
         </w:rPr>
         <w:t>并单保函</w:t>
       </w:r>
+      <w:proofErr w:type="gramEnd"/>
     </w:p>
     <w:p>
       <w:pPr>
@@ -151,7 +153,23 @@
           <w:rFonts w:hint="eastAsia"/>
           <w:szCs w:val="21"/>
         </w:rPr>
-        <w:t>因我司业务需要，特恳请贵司将上述提单号合并成如下提单号来签发提单，我司将自行通知船代及海关，并无条件承担由此产生的一切风险、责任及损失。</w:t>
+        <w:t>因我司业务需要，特恳请贵司将上述提单号合并成如下提单号来签发提单，我司将自行通知</w:t>
+      </w:r>
+      <w:proofErr w:type="gramStart"/>
+      <w:r>
+        <w:rPr>
+          <w:rFonts w:hint="eastAsia"/>
+          <w:szCs w:val="21"/>
+        </w:rPr>
+        <w:t>船代及海关</w:t>
+      </w:r>
+      <w:proofErr w:type="gramEnd"/>
+      <w:r>
+        <w:rPr>
+          <w:rFonts w:hint="eastAsia"/>
+          <w:szCs w:val="21"/>
+        </w:rPr>
+        <w:t>，并无条件承担由此产生的一切风险、责任及损失。</w:t>
       </w:r>
     </w:p>
     <w:p>
@@ -180,7 +198,25 @@
           <w:b/>
           <w:sz w:val="24"/>
         </w:rPr>
-        <w:t>我公司承诺，并单同时，我公司将按照更新后的提单号码及内容重新发送</w:t>
+        <w:t>我公司承诺，</w:t>
+      </w:r>
+      <w:proofErr w:type="gramStart"/>
+      <w:r>
+        <w:rPr>
+          <w:rFonts w:hint="eastAsia"/>
+          <w:b/>
+          <w:sz w:val="24"/>
+        </w:rPr>
+        <w:t>并单同时</w:t>
+      </w:r>
+      <w:proofErr w:type="gramEnd"/>
+      <w:r>
+        <w:rPr>
+          <w:rFonts w:hint="eastAsia"/>
+          <w:b/>
+          <w:sz w:val="24"/>
+        </w:rPr>
+        <w:t>，我公司将按照更新后的提单号码及内容重新发送</w:t>
       </w:r>
       <w:r>
         <w:rPr>
@@ -270,8 +306,8 @@
       <w:tblGrid>
         <w:gridCol w:w="1818"/>
         <w:gridCol w:w="2160"/>
-        <w:gridCol w:w="2430"/>
-        <w:gridCol w:w="2430"/>
+        <w:gridCol w:w="1829"/>
+        <w:gridCol w:w="3031"/>
       </w:tblGrid>
       <w:tr>
         <w:trPr>
@@ -361,7 +397,7 @@
         </w:tc>
         <w:tc>
           <w:tcPr>
-            <w:tcW w:w="2430" w:type="dxa"/>
+            <w:tcW w:w="1829" w:type="dxa"/>
             <w:tcBorders>
               <w:top w:val="single" w:sz="4" w:space="0" w:color="auto"/>
               <w:left w:val="nil"/>
@@ -402,7 +438,7 @@
         </w:tc>
         <w:tc>
           <w:tcPr>
-            <w:tcW w:w="2430" w:type="dxa"/>
+            <w:tcW w:w="3031" w:type="dxa"/>
             <w:tcBorders>
               <w:top w:val="single" w:sz="4" w:space="0" w:color="auto"/>
               <w:left w:val="nil"/>
@@ -427,6 +463,7 @@
                 <w:szCs w:val="28"/>
               </w:rPr>
             </w:pPr>
+            <w:proofErr w:type="gramStart"/>
             <w:r>
               <w:rPr>
                 <w:rFonts w:ascii="SimSun" w:hAnsi="SimSun" w:cs="Calibri" w:hint="eastAsia"/>
@@ -437,7 +474,20 @@
                 <w:sz w:val="20"/>
                 <w:szCs w:val="28"/>
               </w:rPr>
-              <w:t>并单后提单号</w:t>
+              <w:t>并单后</w:t>
+            </w:r>
+            <w:proofErr w:type="gramEnd"/>
+            <w:r>
+              <w:rPr>
+                <w:rFonts w:ascii="SimSun" w:hAnsi="SimSun" w:cs="Calibri" w:hint="eastAsia"/>
+                <w:b/>
+                <w:bCs/>
+                <w:color w:val="000000"/>
+                <w:kern w:val="0"/>
+                <w:sz w:val="20"/>
+                <w:szCs w:val="28"/>
+              </w:rPr>
+              <w:t>提单号</w:t>
             </w:r>
           </w:p>
         </w:tc>
@@ -561,7 +611,7 @@
         </w:tc>
         <w:tc>
           <w:tcPr>
-            <w:tcW w:w="2430" w:type="dxa"/>
+            <w:tcW w:w="1829" w:type="dxa"/>
             <w:tcBorders>
               <w:top w:val="nil"/>
               <w:left w:val="nil"/>
@@ -623,7 +673,7 @@
         </w:tc>
         <w:tc>
           <w:tcPr>
-            <w:tcW w:w="2430" w:type="dxa"/>
+            <w:tcW w:w="3031" w:type="dxa"/>
             <w:tcBorders>
               <w:top w:val="nil"/>
               <w:left w:val="nil"/>
@@ -638,25 +688,29 @@
               <w:widowControl/>
               <w:jc w:val="left"/>
               <w:rPr>
-                <w:rFonts w:ascii="Calibri" w:eastAsia="Times New Roman" w:hAnsi="Calibri" w:cs="Calibri"/>
-                <w:color w:val="000000"/>
-                <w:kern w:val="0"/>
-                <w:sz w:val="20"/>
-                <w:szCs w:val="22"/>
-              </w:rPr>
-            </w:pPr>
-            <w:r>
-              <w:rPr>
-                <w:rFonts w:ascii="Calibri" w:eastAsia="Times New Roman" w:hAnsi="Calibri" w:cs="Calibri" w:hint="eastAsia"/>
-                <w:color w:val="000000"/>
-                <w:kern w:val="0"/>
-                <w:sz w:val="20"/>
-                <w:szCs w:val="22"/>
+                <w:rFonts w:eastAsia="Times New Roman"/>
+                <w:b/>
+                <w:bCs/>
+                <w:color w:val="000000"/>
+                <w:kern w:val="0"/>
+                <w:szCs w:val="21"/>
+              </w:rPr>
+            </w:pPr>
+            <w:r>
+              <w:rPr>
+                <w:rFonts w:eastAsia="Times New Roman"/>
+                <w:b/>
+                <w:bCs/>
+                <w:color w:val="000000"/>
+                <w:kern w:val="0"/>
+                <w:szCs w:val="21"/>
               </w:rPr>
               <w:t> </w:t>
             </w:r>
             <w:r>
               <w:rPr>
+                <w:b/>
+                <w:bCs/>
                 <w:szCs w:val="21"/>
               </w:rPr>
               <w:t>{</w:t>
@@ -664,14 +718,16 @@
             <w:bookmarkStart w:id="0" w:name="OLE_LINK1"/>
             <w:r>
               <w:rPr>
-                <w:rFonts w:hint="eastAsia"/>
+                <w:b/>
+                <w:bCs/>
                 <w:szCs w:val="21"/>
               </w:rPr>
               <w:t>并</w:t>
             </w:r>
             <w:r>
               <w:rPr>
-                <w:rFonts w:hint="eastAsia"/>
+                <w:b/>
+                <w:bCs/>
                 <w:szCs w:val="21"/>
               </w:rPr>
               <w:t>单号</w:t>
@@ -679,13 +735,16 @@
             <w:bookmarkEnd w:id="0"/>
             <w:r>
               <w:rPr>
-                <w:rFonts w:hint="eastAsia"/>
+                <w:b/>
+                <w:bCs/>
                 <w:szCs w:val="21"/>
               </w:rPr>
               <w:t>1</w:t>
             </w:r>
             <w:r>
               <w:rPr>
+                <w:b/>
+                <w:bCs/>
                 <w:szCs w:val="21"/>
               </w:rPr>
               <w:t>}</w:t>
@@ -800,7 +859,7 @@
         </w:tc>
         <w:tc>
           <w:tcPr>
-            <w:tcW w:w="2430" w:type="dxa"/>
+            <w:tcW w:w="1829" w:type="dxa"/>
             <w:tcBorders>
               <w:top w:val="nil"/>
               <w:left w:val="nil"/>
@@ -855,7 +914,7 @@
         </w:tc>
         <w:tc>
           <w:tcPr>
-            <w:tcW w:w="2430" w:type="dxa"/>
+            <w:tcW w:w="3031" w:type="dxa"/>
             <w:tcBorders>
               <w:top w:val="nil"/>
               <w:left w:val="nil"/>
@@ -870,56 +929,76 @@
               <w:widowControl/>
               <w:jc w:val="left"/>
               <w:rPr>
-                <w:rFonts w:ascii="Calibri" w:eastAsia="Times New Roman" w:hAnsi="Calibri" w:cs="Calibri"/>
-                <w:color w:val="000000"/>
-                <w:kern w:val="0"/>
-                <w:sz w:val="20"/>
-                <w:szCs w:val="22"/>
-              </w:rPr>
-            </w:pPr>
-            <w:r>
-              <w:rPr>
-                <w:rFonts w:ascii="Calibri" w:eastAsia="Times New Roman" w:hAnsi="Calibri" w:cs="Calibri" w:hint="eastAsia"/>
-                <w:color w:val="000000"/>
-                <w:kern w:val="0"/>
-                <w:sz w:val="20"/>
-                <w:szCs w:val="22"/>
+                <w:rFonts w:eastAsia="Times New Roman"/>
+                <w:b/>
+                <w:bCs/>
+                <w:color w:val="000000"/>
+                <w:kern w:val="0"/>
+                <w:szCs w:val="21"/>
+              </w:rPr>
+            </w:pPr>
+            <w:r>
+              <w:rPr>
+                <w:rFonts w:eastAsia="Times New Roman"/>
+                <w:b/>
+                <w:bCs/>
+                <w:color w:val="000000"/>
+                <w:kern w:val="0"/>
+                <w:szCs w:val="21"/>
               </w:rPr>
               <w:t> </w:t>
             </w:r>
-            <w:r>
-              <w:rPr>
-                <w:szCs w:val="21"/>
-              </w:rPr>
-              <w:t>{</w:t>
-            </w:r>
-            <w:r>
-              <w:rPr>
-                <w:rFonts w:hint="eastAsia"/>
-                <w:szCs w:val="21"/>
-              </w:rPr>
-              <w:t>并</w:t>
-            </w:r>
-            <w:r>
-              <w:rPr>
-                <w:rFonts w:hint="eastAsia"/>
-                <w:szCs w:val="21"/>
-              </w:rPr>
-              <w:t>单号</w:t>
-            </w:r>
-            <w:r>
-              <w:rPr>
-                <w:rFonts w:hint="eastAsia"/>
-                <w:szCs w:val="21"/>
-              </w:rPr>
-              <w:t>2</w:t>
-            </w:r>
-            <w:r>
-              <w:rPr>
-                <w:szCs w:val="21"/>
-              </w:rPr>
-              <w:t>}</w:t>
-            </w:r>
+            <w:bookmarkStart w:id="3" w:name="OLE_LINK2"/>
+            <w:r>
+              <w:rPr>
+                <w:rFonts w:eastAsia="Times New Roman"/>
+                <w:b/>
+                <w:bCs/>
+                <w:color w:val="000000"/>
+                <w:szCs w:val="21"/>
+              </w:rPr>
+              <w:fldChar w:fldCharType="begin"/>
+            </w:r>
+            <w:r>
+              <w:rPr>
+                <w:rFonts w:eastAsia="Times New Roman"/>
+                <w:b/>
+                <w:bCs/>
+                <w:color w:val="000000"/>
+                <w:szCs w:val="21"/>
+              </w:rPr>
+              <w:instrText xml:space="preserve"> </w:instrText>
+            </w:r>
+            <w:r>
+              <w:rPr>
+                <w:b/>
+                <w:bCs/>
+                <w:color w:val="000000"/>
+                <w:szCs w:val="21"/>
+              </w:rPr>
+              <w:instrText>IF A3&lt;&gt;"" D2 ""</w:instrText>
+            </w:r>
+            <w:r>
+              <w:rPr>
+                <w:rFonts w:eastAsia="Times New Roman"/>
+                <w:b/>
+                <w:bCs/>
+                <w:color w:val="000000"/>
+                <w:szCs w:val="21"/>
+              </w:rPr>
+              <w:instrText xml:space="preserve"> </w:instrText>
+            </w:r>
+            <w:r>
+              <w:rPr>
+                <w:rFonts w:eastAsia="Times New Roman"/>
+                <w:b/>
+                <w:bCs/>
+                <w:color w:val="000000"/>
+                <w:szCs w:val="21"/>
+              </w:rPr>
+              <w:fldChar w:fldCharType="end"/>
+            </w:r>
+            <w:bookmarkEnd w:id="3"/>
           </w:p>
         </w:tc>
       </w:tr>
@@ -1014,7 +1093,7 @@
         </w:tc>
         <w:tc>
           <w:tcPr>
-            <w:tcW w:w="2430" w:type="dxa"/>
+            <w:tcW w:w="1829" w:type="dxa"/>
             <w:tcBorders>
               <w:top w:val="nil"/>
               <w:left w:val="nil"/>
@@ -1069,7 +1148,7 @@
         </w:tc>
         <w:tc>
           <w:tcPr>
-            <w:tcW w:w="2430" w:type="dxa"/>
+            <w:tcW w:w="3031" w:type="dxa"/>
             <w:tcBorders>
               <w:top w:val="nil"/>
               <w:left w:val="nil"/>
@@ -1084,55 +1163,66 @@
               <w:widowControl/>
               <w:jc w:val="left"/>
               <w:rPr>
-                <w:rFonts w:ascii="Calibri" w:eastAsia="Times New Roman" w:hAnsi="Calibri" w:cs="Calibri"/>
-                <w:color w:val="000000"/>
-                <w:kern w:val="0"/>
-                <w:sz w:val="20"/>
-                <w:szCs w:val="22"/>
-              </w:rPr>
-            </w:pPr>
-            <w:r>
-              <w:rPr>
-                <w:rFonts w:ascii="Calibri" w:eastAsia="Times New Roman" w:hAnsi="Calibri" w:cs="Calibri" w:hint="eastAsia"/>
-                <w:color w:val="000000"/>
-                <w:kern w:val="0"/>
-                <w:sz w:val="20"/>
-                <w:szCs w:val="22"/>
+                <w:rFonts w:eastAsia="Times New Roman"/>
+                <w:b/>
+                <w:bCs/>
+                <w:color w:val="000000"/>
+                <w:szCs w:val="21"/>
+              </w:rPr>
+            </w:pPr>
+            <w:r>
+              <w:rPr>
+                <w:rFonts w:eastAsia="Times New Roman"/>
+                <w:b/>
+                <w:bCs/>
+                <w:color w:val="000000"/>
+                <w:kern w:val="0"/>
+                <w:szCs w:val="21"/>
               </w:rPr>
               <w:t> </w:t>
             </w:r>
             <w:r>
               <w:rPr>
-                <w:szCs w:val="21"/>
-              </w:rPr>
-              <w:t>{</w:t>
-            </w:r>
-            <w:r>
-              <w:rPr>
-                <w:rFonts w:hint="eastAsia"/>
-                <w:szCs w:val="21"/>
-              </w:rPr>
-              <w:t>并</w:t>
-            </w:r>
-            <w:r>
-              <w:rPr>
-                <w:rFonts w:hint="eastAsia"/>
-                <w:szCs w:val="21"/>
-              </w:rPr>
-              <w:t>单号</w:t>
-            </w:r>
-            <w:r>
-              <w:rPr>
-                <w:rFonts w:hint="eastAsia"/>
-                <w:szCs w:val="21"/>
-              </w:rPr>
-              <w:t>3</w:t>
-            </w:r>
-            <w:r>
-              <w:rPr>
-                <w:szCs w:val="21"/>
-              </w:rPr>
-              <w:t>}</w:t>
+                <w:rFonts w:eastAsia="Times New Roman"/>
+                <w:b/>
+                <w:bCs/>
+                <w:color w:val="000000"/>
+                <w:kern w:val="0"/>
+                <w:szCs w:val="21"/>
+              </w:rPr>
+              <w:fldChar w:fldCharType="begin"/>
+            </w:r>
+            <w:r>
+              <w:rPr>
+                <w:rFonts w:eastAsia="Times New Roman"/>
+                <w:b/>
+                <w:bCs/>
+                <w:color w:val="000000"/>
+                <w:kern w:val="0"/>
+                <w:szCs w:val="21"/>
+              </w:rPr>
+              <w:instrText xml:space="preserve"> </w:instrText>
+            </w:r>
+            <w:r>
+              <w:rPr>
+                <w:rFonts w:eastAsia="Times New Roman"/>
+                <w:b/>
+                <w:bCs/>
+                <w:color w:val="000000"/>
+                <w:szCs w:val="21"/>
+              </w:rPr>
+              <w:instrText>IF A4&lt;&gt;"" D2 ""</w:instrText>
+            </w:r>
+            <w:r>
+              <w:rPr>
+                <w:rFonts w:eastAsia="Times New Roman"/>
+                <w:b/>
+                <w:bCs/>
+                <w:color w:val="000000"/>
+                <w:kern w:val="0"/>
+                <w:szCs w:val="21"/>
+              </w:rPr>
+              <w:fldChar w:fldCharType="end"/>
             </w:r>
           </w:p>
         </w:tc>
@@ -1227,7 +1317,7 @@
         </w:tc>
         <w:tc>
           <w:tcPr>
-            <w:tcW w:w="2430" w:type="dxa"/>
+            <w:tcW w:w="1829" w:type="dxa"/>
             <w:tcBorders>
               <w:top w:val="nil"/>
               <w:left w:val="nil"/>
@@ -1282,7 +1372,7 @@
         </w:tc>
         <w:tc>
           <w:tcPr>
-            <w:tcW w:w="2430" w:type="dxa"/>
+            <w:tcW w:w="3031" w:type="dxa"/>
             <w:tcBorders>
               <w:top w:val="nil"/>
               <w:left w:val="nil"/>
@@ -1297,55 +1387,46 @@
               <w:widowControl/>
               <w:jc w:val="left"/>
               <w:rPr>
-                <w:rFonts w:ascii="Calibri" w:eastAsia="Times New Roman" w:hAnsi="Calibri" w:cs="Calibri"/>
-                <w:color w:val="000000"/>
-                <w:kern w:val="0"/>
-                <w:sz w:val="20"/>
-                <w:szCs w:val="22"/>
-              </w:rPr>
-            </w:pPr>
-            <w:r>
-              <w:rPr>
-                <w:rFonts w:ascii="Calibri" w:eastAsia="Times New Roman" w:hAnsi="Calibri" w:cs="Calibri" w:hint="eastAsia"/>
-                <w:color w:val="000000"/>
-                <w:kern w:val="0"/>
-                <w:sz w:val="20"/>
-                <w:szCs w:val="22"/>
-              </w:rPr>
-              <w:t> </w:t>
-            </w:r>
-            <w:r>
-              <w:rPr>
-                <w:szCs w:val="21"/>
-              </w:rPr>
-              <w:t>{</w:t>
-            </w:r>
-            <w:r>
-              <w:rPr>
-                <w:rFonts w:hint="eastAsia"/>
-                <w:szCs w:val="21"/>
-              </w:rPr>
-              <w:t>并</w:t>
-            </w:r>
-            <w:r>
-              <w:rPr>
-                <w:rFonts w:hint="eastAsia"/>
-                <w:szCs w:val="21"/>
-              </w:rPr>
-              <w:t>单号</w:t>
-            </w:r>
-            <w:r>
-              <w:rPr>
-                <w:rFonts w:hint="eastAsia"/>
-                <w:szCs w:val="21"/>
-              </w:rPr>
-              <w:t>4</w:t>
-            </w:r>
-            <w:r>
-              <w:rPr>
-                <w:szCs w:val="21"/>
-              </w:rPr>
-              <w:t>}</w:t>
+                <w:rFonts w:eastAsia="Times New Roman"/>
+                <w:b/>
+                <w:bCs/>
+                <w:color w:val="000000"/>
+                <w:kern w:val="0"/>
+                <w:szCs w:val="21"/>
+              </w:rPr>
+            </w:pPr>
+            <w:r>
+              <w:rPr>
+                <w:rFonts w:eastAsia="Times New Roman"/>
+                <w:b/>
+                <w:bCs/>
+                <w:color w:val="000000"/>
+                <w:kern w:val="0"/>
+                <w:szCs w:val="21"/>
+              </w:rPr>
+              <w:fldChar w:fldCharType="begin"/>
+            </w:r>
+            <w:r>
+              <w:rPr>
+                <w:rFonts w:eastAsia="Times New Roman"/>
+                <w:b/>
+                <w:bCs/>
+                <w:color w:val="000000"/>
+                <w:kern w:val="0"/>
+                <w:szCs w:val="21"/>
+              </w:rPr>
+              <w:instrText xml:space="preserve"> IF A5&lt;&gt;"" D2 "" </w:instrText>
+            </w:r>
+            <w:r>
+              <w:rPr>
+                <w:rFonts w:eastAsia="Times New Roman"/>
+                <w:b/>
+                <w:bCs/>
+                <w:color w:val="000000"/>
+                <w:kern w:val="0"/>
+                <w:szCs w:val="21"/>
+              </w:rPr>
+              <w:fldChar w:fldCharType="end"/>
             </w:r>
           </w:p>
         </w:tc>
@@ -1440,7 +1521,7 @@
         </w:tc>
         <w:tc>
           <w:tcPr>
-            <w:tcW w:w="2430" w:type="dxa"/>
+            <w:tcW w:w="1829" w:type="dxa"/>
             <w:tcBorders>
               <w:top w:val="nil"/>
               <w:left w:val="nil"/>
@@ -1495,7 +1576,7 @@
         </w:tc>
         <w:tc>
           <w:tcPr>
-            <w:tcW w:w="2430" w:type="dxa"/>
+            <w:tcW w:w="3031" w:type="dxa"/>
             <w:tcBorders>
               <w:top w:val="nil"/>
               <w:left w:val="nil"/>
@@ -1510,55 +1591,46 @@
               <w:widowControl/>
               <w:jc w:val="left"/>
               <w:rPr>
-                <w:rFonts w:ascii="Calibri" w:eastAsia="Times New Roman" w:hAnsi="Calibri" w:cs="Calibri"/>
-                <w:color w:val="000000"/>
-                <w:kern w:val="0"/>
-                <w:sz w:val="20"/>
-                <w:szCs w:val="22"/>
-              </w:rPr>
-            </w:pPr>
-            <w:r>
-              <w:rPr>
-                <w:rFonts w:ascii="Calibri" w:eastAsia="Times New Roman" w:hAnsi="Calibri" w:cs="Calibri" w:hint="eastAsia"/>
-                <w:color w:val="000000"/>
-                <w:kern w:val="0"/>
-                <w:sz w:val="20"/>
-                <w:szCs w:val="22"/>
-              </w:rPr>
-              <w:t> </w:t>
-            </w:r>
-            <w:r>
-              <w:rPr>
-                <w:szCs w:val="21"/>
-              </w:rPr>
-              <w:t>{</w:t>
-            </w:r>
-            <w:r>
-              <w:rPr>
-                <w:rFonts w:hint="eastAsia"/>
-                <w:szCs w:val="21"/>
-              </w:rPr>
-              <w:t>并</w:t>
-            </w:r>
-            <w:r>
-              <w:rPr>
-                <w:rFonts w:hint="eastAsia"/>
-                <w:szCs w:val="21"/>
-              </w:rPr>
-              <w:t>单号</w:t>
-            </w:r>
-            <w:r>
-              <w:rPr>
-                <w:rFonts w:hint="eastAsia"/>
-                <w:szCs w:val="21"/>
-              </w:rPr>
-              <w:t>5</w:t>
-            </w:r>
-            <w:r>
-              <w:rPr>
-                <w:szCs w:val="21"/>
-              </w:rPr>
-              <w:t>}</w:t>
+                <w:rFonts w:eastAsia="Times New Roman"/>
+                <w:b/>
+                <w:bCs/>
+                <w:color w:val="000000"/>
+                <w:kern w:val="0"/>
+                <w:szCs w:val="21"/>
+              </w:rPr>
+            </w:pPr>
+            <w:r>
+              <w:rPr>
+                <w:rFonts w:eastAsia="Times New Roman"/>
+                <w:b/>
+                <w:bCs/>
+                <w:color w:val="000000"/>
+                <w:kern w:val="0"/>
+                <w:szCs w:val="21"/>
+              </w:rPr>
+              <w:fldChar w:fldCharType="begin"/>
+            </w:r>
+            <w:r>
+              <w:rPr>
+                <w:rFonts w:eastAsia="Times New Roman"/>
+                <w:b/>
+                <w:bCs/>
+                <w:color w:val="000000"/>
+                <w:kern w:val="0"/>
+                <w:szCs w:val="21"/>
+              </w:rPr>
+              <w:instrText xml:space="preserve"> IF A6&lt;&gt;"" D2 "" </w:instrText>
+            </w:r>
+            <w:r>
+              <w:rPr>
+                <w:rFonts w:eastAsia="Times New Roman"/>
+                <w:b/>
+                <w:bCs/>
+                <w:color w:val="000000"/>
+                <w:kern w:val="0"/>
+                <w:szCs w:val="21"/>
+              </w:rPr>
+              <w:fldChar w:fldCharType="end"/>
             </w:r>
           </w:p>
         </w:tc>
@@ -1653,7 +1725,7 @@
         </w:tc>
         <w:tc>
           <w:tcPr>
-            <w:tcW w:w="2430" w:type="dxa"/>
+            <w:tcW w:w="1829" w:type="dxa"/>
             <w:tcBorders>
               <w:top w:val="nil"/>
               <w:left w:val="nil"/>
@@ -1708,7 +1780,7 @@
         </w:tc>
         <w:tc>
           <w:tcPr>
-            <w:tcW w:w="2430" w:type="dxa"/>
+            <w:tcW w:w="3031" w:type="dxa"/>
             <w:tcBorders>
               <w:top w:val="nil"/>
               <w:left w:val="nil"/>
@@ -1723,55 +1795,46 @@
               <w:widowControl/>
               <w:jc w:val="left"/>
               <w:rPr>
-                <w:rFonts w:ascii="Calibri" w:eastAsia="Times New Roman" w:hAnsi="Calibri" w:cs="Calibri"/>
-                <w:color w:val="000000"/>
-                <w:kern w:val="0"/>
-                <w:sz w:val="20"/>
-                <w:szCs w:val="22"/>
-              </w:rPr>
-            </w:pPr>
-            <w:r>
-              <w:rPr>
-                <w:rFonts w:ascii="Calibri" w:eastAsia="Times New Roman" w:hAnsi="Calibri" w:cs="Calibri" w:hint="eastAsia"/>
-                <w:color w:val="000000"/>
-                <w:kern w:val="0"/>
-                <w:sz w:val="20"/>
-                <w:szCs w:val="22"/>
-              </w:rPr>
-              <w:t> </w:t>
-            </w:r>
-            <w:r>
-              <w:rPr>
-                <w:szCs w:val="21"/>
-              </w:rPr>
-              <w:t>{</w:t>
-            </w:r>
-            <w:r>
-              <w:rPr>
-                <w:rFonts w:hint="eastAsia"/>
-                <w:szCs w:val="21"/>
-              </w:rPr>
-              <w:t>并</w:t>
-            </w:r>
-            <w:r>
-              <w:rPr>
-                <w:rFonts w:hint="eastAsia"/>
-                <w:szCs w:val="21"/>
-              </w:rPr>
-              <w:t>单号</w:t>
-            </w:r>
-            <w:r>
-              <w:rPr>
-                <w:rFonts w:hint="eastAsia"/>
-                <w:szCs w:val="21"/>
-              </w:rPr>
-              <w:t>6</w:t>
-            </w:r>
-            <w:r>
-              <w:rPr>
-                <w:szCs w:val="21"/>
-              </w:rPr>
-              <w:t>}</w:t>
+                <w:rFonts w:eastAsia="Times New Roman"/>
+                <w:b/>
+                <w:bCs/>
+                <w:color w:val="000000"/>
+                <w:kern w:val="0"/>
+                <w:szCs w:val="21"/>
+              </w:rPr>
+            </w:pPr>
+            <w:r>
+              <w:rPr>
+                <w:rFonts w:eastAsia="Times New Roman"/>
+                <w:b/>
+                <w:bCs/>
+                <w:color w:val="000000"/>
+                <w:kern w:val="0"/>
+                <w:szCs w:val="21"/>
+              </w:rPr>
+              <w:fldChar w:fldCharType="begin"/>
+            </w:r>
+            <w:r>
+              <w:rPr>
+                <w:rFonts w:eastAsia="Times New Roman"/>
+                <w:b/>
+                <w:bCs/>
+                <w:color w:val="000000"/>
+                <w:kern w:val="0"/>
+                <w:szCs w:val="21"/>
+              </w:rPr>
+              <w:instrText xml:space="preserve"> IF A7&lt;&gt;"" D2 "" </w:instrText>
+            </w:r>
+            <w:r>
+              <w:rPr>
+                <w:rFonts w:eastAsia="Times New Roman"/>
+                <w:b/>
+                <w:bCs/>
+                <w:color w:val="000000"/>
+                <w:kern w:val="0"/>
+                <w:szCs w:val="21"/>
+              </w:rPr>
+              <w:fldChar w:fldCharType="end"/>
             </w:r>
           </w:p>
         </w:tc>
@@ -1866,7 +1929,7 @@
         </w:tc>
         <w:tc>
           <w:tcPr>
-            <w:tcW w:w="2430" w:type="dxa"/>
+            <w:tcW w:w="1829" w:type="dxa"/>
             <w:tcBorders>
               <w:top w:val="nil"/>
               <w:left w:val="nil"/>
@@ -1921,7 +1984,7 @@
         </w:tc>
         <w:tc>
           <w:tcPr>
-            <w:tcW w:w="2430" w:type="dxa"/>
+            <w:tcW w:w="3031" w:type="dxa"/>
             <w:tcBorders>
               <w:top w:val="nil"/>
               <w:left w:val="nil"/>
@@ -1936,55 +1999,46 @@
               <w:widowControl/>
               <w:jc w:val="left"/>
               <w:rPr>
-                <w:rFonts w:ascii="Calibri" w:eastAsia="Times New Roman" w:hAnsi="Calibri" w:cs="Calibri"/>
-                <w:color w:val="000000"/>
-                <w:kern w:val="0"/>
-                <w:sz w:val="20"/>
-                <w:szCs w:val="22"/>
-              </w:rPr>
-            </w:pPr>
-            <w:r>
-              <w:rPr>
-                <w:rFonts w:ascii="Calibri" w:eastAsia="Times New Roman" w:hAnsi="Calibri" w:cs="Calibri"/>
-                <w:color w:val="000000"/>
-                <w:kern w:val="0"/>
-                <w:sz w:val="20"/>
-                <w:szCs w:val="22"/>
-              </w:rPr>
-              <w:t> </w:t>
-            </w:r>
-            <w:r>
-              <w:rPr>
-                <w:szCs w:val="21"/>
-              </w:rPr>
-              <w:t>{</w:t>
-            </w:r>
-            <w:r>
-              <w:rPr>
-                <w:rFonts w:hint="eastAsia"/>
-                <w:szCs w:val="21"/>
-              </w:rPr>
-              <w:t>并</w:t>
-            </w:r>
-            <w:r>
-              <w:rPr>
-                <w:rFonts w:hint="eastAsia"/>
-                <w:szCs w:val="21"/>
-              </w:rPr>
-              <w:t>单号</w:t>
-            </w:r>
-            <w:r>
-              <w:rPr>
-                <w:rFonts w:hint="eastAsia"/>
-                <w:szCs w:val="21"/>
-              </w:rPr>
-              <w:t>7</w:t>
-            </w:r>
-            <w:r>
-              <w:rPr>
-                <w:szCs w:val="21"/>
-              </w:rPr>
-              <w:t>}</w:t>
+                <w:rFonts w:eastAsia="Times New Roman"/>
+                <w:b/>
+                <w:bCs/>
+                <w:color w:val="000000"/>
+                <w:kern w:val="0"/>
+                <w:szCs w:val="21"/>
+              </w:rPr>
+            </w:pPr>
+            <w:r>
+              <w:rPr>
+                <w:rFonts w:eastAsia="Times New Roman"/>
+                <w:b/>
+                <w:bCs/>
+                <w:color w:val="000000"/>
+                <w:kern w:val="0"/>
+                <w:szCs w:val="21"/>
+              </w:rPr>
+              <w:fldChar w:fldCharType="begin"/>
+            </w:r>
+            <w:r>
+              <w:rPr>
+                <w:rFonts w:eastAsia="Times New Roman"/>
+                <w:b/>
+                <w:bCs/>
+                <w:color w:val="000000"/>
+                <w:kern w:val="0"/>
+                <w:szCs w:val="21"/>
+              </w:rPr>
+              <w:instrText xml:space="preserve"> IF A8&lt;&gt;"" D2 "" </w:instrText>
+            </w:r>
+            <w:r>
+              <w:rPr>
+                <w:rFonts w:eastAsia="Times New Roman"/>
+                <w:b/>
+                <w:bCs/>
+                <w:color w:val="000000"/>
+                <w:kern w:val="0"/>
+                <w:szCs w:val="21"/>
+              </w:rPr>
+              <w:fldChar w:fldCharType="end"/>
             </w:r>
           </w:p>
         </w:tc>
@@ -2050,7 +2104,7 @@
         </w:tc>
         <w:tc>
           <w:tcPr>
-            <w:tcW w:w="2430" w:type="dxa"/>
+            <w:tcW w:w="1829" w:type="dxa"/>
             <w:tcBorders>
               <w:top w:val="nil"/>
               <w:left w:val="nil"/>
@@ -2076,7 +2130,7 @@
         </w:tc>
         <w:tc>
           <w:tcPr>
-            <w:tcW w:w="2430" w:type="dxa"/>
+            <w:tcW w:w="3031" w:type="dxa"/>
             <w:tcBorders>
               <w:top w:val="nil"/>
               <w:left w:val="nil"/>
@@ -2149,8 +2203,17 @@
           <w:rFonts w:hint="eastAsia"/>
           <w:szCs w:val="21"/>
         </w:rPr>
-        <w:t xml:space="preserve">出保人签字／单位盖章　　　　　　　　　　　　　　</w:t>
-      </w:r>
+        <w:t>出保人签字／单位盖章</w:t>
+      </w:r>
+      <w:proofErr w:type="gramStart"/>
+      <w:r>
+        <w:rPr>
+          <w:rFonts w:hint="eastAsia"/>
+          <w:szCs w:val="21"/>
+        </w:rPr>
+        <w:t xml:space="preserve">　　　　　　　　　　　　　　</w:t>
+      </w:r>
+      <w:proofErr w:type="gramEnd"/>
     </w:p>
     <w:p>
       <w:pPr>
@@ -2194,7 +2257,23 @@
           <w:rFonts w:hint="eastAsia"/>
           <w:szCs w:val="21"/>
         </w:rPr>
-        <w:t>我们（即保函下签字的保证人）确认，本担保函的电子版本与其原件具有相同的法律效力。</w:t>
+        <w:t>我们（即保函下签字的保证人）确认，</w:t>
+      </w:r>
+      <w:proofErr w:type="gramStart"/>
+      <w:r>
+        <w:rPr>
+          <w:rFonts w:hint="eastAsia"/>
+          <w:szCs w:val="21"/>
+        </w:rPr>
+        <w:t>本担保函</w:t>
+      </w:r>
+      <w:proofErr w:type="gramEnd"/>
+      <w:r>
+        <w:rPr>
+          <w:rFonts w:hint="eastAsia"/>
+          <w:szCs w:val="21"/>
+        </w:rPr>
+        <w:t>的电子版本与其原件具有相同的法律效力。</w:t>
       </w:r>
     </w:p>
     <w:sectPr>

--- a/templates/并单保函的格式.docx
+++ b/templates/并单保函的格式.docx
@@ -521,6 +521,7 @@
                 <w:szCs w:val="22"/>
               </w:rPr>
             </w:pPr>
+            <w:bookmarkStart w:id="0" w:name="tdh1" w:colFirst="0" w:colLast="0"/>
             <w:r>
               <w:rPr>
                 <w:szCs w:val="21"/>
@@ -698,24 +699,12 @@
             </w:pPr>
             <w:r>
               <w:rPr>
-                <w:rFonts w:eastAsia="Times New Roman"/>
-                <w:b/>
-                <w:bCs/>
-                <w:color w:val="000000"/>
-                <w:kern w:val="0"/>
-                <w:szCs w:val="21"/>
-              </w:rPr>
-              <w:t> </w:t>
-            </w:r>
-            <w:r>
-              <w:rPr>
                 <w:b/>
                 <w:bCs/>
                 <w:szCs w:val="21"/>
               </w:rPr>
               <w:t>{</w:t>
             </w:r>
-            <w:bookmarkStart w:id="0" w:name="OLE_LINK1"/>
             <w:r>
               <w:rPr>
                 <w:b/>
@@ -732,7 +721,6 @@
               </w:rPr>
               <w:t>单号</w:t>
             </w:r>
-            <w:bookmarkEnd w:id="0"/>
             <w:r>
               <w:rPr>
                 <w:b/>
@@ -783,6 +771,8 @@
             </w:pPr>
             <w:bookmarkStart w:id="1" w:name="_Hlk227165687"/>
             <w:bookmarkStart w:id="2" w:name="_Hlk227162933"/>
+            <w:bookmarkStart w:id="3" w:name="tdh2" w:colFirst="0" w:colLast="0"/>
+            <w:bookmarkEnd w:id="0"/>
             <w:r>
               <w:rPr>
                 <w:szCs w:val="21"/>
@@ -946,17 +936,6 @@
                 <w:kern w:val="0"/>
                 <w:szCs w:val="21"/>
               </w:rPr>
-              <w:t> </w:t>
-            </w:r>
-            <w:bookmarkStart w:id="3" w:name="OLE_LINK2"/>
-            <w:r>
-              <w:rPr>
-                <w:rFonts w:eastAsia="Times New Roman"/>
-                <w:b/>
-                <w:bCs/>
-                <w:color w:val="000000"/>
-                <w:szCs w:val="21"/>
-              </w:rPr>
               <w:fldChar w:fldCharType="begin"/>
             </w:r>
             <w:r>
@@ -965,253 +944,21 @@
                 <w:b/>
                 <w:bCs/>
                 <w:color w:val="000000"/>
+                <w:kern w:val="0"/>
                 <w:szCs w:val="21"/>
               </w:rPr>
               <w:instrText xml:space="preserve"> </w:instrText>
             </w:r>
             <w:r>
               <w:rPr>
-                <w:b/>
-                <w:bCs/>
-                <w:color w:val="000000"/>
-                <w:szCs w:val="21"/>
-              </w:rPr>
-              <w:instrText>IF A3&lt;&gt;"" D2 ""</w:instrText>
-            </w:r>
-            <w:r>
-              <w:rPr>
-                <w:rFonts w:eastAsia="Times New Roman"/>
-                <w:b/>
-                <w:bCs/>
-                <w:color w:val="000000"/>
-                <w:szCs w:val="21"/>
-              </w:rPr>
-              <w:instrText xml:space="preserve"> </w:instrText>
-            </w:r>
-            <w:r>
-              <w:rPr>
-                <w:rFonts w:eastAsia="Times New Roman"/>
-                <w:b/>
-                <w:bCs/>
-                <w:color w:val="000000"/>
-                <w:szCs w:val="21"/>
-              </w:rPr>
-              <w:fldChar w:fldCharType="end"/>
-            </w:r>
-            <w:bookmarkEnd w:id="3"/>
-          </w:p>
-        </w:tc>
-      </w:tr>
-      <w:bookmarkEnd w:id="1"/>
-      <w:tr>
-        <w:trPr>
-          <w:trHeight w:val="203"/>
-        </w:trPr>
-        <w:tc>
-          <w:tcPr>
-            <w:tcW w:w="1818" w:type="dxa"/>
-            <w:tcBorders>
-              <w:top w:val="nil"/>
-              <w:left w:val="single" w:sz="4" w:space="0" w:color="auto"/>
-              <w:bottom w:val="single" w:sz="4" w:space="0" w:color="auto"/>
-              <w:right w:val="single" w:sz="4" w:space="0" w:color="auto"/>
-            </w:tcBorders>
-            <w:noWrap/>
-            <w:vAlign w:val="center"/>
-          </w:tcPr>
-          <w:p>
-            <w:pPr>
-              <w:widowControl/>
-              <w:jc w:val="left"/>
-              <w:textAlignment w:val="center"/>
-              <w:rPr>
-                <w:szCs w:val="21"/>
-              </w:rPr>
-            </w:pPr>
-            <w:r>
-              <w:rPr>
-                <w:szCs w:val="21"/>
-              </w:rPr>
-              <w:t>{</w:t>
-            </w:r>
-            <w:r>
-              <w:rPr>
-                <w:rFonts w:hint="eastAsia"/>
-                <w:szCs w:val="21"/>
-              </w:rPr>
-              <w:t>提单号</w:t>
-            </w:r>
-            <w:r>
-              <w:rPr>
-                <w:szCs w:val="21"/>
-              </w:rPr>
-              <w:t>3}</w:t>
-            </w:r>
-          </w:p>
-        </w:tc>
-        <w:tc>
-          <w:tcPr>
-            <w:tcW w:w="2160" w:type="dxa"/>
-            <w:tcBorders>
-              <w:top w:val="nil"/>
-              <w:left w:val="nil"/>
-              <w:bottom w:val="single" w:sz="4" w:space="0" w:color="auto"/>
-              <w:right w:val="single" w:sz="4" w:space="0" w:color="auto"/>
-            </w:tcBorders>
-            <w:noWrap/>
-            <w:vAlign w:val="center"/>
-          </w:tcPr>
-          <w:p>
-            <w:pPr>
-              <w:widowControl/>
-              <w:jc w:val="left"/>
-              <w:textAlignment w:val="center"/>
-              <w:rPr>
-                <w:szCs w:val="21"/>
-              </w:rPr>
-            </w:pPr>
-            <w:r>
-              <w:rPr>
-                <w:szCs w:val="21"/>
-              </w:rPr>
-              <w:t>{</w:t>
-            </w:r>
-            <w:r>
-              <w:rPr>
-                <w:rFonts w:hint="eastAsia"/>
-                <w:szCs w:val="21"/>
-              </w:rPr>
-              <w:t>箱号</w:t>
-            </w:r>
-            <w:r>
-              <w:rPr>
-                <w:szCs w:val="21"/>
-              </w:rPr>
-              <w:t>3}</w:t>
-            </w:r>
-          </w:p>
-        </w:tc>
-        <w:tc>
-          <w:tcPr>
-            <w:tcW w:w="1829" w:type="dxa"/>
-            <w:tcBorders>
-              <w:top w:val="nil"/>
-              <w:left w:val="nil"/>
-              <w:bottom w:val="single" w:sz="4" w:space="0" w:color="auto"/>
-              <w:right w:val="single" w:sz="4" w:space="0" w:color="auto"/>
-            </w:tcBorders>
-            <w:noWrap/>
-            <w:vAlign w:val="center"/>
-          </w:tcPr>
-          <w:p>
-            <w:pPr>
-              <w:widowControl/>
-              <w:jc w:val="left"/>
-              <w:rPr>
-                <w:rFonts w:ascii="Calibri" w:eastAsia="Times New Roman" w:hAnsi="Calibri" w:cs="Calibri"/>
-                <w:color w:val="000000"/>
-                <w:kern w:val="0"/>
-                <w:sz w:val="20"/>
-                <w:szCs w:val="22"/>
-              </w:rPr>
-            </w:pPr>
-            <w:r>
-              <w:rPr>
-                <w:rFonts w:ascii="Calibri" w:eastAsia="Times New Roman" w:hAnsi="Calibri" w:cs="Calibri"/>
-                <w:color w:val="000000"/>
-                <w:kern w:val="0"/>
-                <w:sz w:val="20"/>
-                <w:szCs w:val="22"/>
-              </w:rPr>
-              <w:t> </w:t>
-            </w:r>
-            <w:r>
-              <w:rPr>
-                <w:szCs w:val="21"/>
-              </w:rPr>
-              <w:t>{</w:t>
-            </w:r>
-            <w:r>
-              <w:rPr>
-                <w:rFonts w:hint="eastAsia"/>
-                <w:szCs w:val="21"/>
-              </w:rPr>
-              <w:t>箱型</w:t>
-            </w:r>
-            <w:r>
-              <w:rPr>
-                <w:szCs w:val="21"/>
-              </w:rPr>
-              <w:t>3}</w:t>
-            </w:r>
-          </w:p>
-        </w:tc>
-        <w:tc>
-          <w:tcPr>
-            <w:tcW w:w="3031" w:type="dxa"/>
-            <w:tcBorders>
-              <w:top w:val="nil"/>
-              <w:left w:val="nil"/>
-              <w:bottom w:val="single" w:sz="4" w:space="0" w:color="auto"/>
-              <w:right w:val="single" w:sz="4" w:space="0" w:color="auto"/>
-            </w:tcBorders>
-            <w:noWrap/>
-            <w:vAlign w:val="center"/>
-          </w:tcPr>
-          <w:p>
-            <w:pPr>
-              <w:widowControl/>
-              <w:jc w:val="left"/>
-              <w:rPr>
-                <w:rFonts w:eastAsia="Times New Roman"/>
-                <w:b/>
-                <w:bCs/>
-                <w:color w:val="000000"/>
-                <w:szCs w:val="21"/>
-              </w:rPr>
-            </w:pPr>
-            <w:r>
-              <w:rPr>
-                <w:rFonts w:eastAsia="Times New Roman"/>
-                <w:b/>
-                <w:bCs/>
-                <w:color w:val="000000"/>
-                <w:kern w:val="0"/>
-                <w:szCs w:val="21"/>
-              </w:rPr>
-              <w:t> </w:t>
-            </w:r>
-            <w:r>
-              <w:rPr>
-                <w:rFonts w:eastAsia="Times New Roman"/>
-                <w:b/>
-                <w:bCs/>
-                <w:color w:val="000000"/>
-                <w:kern w:val="0"/>
-                <w:szCs w:val="21"/>
-              </w:rPr>
-              <w:fldChar w:fldCharType="begin"/>
-            </w:r>
-            <w:r>
-              <w:rPr>
-                <w:rFonts w:eastAsia="Times New Roman"/>
-                <w:b/>
-                <w:bCs/>
-                <w:color w:val="000000"/>
-                <w:kern w:val="0"/>
-                <w:szCs w:val="21"/>
-              </w:rPr>
-              <w:instrText xml:space="preserve"> </w:instrText>
-            </w:r>
-            <w:r>
-              <w:rPr>
-                <w:rFonts w:eastAsia="Times New Roman"/>
-                <w:b/>
-                <w:bCs/>
-                <w:color w:val="000000"/>
-                <w:szCs w:val="21"/>
-              </w:rPr>
-              <w:instrText>IF A4&lt;&gt;"" D2 ""</w:instrText>
+                <w:rFonts w:eastAsia="Times New Roman"/>
+                <w:b/>
+                <w:bCs/>
+                <w:color w:val="000000"/>
+                <w:kern w:val="0"/>
+                <w:szCs w:val="21"/>
+              </w:rPr>
+              <w:instrText xml:space="preserve"> IF tdh2&lt;&gt;""  tdh1 "" \* MERGEFORMAT </w:instrText>
             </w:r>
             <w:r>
               <w:rPr>
@@ -1252,6 +999,9 @@
                 <w:szCs w:val="21"/>
               </w:rPr>
             </w:pPr>
+            <w:bookmarkStart w:id="4" w:name="tdh3" w:colFirst="0" w:colLast="0"/>
+            <w:bookmarkEnd w:id="1"/>
+            <w:bookmarkEnd w:id="3"/>
             <w:r>
               <w:rPr>
                 <w:szCs w:val="21"/>
@@ -1269,7 +1019,7 @@
               <w:rPr>
                 <w:szCs w:val="21"/>
               </w:rPr>
-              <w:t>4}</w:t>
+              <w:t>3}</w:t>
             </w:r>
           </w:p>
         </w:tc>
@@ -1311,7 +1061,7 @@
               <w:rPr>
                 <w:szCs w:val="21"/>
               </w:rPr>
-              <w:t>4}</w:t>
+              <w:t>3}</w:t>
             </w:r>
           </w:p>
         </w:tc>
@@ -1366,7 +1116,7 @@
               <w:rPr>
                 <w:szCs w:val="21"/>
               </w:rPr>
-              <w:t>4}</w:t>
+              <w:t>3}</w:t>
             </w:r>
           </w:p>
         </w:tc>
@@ -1391,17 +1141,15 @@
                 <w:b/>
                 <w:bCs/>
                 <w:color w:val="000000"/>
-                <w:kern w:val="0"/>
-                <w:szCs w:val="21"/>
-              </w:rPr>
-            </w:pPr>
-            <w:r>
-              <w:rPr>
-                <w:rFonts w:eastAsia="Times New Roman"/>
-                <w:b/>
-                <w:bCs/>
-                <w:color w:val="000000"/>
-                <w:kern w:val="0"/>
+                <w:szCs w:val="21"/>
+              </w:rPr>
+            </w:pPr>
+            <w:r>
+              <w:rPr>
+                <w:rFonts w:eastAsia="Times New Roman"/>
+                <w:b/>
+                <w:bCs/>
+                <w:color w:val="000000"/>
                 <w:szCs w:val="21"/>
               </w:rPr>
               <w:fldChar w:fldCharType="begin"/>
@@ -1412,18 +1160,70 @@
                 <w:b/>
                 <w:bCs/>
                 <w:color w:val="000000"/>
-                <w:kern w:val="0"/>
-                <w:szCs w:val="21"/>
-              </w:rPr>
-              <w:instrText xml:space="preserve"> IF A5&lt;&gt;"" D2 "" </w:instrText>
-            </w:r>
-            <w:r>
-              <w:rPr>
-                <w:rFonts w:eastAsia="Times New Roman"/>
-                <w:b/>
-                <w:bCs/>
-                <w:color w:val="000000"/>
-                <w:kern w:val="0"/>
+                <w:szCs w:val="21"/>
+              </w:rPr>
+              <w:instrText xml:space="preserve"> </w:instrText>
+            </w:r>
+            <w:r>
+              <w:rPr>
+                <w:rFonts w:eastAsia="Times New Roman"/>
+                <w:b/>
+                <w:bCs/>
+                <w:color w:val="000000"/>
+                <w:kern w:val="0"/>
+                <w:szCs w:val="21"/>
+              </w:rPr>
+              <w:instrText xml:space="preserve"> </w:instrText>
+            </w:r>
+            <w:r>
+              <w:rPr>
+                <w:rFonts w:eastAsia="Times New Roman"/>
+                <w:b/>
+                <w:bCs/>
+                <w:color w:val="000000"/>
+                <w:kern w:val="0"/>
+                <w:szCs w:val="21"/>
+              </w:rPr>
+              <w:instrText>IF tdh</w:instrText>
+            </w:r>
+            <w:r>
+              <w:rPr>
+                <w:rFonts w:eastAsia="Times New Roman"/>
+                <w:b/>
+                <w:bCs/>
+                <w:color w:val="000000"/>
+                <w:kern w:val="0"/>
+                <w:szCs w:val="21"/>
+              </w:rPr>
+              <w:instrText>3</w:instrText>
+            </w:r>
+            <w:r>
+              <w:rPr>
+                <w:rFonts w:eastAsia="Times New Roman"/>
+                <w:b/>
+                <w:bCs/>
+                <w:color w:val="000000"/>
+                <w:kern w:val="0"/>
+                <w:szCs w:val="21"/>
+              </w:rPr>
+              <w:instrText xml:space="preserve">&lt;&gt;""  tdh1 "" \* MERGEFORMAT </w:instrText>
+            </w:r>
+            <w:r>
+              <w:rPr>
+                <w:rFonts w:eastAsia="Times New Roman"/>
+                <w:b/>
+                <w:bCs/>
+                <w:color w:val="000000"/>
+                <w:szCs w:val="21"/>
+              </w:rPr>
+              <w:instrText xml:space="preserve"> </w:instrText>
+            </w:r>
+            <w:r>
+              <w:rPr>
+                <w:rFonts w:eastAsia="Times New Roman"/>
+                <w:b/>
+                <w:bCs/>
+                <w:color w:val="000000"/>
                 <w:szCs w:val="21"/>
               </w:rPr>
               <w:fldChar w:fldCharType="end"/>
@@ -1456,6 +1256,8 @@
                 <w:szCs w:val="21"/>
               </w:rPr>
             </w:pPr>
+            <w:bookmarkStart w:id="5" w:name="tdh4" w:colFirst="0" w:colLast="0"/>
+            <w:bookmarkEnd w:id="4"/>
             <w:r>
               <w:rPr>
                 <w:szCs w:val="21"/>
@@ -1473,7 +1275,7 @@
               <w:rPr>
                 <w:szCs w:val="21"/>
               </w:rPr>
-              <w:t>5}</w:t>
+              <w:t>4}</w:t>
             </w:r>
           </w:p>
         </w:tc>
@@ -1515,7 +1317,7 @@
               <w:rPr>
                 <w:szCs w:val="21"/>
               </w:rPr>
-              <w:t>5}</w:t>
+              <w:t>4}</w:t>
             </w:r>
           </w:p>
         </w:tc>
@@ -1570,7 +1372,7 @@
               <w:rPr>
                 <w:szCs w:val="21"/>
               </w:rPr>
-              <w:t>5}</w:t>
+              <w:t>4}</w:t>
             </w:r>
           </w:p>
         </w:tc>
@@ -1619,7 +1421,51 @@
                 <w:kern w:val="0"/>
                 <w:szCs w:val="21"/>
               </w:rPr>
-              <w:instrText xml:space="preserve"> IF A6&lt;&gt;"" D2 "" </w:instrText>
+              <w:instrText xml:space="preserve">  </w:instrText>
+            </w:r>
+            <w:r>
+              <w:rPr>
+                <w:rFonts w:eastAsia="Times New Roman"/>
+                <w:b/>
+                <w:bCs/>
+                <w:color w:val="000000"/>
+                <w:kern w:val="0"/>
+                <w:szCs w:val="21"/>
+              </w:rPr>
+              <w:instrText>IF tdh</w:instrText>
+            </w:r>
+            <w:r>
+              <w:rPr>
+                <w:rFonts w:eastAsia="Times New Roman"/>
+                <w:b/>
+                <w:bCs/>
+                <w:color w:val="000000"/>
+                <w:kern w:val="0"/>
+                <w:szCs w:val="21"/>
+              </w:rPr>
+              <w:instrText>4</w:instrText>
+            </w:r>
+            <w:r>
+              <w:rPr>
+                <w:rFonts w:eastAsia="Times New Roman"/>
+                <w:b/>
+                <w:bCs/>
+                <w:color w:val="000000"/>
+                <w:kern w:val="0"/>
+                <w:szCs w:val="21"/>
+              </w:rPr>
+              <w:instrText xml:space="preserve">&lt;&gt;""  tdh1 "" \* MERGEFORMAT </w:instrText>
+            </w:r>
+            <w:r>
+              <w:rPr>
+                <w:rFonts w:eastAsia="Times New Roman"/>
+                <w:b/>
+                <w:bCs/>
+                <w:color w:val="000000"/>
+                <w:kern w:val="0"/>
+                <w:szCs w:val="21"/>
+              </w:rPr>
+              <w:instrText xml:space="preserve"> </w:instrText>
             </w:r>
             <w:r>
               <w:rPr>
@@ -1660,6 +1506,8 @@
                 <w:szCs w:val="21"/>
               </w:rPr>
             </w:pPr>
+            <w:bookmarkStart w:id="6" w:name="tdh5" w:colFirst="0" w:colLast="0"/>
+            <w:bookmarkEnd w:id="5"/>
             <w:r>
               <w:rPr>
                 <w:szCs w:val="21"/>
@@ -1677,7 +1525,7 @@
               <w:rPr>
                 <w:szCs w:val="21"/>
               </w:rPr>
-              <w:t>6}</w:t>
+              <w:t>5}</w:t>
             </w:r>
           </w:p>
         </w:tc>
@@ -1719,7 +1567,7 @@
               <w:rPr>
                 <w:szCs w:val="21"/>
               </w:rPr>
-              <w:t>6}</w:t>
+              <w:t>5}</w:t>
             </w:r>
           </w:p>
         </w:tc>
@@ -1774,7 +1622,7 @@
               <w:rPr>
                 <w:szCs w:val="21"/>
               </w:rPr>
-              <w:t>6}</w:t>
+              <w:t>5}</w:t>
             </w:r>
           </w:p>
         </w:tc>
@@ -1823,7 +1671,51 @@
                 <w:kern w:val="0"/>
                 <w:szCs w:val="21"/>
               </w:rPr>
-              <w:instrText xml:space="preserve"> IF A7&lt;&gt;"" D2 "" </w:instrText>
+              <w:instrText xml:space="preserve">  </w:instrText>
+            </w:r>
+            <w:r>
+              <w:rPr>
+                <w:rFonts w:eastAsia="Times New Roman"/>
+                <w:b/>
+                <w:bCs/>
+                <w:color w:val="000000"/>
+                <w:kern w:val="0"/>
+                <w:szCs w:val="21"/>
+              </w:rPr>
+              <w:instrText>IF tdh</w:instrText>
+            </w:r>
+            <w:r>
+              <w:rPr>
+                <w:rFonts w:eastAsia="Times New Roman"/>
+                <w:b/>
+                <w:bCs/>
+                <w:color w:val="000000"/>
+                <w:kern w:val="0"/>
+                <w:szCs w:val="21"/>
+              </w:rPr>
+              <w:instrText>5</w:instrText>
+            </w:r>
+            <w:r>
+              <w:rPr>
+                <w:rFonts w:eastAsia="Times New Roman"/>
+                <w:b/>
+                <w:bCs/>
+                <w:color w:val="000000"/>
+                <w:kern w:val="0"/>
+                <w:szCs w:val="21"/>
+              </w:rPr>
+              <w:instrText xml:space="preserve">&lt;&gt;""  tdh1 "" \* MERGEFORMAT </w:instrText>
+            </w:r>
+            <w:r>
+              <w:rPr>
+                <w:rFonts w:eastAsia="Times New Roman"/>
+                <w:b/>
+                <w:bCs/>
+                <w:color w:val="000000"/>
+                <w:kern w:val="0"/>
+                <w:szCs w:val="21"/>
+              </w:rPr>
+              <w:instrText xml:space="preserve"> </w:instrText>
             </w:r>
             <w:r>
               <w:rPr>
@@ -1864,6 +1756,8 @@
                 <w:szCs w:val="21"/>
               </w:rPr>
             </w:pPr>
+            <w:bookmarkStart w:id="7" w:name="tdh6" w:colFirst="0" w:colLast="0"/>
+            <w:bookmarkEnd w:id="6"/>
             <w:r>
               <w:rPr>
                 <w:szCs w:val="21"/>
@@ -1881,7 +1775,7 @@
               <w:rPr>
                 <w:szCs w:val="21"/>
               </w:rPr>
-              <w:t>7}</w:t>
+              <w:t>6}</w:t>
             </w:r>
           </w:p>
         </w:tc>
@@ -1923,7 +1817,7 @@
               <w:rPr>
                 <w:szCs w:val="21"/>
               </w:rPr>
-              <w:t>7}</w:t>
+              <w:t>6}</w:t>
             </w:r>
           </w:p>
         </w:tc>
@@ -1978,7 +1872,7 @@
               <w:rPr>
                 <w:szCs w:val="21"/>
               </w:rPr>
-              <w:t>7}</w:t>
+              <w:t>6}</w:t>
             </w:r>
           </w:p>
         </w:tc>
@@ -2027,7 +1921,323 @@
                 <w:kern w:val="0"/>
                 <w:szCs w:val="21"/>
               </w:rPr>
-              <w:instrText xml:space="preserve"> IF A8&lt;&gt;"" D2 "" </w:instrText>
+              <w:instrText xml:space="preserve"> </w:instrText>
+            </w:r>
+            <w:r>
+              <w:rPr>
+                <w:rFonts w:eastAsia="Times New Roman"/>
+                <w:b/>
+                <w:bCs/>
+                <w:color w:val="000000"/>
+                <w:kern w:val="0"/>
+                <w:szCs w:val="21"/>
+              </w:rPr>
+              <w:instrText xml:space="preserve"> </w:instrText>
+            </w:r>
+            <w:r>
+              <w:rPr>
+                <w:rFonts w:eastAsia="Times New Roman"/>
+                <w:b/>
+                <w:bCs/>
+                <w:color w:val="000000"/>
+                <w:kern w:val="0"/>
+                <w:szCs w:val="21"/>
+              </w:rPr>
+              <w:instrText>IF tdh</w:instrText>
+            </w:r>
+            <w:r>
+              <w:rPr>
+                <w:rFonts w:eastAsia="Times New Roman"/>
+                <w:b/>
+                <w:bCs/>
+                <w:color w:val="000000"/>
+                <w:kern w:val="0"/>
+                <w:szCs w:val="21"/>
+              </w:rPr>
+              <w:instrText>6</w:instrText>
+            </w:r>
+            <w:r>
+              <w:rPr>
+                <w:rFonts w:eastAsia="Times New Roman"/>
+                <w:b/>
+                <w:bCs/>
+                <w:color w:val="000000"/>
+                <w:kern w:val="0"/>
+                <w:szCs w:val="21"/>
+              </w:rPr>
+              <w:instrText xml:space="preserve">&lt;&gt;""  tdh1 "" \* MERGEFORMAT </w:instrText>
+            </w:r>
+            <w:r>
+              <w:rPr>
+                <w:rFonts w:eastAsia="Times New Roman"/>
+                <w:b/>
+                <w:bCs/>
+                <w:color w:val="000000"/>
+                <w:kern w:val="0"/>
+                <w:szCs w:val="21"/>
+              </w:rPr>
+              <w:instrText xml:space="preserve"> </w:instrText>
+            </w:r>
+            <w:r>
+              <w:rPr>
+                <w:rFonts w:eastAsia="Times New Roman"/>
+                <w:b/>
+                <w:bCs/>
+                <w:color w:val="000000"/>
+                <w:kern w:val="0"/>
+                <w:szCs w:val="21"/>
+              </w:rPr>
+              <w:fldChar w:fldCharType="end"/>
+            </w:r>
+          </w:p>
+        </w:tc>
+      </w:tr>
+      <w:tr>
+        <w:trPr>
+          <w:trHeight w:val="203"/>
+        </w:trPr>
+        <w:tc>
+          <w:tcPr>
+            <w:tcW w:w="1818" w:type="dxa"/>
+            <w:tcBorders>
+              <w:top w:val="nil"/>
+              <w:left w:val="single" w:sz="4" w:space="0" w:color="auto"/>
+              <w:bottom w:val="single" w:sz="4" w:space="0" w:color="auto"/>
+              <w:right w:val="single" w:sz="4" w:space="0" w:color="auto"/>
+            </w:tcBorders>
+            <w:noWrap/>
+            <w:vAlign w:val="center"/>
+          </w:tcPr>
+          <w:p>
+            <w:pPr>
+              <w:widowControl/>
+              <w:jc w:val="left"/>
+              <w:textAlignment w:val="center"/>
+              <w:rPr>
+                <w:szCs w:val="21"/>
+              </w:rPr>
+            </w:pPr>
+            <w:bookmarkStart w:id="8" w:name="tdh7" w:colFirst="0" w:colLast="0"/>
+            <w:bookmarkEnd w:id="7"/>
+            <w:r>
+              <w:rPr>
+                <w:szCs w:val="21"/>
+              </w:rPr>
+              <w:t>{</w:t>
+            </w:r>
+            <w:r>
+              <w:rPr>
+                <w:rFonts w:hint="eastAsia"/>
+                <w:szCs w:val="21"/>
+              </w:rPr>
+              <w:t>提单号</w:t>
+            </w:r>
+            <w:r>
+              <w:rPr>
+                <w:szCs w:val="21"/>
+              </w:rPr>
+              <w:t>7}</w:t>
+            </w:r>
+          </w:p>
+        </w:tc>
+        <w:tc>
+          <w:tcPr>
+            <w:tcW w:w="2160" w:type="dxa"/>
+            <w:tcBorders>
+              <w:top w:val="nil"/>
+              <w:left w:val="nil"/>
+              <w:bottom w:val="single" w:sz="4" w:space="0" w:color="auto"/>
+              <w:right w:val="single" w:sz="4" w:space="0" w:color="auto"/>
+            </w:tcBorders>
+            <w:noWrap/>
+            <w:vAlign w:val="center"/>
+          </w:tcPr>
+          <w:p>
+            <w:pPr>
+              <w:widowControl/>
+              <w:jc w:val="left"/>
+              <w:textAlignment w:val="center"/>
+              <w:rPr>
+                <w:szCs w:val="21"/>
+              </w:rPr>
+            </w:pPr>
+            <w:r>
+              <w:rPr>
+                <w:szCs w:val="21"/>
+              </w:rPr>
+              <w:t>{</w:t>
+            </w:r>
+            <w:r>
+              <w:rPr>
+                <w:rFonts w:hint="eastAsia"/>
+                <w:szCs w:val="21"/>
+              </w:rPr>
+              <w:t>箱号</w:t>
+            </w:r>
+            <w:r>
+              <w:rPr>
+                <w:szCs w:val="21"/>
+              </w:rPr>
+              <w:t>7}</w:t>
+            </w:r>
+          </w:p>
+        </w:tc>
+        <w:tc>
+          <w:tcPr>
+            <w:tcW w:w="1829" w:type="dxa"/>
+            <w:tcBorders>
+              <w:top w:val="nil"/>
+              <w:left w:val="nil"/>
+              <w:bottom w:val="single" w:sz="4" w:space="0" w:color="auto"/>
+              <w:right w:val="single" w:sz="4" w:space="0" w:color="auto"/>
+            </w:tcBorders>
+            <w:noWrap/>
+            <w:vAlign w:val="center"/>
+          </w:tcPr>
+          <w:p>
+            <w:pPr>
+              <w:widowControl/>
+              <w:jc w:val="left"/>
+              <w:rPr>
+                <w:rFonts w:ascii="Calibri" w:eastAsia="Times New Roman" w:hAnsi="Calibri" w:cs="Calibri"/>
+                <w:color w:val="000000"/>
+                <w:kern w:val="0"/>
+                <w:sz w:val="20"/>
+                <w:szCs w:val="22"/>
+              </w:rPr>
+            </w:pPr>
+            <w:r>
+              <w:rPr>
+                <w:rFonts w:ascii="Calibri" w:eastAsia="Times New Roman" w:hAnsi="Calibri" w:cs="Calibri"/>
+                <w:color w:val="000000"/>
+                <w:kern w:val="0"/>
+                <w:sz w:val="20"/>
+                <w:szCs w:val="22"/>
+              </w:rPr>
+              <w:t> </w:t>
+            </w:r>
+            <w:r>
+              <w:rPr>
+                <w:szCs w:val="21"/>
+              </w:rPr>
+              <w:t>{</w:t>
+            </w:r>
+            <w:r>
+              <w:rPr>
+                <w:rFonts w:hint="eastAsia"/>
+                <w:szCs w:val="21"/>
+              </w:rPr>
+              <w:t>箱型</w:t>
+            </w:r>
+            <w:r>
+              <w:rPr>
+                <w:szCs w:val="21"/>
+              </w:rPr>
+              <w:t>7}</w:t>
+            </w:r>
+          </w:p>
+        </w:tc>
+        <w:tc>
+          <w:tcPr>
+            <w:tcW w:w="3031" w:type="dxa"/>
+            <w:tcBorders>
+              <w:top w:val="nil"/>
+              <w:left w:val="nil"/>
+              <w:bottom w:val="single" w:sz="4" w:space="0" w:color="auto"/>
+              <w:right w:val="single" w:sz="4" w:space="0" w:color="auto"/>
+            </w:tcBorders>
+            <w:noWrap/>
+            <w:vAlign w:val="center"/>
+          </w:tcPr>
+          <w:p>
+            <w:pPr>
+              <w:widowControl/>
+              <w:jc w:val="left"/>
+              <w:rPr>
+                <w:rFonts w:eastAsia="Times New Roman"/>
+                <w:b/>
+                <w:bCs/>
+                <w:color w:val="000000"/>
+                <w:kern w:val="0"/>
+                <w:szCs w:val="21"/>
+              </w:rPr>
+            </w:pPr>
+            <w:r>
+              <w:rPr>
+                <w:rFonts w:eastAsia="Times New Roman"/>
+                <w:b/>
+                <w:bCs/>
+                <w:color w:val="000000"/>
+                <w:kern w:val="0"/>
+                <w:szCs w:val="21"/>
+              </w:rPr>
+              <w:fldChar w:fldCharType="begin"/>
+            </w:r>
+            <w:r>
+              <w:rPr>
+                <w:rFonts w:eastAsia="Times New Roman"/>
+                <w:b/>
+                <w:bCs/>
+                <w:color w:val="000000"/>
+                <w:kern w:val="0"/>
+                <w:szCs w:val="21"/>
+              </w:rPr>
+              <w:instrText xml:space="preserve"> </w:instrText>
+            </w:r>
+            <w:r>
+              <w:rPr>
+                <w:rFonts w:eastAsia="Times New Roman"/>
+                <w:b/>
+                <w:bCs/>
+                <w:color w:val="000000"/>
+                <w:kern w:val="0"/>
+                <w:szCs w:val="21"/>
+              </w:rPr>
+              <w:instrText xml:space="preserve"> </w:instrText>
+            </w:r>
+            <w:r>
+              <w:rPr>
+                <w:rFonts w:eastAsia="Times New Roman"/>
+                <w:b/>
+                <w:bCs/>
+                <w:color w:val="000000"/>
+                <w:kern w:val="0"/>
+                <w:szCs w:val="21"/>
+              </w:rPr>
+              <w:instrText>IF tdh</w:instrText>
+            </w:r>
+            <w:r>
+              <w:rPr>
+                <w:rFonts w:eastAsia="Times New Roman"/>
+                <w:b/>
+                <w:bCs/>
+                <w:color w:val="000000"/>
+                <w:kern w:val="0"/>
+                <w:szCs w:val="21"/>
+              </w:rPr>
+              <w:instrText>7</w:instrText>
+            </w:r>
+            <w:r>
+              <w:rPr>
+                <w:rFonts w:eastAsia="Times New Roman"/>
+                <w:b/>
+                <w:bCs/>
+                <w:color w:val="000000"/>
+                <w:kern w:val="0"/>
+                <w:szCs w:val="21"/>
+              </w:rPr>
+              <w:instrText xml:space="preserve">&lt;&gt;""  tdh1 "" \* MERGEFORMAT </w:instrText>
+            </w:r>
+            <w:r>
+              <w:rPr>
+                <w:rFonts w:eastAsia="Times New Roman"/>
+                <w:b/>
+                <w:bCs/>
+                <w:color w:val="000000"/>
+                <w:kern w:val="0"/>
+                <w:szCs w:val="21"/>
+              </w:rPr>
+              <w:instrText xml:space="preserve"> </w:instrText>
             </w:r>
             <w:r>
               <w:rPr>
@@ -2044,6 +2254,7 @@
         </w:tc>
       </w:tr>
       <w:bookmarkEnd w:id="2"/>
+      <w:bookmarkEnd w:id="8"/>
       <w:tr>
         <w:trPr>
           <w:trHeight w:val="231"/>
@@ -3029,4 +3240,16 @@
     </a:ext>
   </a:extLst>
 </a:theme>
+</file>
+
+<file path=customXml/item1.xml><?xml version="1.0" encoding="utf-8"?>
+<b:Sources xmlns:b="http://schemas.openxmlformats.org/officeDocument/2006/bibliography" xmlns="http://schemas.openxmlformats.org/officeDocument/2006/bibliography" SelectedStyle="\APASixthEditionOfficeOnline.xsl" StyleName="APA" Version="6"/>
+</file>
+
+<file path=customXml/itemProps1.xml><?xml version="1.0" encoding="utf-8"?>
+<ds:datastoreItem xmlns:ds="http://schemas.openxmlformats.org/officeDocument/2006/customXml" ds:itemID="{12CA75EE-AA4A-4386-9C76-44713C904A76}">
+  <ds:schemaRefs>
+    <ds:schemaRef ds:uri="http://schemas.openxmlformats.org/officeDocument/2006/bibliography"/>
+  </ds:schemaRefs>
+</ds:datastoreItem>
 </file>
--- a/templates/并单保函的格式.docx
+++ b/templates/并单保函的格式.docx
@@ -10,7 +10,6 @@
           <w:sz w:val="24"/>
         </w:rPr>
       </w:pPr>
-      <w:proofErr w:type="gramStart"/>
       <w:r>
         <w:rPr>
           <w:rFonts w:eastAsia="华文宋体" w:hint="eastAsia"/>
@@ -19,7 +18,6 @@
         </w:rPr>
         <w:t>并单保函</w:t>
       </w:r>
-      <w:proofErr w:type="gramEnd"/>
     </w:p>
     <w:p>
       <w:pPr>
@@ -153,23 +151,7 @@
           <w:rFonts w:hint="eastAsia"/>
           <w:szCs w:val="21"/>
         </w:rPr>
-        <w:t>因我司业务需要，特恳请贵司将上述提单号合并成如下提单号来签发提单，我司将自行通知</w:t>
-      </w:r>
-      <w:proofErr w:type="gramStart"/>
-      <w:r>
-        <w:rPr>
-          <w:rFonts w:hint="eastAsia"/>
-          <w:szCs w:val="21"/>
-        </w:rPr>
-        <w:t>船代及海关</w:t>
-      </w:r>
-      <w:proofErr w:type="gramEnd"/>
-      <w:r>
-        <w:rPr>
-          <w:rFonts w:hint="eastAsia"/>
-          <w:szCs w:val="21"/>
-        </w:rPr>
-        <w:t>，并无条件承担由此产生的一切风险、责任及损失。</w:t>
+        <w:t>因我司业务需要，特恳请贵司将上述提单号合并成如下提单号来签发提单，我司将自行通知船代及海关，并无条件承担由此产生的一切风险、责任及损失。</w:t>
       </w:r>
     </w:p>
     <w:p>
@@ -198,25 +180,7 @@
           <w:b/>
           <w:sz w:val="24"/>
         </w:rPr>
-        <w:t>我公司承诺，</w:t>
-      </w:r>
-      <w:proofErr w:type="gramStart"/>
-      <w:r>
-        <w:rPr>
-          <w:rFonts w:hint="eastAsia"/>
-          <w:b/>
-          <w:sz w:val="24"/>
-        </w:rPr>
-        <w:t>并单同时</w:t>
-      </w:r>
-      <w:proofErr w:type="gramEnd"/>
-      <w:r>
-        <w:rPr>
-          <w:rFonts w:hint="eastAsia"/>
-          <w:b/>
-          <w:sz w:val="24"/>
-        </w:rPr>
-        <w:t>，我公司将按照更新后的提单号码及内容重新发送</w:t>
+        <w:t>我公司承诺，并单同时，我公司将按照更新后的提单号码及内容重新发送</w:t>
       </w:r>
       <w:r>
         <w:rPr>
@@ -463,7 +427,6 @@
                 <w:szCs w:val="28"/>
               </w:rPr>
             </w:pPr>
-            <w:proofErr w:type="gramStart"/>
             <w:r>
               <w:rPr>
                 <w:rFonts w:ascii="SimSun" w:hAnsi="SimSun" w:cs="Calibri" w:hint="eastAsia"/>
@@ -474,20 +437,7 @@
                 <w:sz w:val="20"/>
                 <w:szCs w:val="28"/>
               </w:rPr>
-              <w:t>并单后</w:t>
-            </w:r>
-            <w:proofErr w:type="gramEnd"/>
-            <w:r>
-              <w:rPr>
-                <w:rFonts w:ascii="SimSun" w:hAnsi="SimSun" w:cs="Calibri" w:hint="eastAsia"/>
-                <w:b/>
-                <w:bCs/>
-                <w:color w:val="000000"/>
-                <w:kern w:val="0"/>
-                <w:sz w:val="20"/>
-                <w:szCs w:val="28"/>
-              </w:rPr>
-              <w:t>提单号</w:t>
+              <w:t>并单后提单号</w:t>
             </w:r>
           </w:p>
         </w:tc>
@@ -697,6 +647,7 @@
                 <w:szCs w:val="21"/>
               </w:rPr>
             </w:pPr>
+            <w:bookmarkStart w:id="1" w:name="OLE_LINK1"/>
             <w:r>
               <w:rPr>
                 <w:b/>
@@ -737,6 +688,7 @@
               </w:rPr>
               <w:t>}</w:t>
             </w:r>
+            <w:bookmarkEnd w:id="1"/>
           </w:p>
         </w:tc>
       </w:tr>
@@ -769,9 +721,9 @@
                 <w:szCs w:val="22"/>
               </w:rPr>
             </w:pPr>
-            <w:bookmarkStart w:id="1" w:name="_Hlk227165687"/>
-            <w:bookmarkStart w:id="2" w:name="_Hlk227162933"/>
+            <w:bookmarkStart w:id="2" w:name="_Hlk227165687"/>
             <w:bookmarkStart w:id="3" w:name="tdh2" w:colFirst="0" w:colLast="0"/>
+            <w:bookmarkStart w:id="4" w:name="_Hlk227162933"/>
             <w:bookmarkEnd w:id="0"/>
             <w:r>
               <w:rPr>
@@ -929,47 +881,36 @@
             </w:pPr>
             <w:r>
               <w:rPr>
-                <w:rFonts w:eastAsia="Times New Roman"/>
-                <w:b/>
-                <w:bCs/>
-                <w:color w:val="000000"/>
-                <w:kern w:val="0"/>
-                <w:szCs w:val="21"/>
-              </w:rPr>
-              <w:fldChar w:fldCharType="begin"/>
-            </w:r>
-            <w:r>
-              <w:rPr>
-                <w:rFonts w:eastAsia="Times New Roman"/>
-                <w:b/>
-                <w:bCs/>
-                <w:color w:val="000000"/>
-                <w:kern w:val="0"/>
-                <w:szCs w:val="21"/>
-              </w:rPr>
-              <w:instrText xml:space="preserve"> </w:instrText>
-            </w:r>
-            <w:r>
-              <w:rPr>
-                <w:rFonts w:eastAsia="Times New Roman"/>
-                <w:b/>
-                <w:bCs/>
-                <w:color w:val="000000"/>
-                <w:kern w:val="0"/>
-                <w:szCs w:val="21"/>
-              </w:rPr>
-              <w:instrText xml:space="preserve"> IF tdh2&lt;&gt;""  tdh1 "" \* MERGEFORMAT </w:instrText>
-            </w:r>
-            <w:r>
-              <w:rPr>
-                <w:rFonts w:eastAsia="Times New Roman"/>
-                <w:b/>
-                <w:bCs/>
-                <w:color w:val="000000"/>
-                <w:kern w:val="0"/>
-                <w:szCs w:val="21"/>
-              </w:rPr>
-              <w:fldChar w:fldCharType="end"/>
+                <w:b/>
+                <w:bCs/>
+                <w:szCs w:val="21"/>
+              </w:rPr>
+              <w:t>{</w:t>
+            </w:r>
+            <w:r>
+              <w:rPr>
+                <w:rFonts w:hint="eastAsia"/>
+                <w:b/>
+                <w:bCs/>
+                <w:szCs w:val="21"/>
+              </w:rPr>
+              <w:t>并单号</w:t>
+            </w:r>
+            <w:r>
+              <w:rPr>
+                <w:b/>
+                <w:bCs/>
+                <w:szCs w:val="21"/>
+              </w:rPr>
+              <w:t>2</w:t>
+            </w:r>
+            <w:r>
+              <w:rPr>
+                <w:b/>
+                <w:bCs/>
+                <w:szCs w:val="21"/>
+              </w:rPr>
+              <w:t>}</w:t>
             </w:r>
           </w:p>
         </w:tc>
@@ -999,8 +940,8 @@
                 <w:szCs w:val="21"/>
               </w:rPr>
             </w:pPr>
-            <w:bookmarkStart w:id="4" w:name="tdh3" w:colFirst="0" w:colLast="0"/>
-            <w:bookmarkEnd w:id="1"/>
+            <w:bookmarkStart w:id="5" w:name="tdh3" w:colFirst="0" w:colLast="0"/>
+            <w:bookmarkEnd w:id="2"/>
             <w:bookmarkEnd w:id="3"/>
             <w:r>
               <w:rPr>
@@ -1146,87 +1087,36 @@
             </w:pPr>
             <w:r>
               <w:rPr>
-                <w:rFonts w:eastAsia="Times New Roman"/>
-                <w:b/>
-                <w:bCs/>
-                <w:color w:val="000000"/>
-                <w:szCs w:val="21"/>
-              </w:rPr>
-              <w:fldChar w:fldCharType="begin"/>
-            </w:r>
-            <w:r>
-              <w:rPr>
-                <w:rFonts w:eastAsia="Times New Roman"/>
-                <w:b/>
-                <w:bCs/>
-                <w:color w:val="000000"/>
-                <w:szCs w:val="21"/>
-              </w:rPr>
-              <w:instrText xml:space="preserve"> </w:instrText>
-            </w:r>
-            <w:r>
-              <w:rPr>
-                <w:rFonts w:eastAsia="Times New Roman"/>
-                <w:b/>
-                <w:bCs/>
-                <w:color w:val="000000"/>
-                <w:kern w:val="0"/>
-                <w:szCs w:val="21"/>
-              </w:rPr>
-              <w:instrText xml:space="preserve"> </w:instrText>
-            </w:r>
-            <w:r>
-              <w:rPr>
-                <w:rFonts w:eastAsia="Times New Roman"/>
-                <w:b/>
-                <w:bCs/>
-                <w:color w:val="000000"/>
-                <w:kern w:val="0"/>
-                <w:szCs w:val="21"/>
-              </w:rPr>
-              <w:instrText>IF tdh</w:instrText>
-            </w:r>
-            <w:r>
-              <w:rPr>
-                <w:rFonts w:eastAsia="Times New Roman"/>
-                <w:b/>
-                <w:bCs/>
-                <w:color w:val="000000"/>
-                <w:kern w:val="0"/>
-                <w:szCs w:val="21"/>
-              </w:rPr>
-              <w:instrText>3</w:instrText>
-            </w:r>
-            <w:r>
-              <w:rPr>
-                <w:rFonts w:eastAsia="Times New Roman"/>
-                <w:b/>
-                <w:bCs/>
-                <w:color w:val="000000"/>
-                <w:kern w:val="0"/>
-                <w:szCs w:val="21"/>
-              </w:rPr>
-              <w:instrText xml:space="preserve">&lt;&gt;""  tdh1 "" \* MERGEFORMAT </w:instrText>
-            </w:r>
-            <w:r>
-              <w:rPr>
-                <w:rFonts w:eastAsia="Times New Roman"/>
-                <w:b/>
-                <w:bCs/>
-                <w:color w:val="000000"/>
-                <w:szCs w:val="21"/>
-              </w:rPr>
-              <w:instrText xml:space="preserve"> </w:instrText>
-            </w:r>
-            <w:r>
-              <w:rPr>
-                <w:rFonts w:eastAsia="Times New Roman"/>
-                <w:b/>
-                <w:bCs/>
-                <w:color w:val="000000"/>
-                <w:szCs w:val="21"/>
-              </w:rPr>
-              <w:fldChar w:fldCharType="end"/>
+                <w:b/>
+                <w:bCs/>
+                <w:szCs w:val="21"/>
+              </w:rPr>
+              <w:t>{</w:t>
+            </w:r>
+            <w:r>
+              <w:rPr>
+                <w:rFonts w:hint="eastAsia"/>
+                <w:b/>
+                <w:bCs/>
+                <w:szCs w:val="21"/>
+              </w:rPr>
+              <w:t>并单号</w:t>
+            </w:r>
+            <w:r>
+              <w:rPr>
+                <w:b/>
+                <w:bCs/>
+                <w:szCs w:val="21"/>
+              </w:rPr>
+              <w:t>3</w:t>
+            </w:r>
+            <w:r>
+              <w:rPr>
+                <w:b/>
+                <w:bCs/>
+                <w:szCs w:val="21"/>
+              </w:rPr>
+              <w:t>}</w:t>
             </w:r>
           </w:p>
         </w:tc>
@@ -1256,8 +1146,8 @@
                 <w:szCs w:val="21"/>
               </w:rPr>
             </w:pPr>
-            <w:bookmarkStart w:id="5" w:name="tdh4" w:colFirst="0" w:colLast="0"/>
-            <w:bookmarkEnd w:id="4"/>
+            <w:bookmarkStart w:id="6" w:name="tdh4" w:colFirst="0" w:colLast="0"/>
+            <w:bookmarkEnd w:id="5"/>
             <w:r>
               <w:rPr>
                 <w:szCs w:val="21"/>
@@ -1403,80 +1293,36 @@
             </w:pPr>
             <w:r>
               <w:rPr>
-                <w:rFonts w:eastAsia="Times New Roman"/>
-                <w:b/>
-                <w:bCs/>
-                <w:color w:val="000000"/>
-                <w:kern w:val="0"/>
-                <w:szCs w:val="21"/>
-              </w:rPr>
-              <w:fldChar w:fldCharType="begin"/>
-            </w:r>
-            <w:r>
-              <w:rPr>
-                <w:rFonts w:eastAsia="Times New Roman"/>
-                <w:b/>
-                <w:bCs/>
-                <w:color w:val="000000"/>
-                <w:kern w:val="0"/>
-                <w:szCs w:val="21"/>
-              </w:rPr>
-              <w:instrText xml:space="preserve">  </w:instrText>
-            </w:r>
-            <w:r>
-              <w:rPr>
-                <w:rFonts w:eastAsia="Times New Roman"/>
-                <w:b/>
-                <w:bCs/>
-                <w:color w:val="000000"/>
-                <w:kern w:val="0"/>
-                <w:szCs w:val="21"/>
-              </w:rPr>
-              <w:instrText>IF tdh</w:instrText>
-            </w:r>
-            <w:r>
-              <w:rPr>
-                <w:rFonts w:eastAsia="Times New Roman"/>
-                <w:b/>
-                <w:bCs/>
-                <w:color w:val="000000"/>
-                <w:kern w:val="0"/>
-                <w:szCs w:val="21"/>
-              </w:rPr>
-              <w:instrText>4</w:instrText>
-            </w:r>
-            <w:r>
-              <w:rPr>
-                <w:rFonts w:eastAsia="Times New Roman"/>
-                <w:b/>
-                <w:bCs/>
-                <w:color w:val="000000"/>
-                <w:kern w:val="0"/>
-                <w:szCs w:val="21"/>
-              </w:rPr>
-              <w:instrText xml:space="preserve">&lt;&gt;""  tdh1 "" \* MERGEFORMAT </w:instrText>
-            </w:r>
-            <w:r>
-              <w:rPr>
-                <w:rFonts w:eastAsia="Times New Roman"/>
-                <w:b/>
-                <w:bCs/>
-                <w:color w:val="000000"/>
-                <w:kern w:val="0"/>
-                <w:szCs w:val="21"/>
-              </w:rPr>
-              <w:instrText xml:space="preserve"> </w:instrText>
-            </w:r>
-            <w:r>
-              <w:rPr>
-                <w:rFonts w:eastAsia="Times New Roman"/>
-                <w:b/>
-                <w:bCs/>
-                <w:color w:val="000000"/>
-                <w:kern w:val="0"/>
-                <w:szCs w:val="21"/>
-              </w:rPr>
-              <w:fldChar w:fldCharType="end"/>
+                <w:b/>
+                <w:bCs/>
+                <w:szCs w:val="21"/>
+              </w:rPr>
+              <w:t>{</w:t>
+            </w:r>
+            <w:r>
+              <w:rPr>
+                <w:rFonts w:hint="eastAsia"/>
+                <w:b/>
+                <w:bCs/>
+                <w:szCs w:val="21"/>
+              </w:rPr>
+              <w:t>并单号</w:t>
+            </w:r>
+            <w:r>
+              <w:rPr>
+                <w:b/>
+                <w:bCs/>
+                <w:szCs w:val="21"/>
+              </w:rPr>
+              <w:t>4</w:t>
+            </w:r>
+            <w:r>
+              <w:rPr>
+                <w:b/>
+                <w:bCs/>
+                <w:szCs w:val="21"/>
+              </w:rPr>
+              <w:t>}</w:t>
             </w:r>
           </w:p>
         </w:tc>
@@ -1506,8 +1352,8 @@
                 <w:szCs w:val="21"/>
               </w:rPr>
             </w:pPr>
-            <w:bookmarkStart w:id="6" w:name="tdh5" w:colFirst="0" w:colLast="0"/>
-            <w:bookmarkEnd w:id="5"/>
+            <w:bookmarkStart w:id="7" w:name="tdh5" w:colFirst="0" w:colLast="0"/>
+            <w:bookmarkEnd w:id="6"/>
             <w:r>
               <w:rPr>
                 <w:szCs w:val="21"/>
@@ -1653,80 +1499,36 @@
             </w:pPr>
             <w:r>
               <w:rPr>
-                <w:rFonts w:eastAsia="Times New Roman"/>
-                <w:b/>
-                <w:bCs/>
-                <w:color w:val="000000"/>
-                <w:kern w:val="0"/>
-                <w:szCs w:val="21"/>
-              </w:rPr>
-              <w:fldChar w:fldCharType="begin"/>
-            </w:r>
-            <w:r>
-              <w:rPr>
-                <w:rFonts w:eastAsia="Times New Roman"/>
-                <w:b/>
-                <w:bCs/>
-                <w:color w:val="000000"/>
-                <w:kern w:val="0"/>
-                <w:szCs w:val="21"/>
-              </w:rPr>
-              <w:instrText xml:space="preserve">  </w:instrText>
-            </w:r>
-            <w:r>
-              <w:rPr>
-                <w:rFonts w:eastAsia="Times New Roman"/>
-                <w:b/>
-                <w:bCs/>
-                <w:color w:val="000000"/>
-                <w:kern w:val="0"/>
-                <w:szCs w:val="21"/>
-              </w:rPr>
-              <w:instrText>IF tdh</w:instrText>
-            </w:r>
-            <w:r>
-              <w:rPr>
-                <w:rFonts w:eastAsia="Times New Roman"/>
-                <w:b/>
-                <w:bCs/>
-                <w:color w:val="000000"/>
-                <w:kern w:val="0"/>
-                <w:szCs w:val="21"/>
-              </w:rPr>
-              <w:instrText>5</w:instrText>
-            </w:r>
-            <w:r>
-              <w:rPr>
-                <w:rFonts w:eastAsia="Times New Roman"/>
-                <w:b/>
-                <w:bCs/>
-                <w:color w:val="000000"/>
-                <w:kern w:val="0"/>
-                <w:szCs w:val="21"/>
-              </w:rPr>
-              <w:instrText xml:space="preserve">&lt;&gt;""  tdh1 "" \* MERGEFORMAT </w:instrText>
-            </w:r>
-            <w:r>
-              <w:rPr>
-                <w:rFonts w:eastAsia="Times New Roman"/>
-                <w:b/>
-                <w:bCs/>
-                <w:color w:val="000000"/>
-                <w:kern w:val="0"/>
-                <w:szCs w:val="21"/>
-              </w:rPr>
-              <w:instrText xml:space="preserve"> </w:instrText>
-            </w:r>
-            <w:r>
-              <w:rPr>
-                <w:rFonts w:eastAsia="Times New Roman"/>
-                <w:b/>
-                <w:bCs/>
-                <w:color w:val="000000"/>
-                <w:kern w:val="0"/>
-                <w:szCs w:val="21"/>
-              </w:rPr>
-              <w:fldChar w:fldCharType="end"/>
+                <w:b/>
+                <w:bCs/>
+                <w:szCs w:val="21"/>
+              </w:rPr>
+              <w:t>{</w:t>
+            </w:r>
+            <w:r>
+              <w:rPr>
+                <w:rFonts w:hint="eastAsia"/>
+                <w:b/>
+                <w:bCs/>
+                <w:szCs w:val="21"/>
+              </w:rPr>
+              <w:t>并单号</w:t>
+            </w:r>
+            <w:r>
+              <w:rPr>
+                <w:b/>
+                <w:bCs/>
+                <w:szCs w:val="21"/>
+              </w:rPr>
+              <w:t>5</w:t>
+            </w:r>
+            <w:r>
+              <w:rPr>
+                <w:b/>
+                <w:bCs/>
+                <w:szCs w:val="21"/>
+              </w:rPr>
+              <w:t>}</w:t>
             </w:r>
           </w:p>
         </w:tc>
@@ -1756,8 +1558,8 @@
                 <w:szCs w:val="21"/>
               </w:rPr>
             </w:pPr>
-            <w:bookmarkStart w:id="7" w:name="tdh6" w:colFirst="0" w:colLast="0"/>
-            <w:bookmarkEnd w:id="6"/>
+            <w:bookmarkStart w:id="8" w:name="tdh6" w:colFirst="0" w:colLast="0"/>
+            <w:bookmarkEnd w:id="7"/>
             <w:r>
               <w:rPr>
                 <w:szCs w:val="21"/>
@@ -1903,91 +1705,36 @@
             </w:pPr>
             <w:r>
               <w:rPr>
-                <w:rFonts w:eastAsia="Times New Roman"/>
-                <w:b/>
-                <w:bCs/>
-                <w:color w:val="000000"/>
-                <w:kern w:val="0"/>
-                <w:szCs w:val="21"/>
-              </w:rPr>
-              <w:fldChar w:fldCharType="begin"/>
-            </w:r>
-            <w:r>
-              <w:rPr>
-                <w:rFonts w:eastAsia="Times New Roman"/>
-                <w:b/>
-                <w:bCs/>
-                <w:color w:val="000000"/>
-                <w:kern w:val="0"/>
-                <w:szCs w:val="21"/>
-              </w:rPr>
-              <w:instrText xml:space="preserve"> </w:instrText>
-            </w:r>
-            <w:r>
-              <w:rPr>
-                <w:rFonts w:eastAsia="Times New Roman"/>
-                <w:b/>
-                <w:bCs/>
-                <w:color w:val="000000"/>
-                <w:kern w:val="0"/>
-                <w:szCs w:val="21"/>
-              </w:rPr>
-              <w:instrText xml:space="preserve"> </w:instrText>
-            </w:r>
-            <w:r>
-              <w:rPr>
-                <w:rFonts w:eastAsia="Times New Roman"/>
-                <w:b/>
-                <w:bCs/>
-                <w:color w:val="000000"/>
-                <w:kern w:val="0"/>
-                <w:szCs w:val="21"/>
-              </w:rPr>
-              <w:instrText>IF tdh</w:instrText>
-            </w:r>
-            <w:r>
-              <w:rPr>
-                <w:rFonts w:eastAsia="Times New Roman"/>
-                <w:b/>
-                <w:bCs/>
-                <w:color w:val="000000"/>
-                <w:kern w:val="0"/>
-                <w:szCs w:val="21"/>
-              </w:rPr>
-              <w:instrText>6</w:instrText>
-            </w:r>
-            <w:r>
-              <w:rPr>
-                <w:rFonts w:eastAsia="Times New Roman"/>
-                <w:b/>
-                <w:bCs/>
-                <w:color w:val="000000"/>
-                <w:kern w:val="0"/>
-                <w:szCs w:val="21"/>
-              </w:rPr>
-              <w:instrText xml:space="preserve">&lt;&gt;""  tdh1 "" \* MERGEFORMAT </w:instrText>
-            </w:r>
-            <w:r>
-              <w:rPr>
-                <w:rFonts w:eastAsia="Times New Roman"/>
-                <w:b/>
-                <w:bCs/>
-                <w:color w:val="000000"/>
-                <w:kern w:val="0"/>
-                <w:szCs w:val="21"/>
-              </w:rPr>
-              <w:instrText xml:space="preserve"> </w:instrText>
-            </w:r>
-            <w:r>
-              <w:rPr>
-                <w:rFonts w:eastAsia="Times New Roman"/>
-                <w:b/>
-                <w:bCs/>
-                <w:color w:val="000000"/>
-                <w:kern w:val="0"/>
-                <w:szCs w:val="21"/>
-              </w:rPr>
-              <w:fldChar w:fldCharType="end"/>
+                <w:b/>
+                <w:bCs/>
+                <w:szCs w:val="21"/>
+              </w:rPr>
+              <w:t>{</w:t>
+            </w:r>
+            <w:r>
+              <w:rPr>
+                <w:rFonts w:hint="eastAsia"/>
+                <w:b/>
+                <w:bCs/>
+                <w:szCs w:val="21"/>
+              </w:rPr>
+              <w:t>并单号</w:t>
+            </w:r>
+            <w:r>
+              <w:rPr>
+                <w:b/>
+                <w:bCs/>
+                <w:szCs w:val="21"/>
+              </w:rPr>
+              <w:t>6</w:t>
+            </w:r>
+            <w:r>
+              <w:rPr>
+                <w:b/>
+                <w:bCs/>
+                <w:szCs w:val="21"/>
+              </w:rPr>
+              <w:t>}</w:t>
             </w:r>
           </w:p>
         </w:tc>
@@ -2017,8 +1764,8 @@
                 <w:szCs w:val="21"/>
               </w:rPr>
             </w:pPr>
-            <w:bookmarkStart w:id="8" w:name="tdh7" w:colFirst="0" w:colLast="0"/>
-            <w:bookmarkEnd w:id="7"/>
+            <w:bookmarkStart w:id="9" w:name="tdh7" w:colFirst="0" w:colLast="0"/>
+            <w:bookmarkEnd w:id="8"/>
             <w:r>
               <w:rPr>
                 <w:szCs w:val="21"/>
@@ -2164,97 +1911,42 @@
             </w:pPr>
             <w:r>
               <w:rPr>
-                <w:rFonts w:eastAsia="Times New Roman"/>
-                <w:b/>
-                <w:bCs/>
-                <w:color w:val="000000"/>
-                <w:kern w:val="0"/>
-                <w:szCs w:val="21"/>
-              </w:rPr>
-              <w:fldChar w:fldCharType="begin"/>
-            </w:r>
-            <w:r>
-              <w:rPr>
-                <w:rFonts w:eastAsia="Times New Roman"/>
-                <w:b/>
-                <w:bCs/>
-                <w:color w:val="000000"/>
-                <w:kern w:val="0"/>
-                <w:szCs w:val="21"/>
-              </w:rPr>
-              <w:instrText xml:space="preserve"> </w:instrText>
-            </w:r>
-            <w:r>
-              <w:rPr>
-                <w:rFonts w:eastAsia="Times New Roman"/>
-                <w:b/>
-                <w:bCs/>
-                <w:color w:val="000000"/>
-                <w:kern w:val="0"/>
-                <w:szCs w:val="21"/>
-              </w:rPr>
-              <w:instrText xml:space="preserve"> </w:instrText>
-            </w:r>
-            <w:r>
-              <w:rPr>
-                <w:rFonts w:eastAsia="Times New Roman"/>
-                <w:b/>
-                <w:bCs/>
-                <w:color w:val="000000"/>
-                <w:kern w:val="0"/>
-                <w:szCs w:val="21"/>
-              </w:rPr>
-              <w:instrText>IF tdh</w:instrText>
-            </w:r>
-            <w:r>
-              <w:rPr>
-                <w:rFonts w:eastAsia="Times New Roman"/>
-                <w:b/>
-                <w:bCs/>
-                <w:color w:val="000000"/>
-                <w:kern w:val="0"/>
-                <w:szCs w:val="21"/>
-              </w:rPr>
-              <w:instrText>7</w:instrText>
-            </w:r>
-            <w:r>
-              <w:rPr>
-                <w:rFonts w:eastAsia="Times New Roman"/>
-                <w:b/>
-                <w:bCs/>
-                <w:color w:val="000000"/>
-                <w:kern w:val="0"/>
-                <w:szCs w:val="21"/>
-              </w:rPr>
-              <w:instrText xml:space="preserve">&lt;&gt;""  tdh1 "" \* MERGEFORMAT </w:instrText>
-            </w:r>
-            <w:r>
-              <w:rPr>
-                <w:rFonts w:eastAsia="Times New Roman"/>
-                <w:b/>
-                <w:bCs/>
-                <w:color w:val="000000"/>
-                <w:kern w:val="0"/>
-                <w:szCs w:val="21"/>
-              </w:rPr>
-              <w:instrText xml:space="preserve"> </w:instrText>
-            </w:r>
-            <w:r>
-              <w:rPr>
-                <w:rFonts w:eastAsia="Times New Roman"/>
-                <w:b/>
-                <w:bCs/>
-                <w:color w:val="000000"/>
-                <w:kern w:val="0"/>
-                <w:szCs w:val="21"/>
-              </w:rPr>
-              <w:fldChar w:fldCharType="end"/>
+                <w:b/>
+                <w:bCs/>
+                <w:szCs w:val="21"/>
+              </w:rPr>
+              <w:t>{</w:t>
+            </w:r>
+            <w:r>
+              <w:rPr>
+                <w:rFonts w:hint="eastAsia"/>
+                <w:b/>
+                <w:bCs/>
+                <w:szCs w:val="21"/>
+              </w:rPr>
+              <w:t>并单号</w:t>
+            </w:r>
+            <w:r>
+              <w:rPr>
+                <w:b/>
+                <w:bCs/>
+                <w:szCs w:val="21"/>
+              </w:rPr>
+              <w:t>7</w:t>
+            </w:r>
+            <w:r>
+              <w:rPr>
+                <w:b/>
+                <w:bCs/>
+                <w:szCs w:val="21"/>
+              </w:rPr>
+              <w:t>}</w:t>
             </w:r>
           </w:p>
         </w:tc>
       </w:tr>
-      <w:bookmarkEnd w:id="2"/>
-      <w:bookmarkEnd w:id="8"/>
+      <w:bookmarkEnd w:id="4"/>
+      <w:bookmarkEnd w:id="9"/>
       <w:tr>
         <w:trPr>
           <w:trHeight w:val="231"/>
@@ -2414,17 +2106,8 @@
           <w:rFonts w:hint="eastAsia"/>
           <w:szCs w:val="21"/>
         </w:rPr>
-        <w:t>出保人签字／单位盖章</w:t>
-      </w:r>
-      <w:proofErr w:type="gramStart"/>
-      <w:r>
-        <w:rPr>
-          <w:rFonts w:hint="eastAsia"/>
-          <w:szCs w:val="21"/>
-        </w:rPr>
-        <w:t xml:space="preserve">　　　　　　　　　　　　　　</w:t>
-      </w:r>
-      <w:proofErr w:type="gramEnd"/>
+        <w:t xml:space="preserve">出保人签字／单位盖章　　　　　　　　　　　　　　</w:t>
+      </w:r>
     </w:p>
     <w:p>
       <w:pPr>
@@ -2468,23 +2151,7 @@
           <w:rFonts w:hint="eastAsia"/>
           <w:szCs w:val="21"/>
         </w:rPr>
-        <w:t>我们（即保函下签字的保证人）确认，</w:t>
-      </w:r>
-      <w:proofErr w:type="gramStart"/>
-      <w:r>
-        <w:rPr>
-          <w:rFonts w:hint="eastAsia"/>
-          <w:szCs w:val="21"/>
-        </w:rPr>
-        <w:t>本担保函</w:t>
-      </w:r>
-      <w:proofErr w:type="gramEnd"/>
-      <w:r>
-        <w:rPr>
-          <w:rFonts w:hint="eastAsia"/>
-          <w:szCs w:val="21"/>
-        </w:rPr>
-        <w:t>的电子版本与其原件具有相同的法律效力。</w:t>
+        <w:t>我们（即保函下签字的保证人）确认，本担保函的电子版本与其原件具有相同的法律效力。</w:t>
       </w:r>
     </w:p>
     <w:sectPr>

--- a/templates/并单保函的格式.docx
+++ b/templates/并单保函的格式.docx
@@ -902,15 +902,7 @@
                 <w:bCs/>
                 <w:szCs w:val="21"/>
               </w:rPr>
-              <w:t>2</w:t>
-            </w:r>
-            <w:r>
-              <w:rPr>
-                <w:b/>
-                <w:bCs/>
-                <w:szCs w:val="21"/>
-              </w:rPr>
-              <w:t>}</w:t>
+              <w:t>2}</w:t>
             </w:r>
           </w:p>
         </w:tc>
@@ -1108,15 +1100,7 @@
                 <w:bCs/>
                 <w:szCs w:val="21"/>
               </w:rPr>
-              <w:t>3</w:t>
-            </w:r>
-            <w:r>
-              <w:rPr>
-                <w:b/>
-                <w:bCs/>
-                <w:szCs w:val="21"/>
-              </w:rPr>
-              <w:t>}</w:t>
+              <w:t>3}</w:t>
             </w:r>
           </w:p>
         </w:tc>
@@ -1314,15 +1298,7 @@
                 <w:bCs/>
                 <w:szCs w:val="21"/>
               </w:rPr>
-              <w:t>4</w:t>
-            </w:r>
-            <w:r>
-              <w:rPr>
-                <w:b/>
-                <w:bCs/>
-                <w:szCs w:val="21"/>
-              </w:rPr>
-              <w:t>}</w:t>
+              <w:t>4}</w:t>
             </w:r>
           </w:p>
         </w:tc>
@@ -1520,15 +1496,7 @@
                 <w:bCs/>
                 <w:szCs w:val="21"/>
               </w:rPr>
-              <w:t>5</w:t>
-            </w:r>
-            <w:r>
-              <w:rPr>
-                <w:b/>
-                <w:bCs/>
-                <w:szCs w:val="21"/>
-              </w:rPr>
-              <w:t>}</w:t>
+              <w:t>5}</w:t>
             </w:r>
           </w:p>
         </w:tc>
@@ -1726,15 +1694,7 @@
                 <w:bCs/>
                 <w:szCs w:val="21"/>
               </w:rPr>
-              <w:t>6</w:t>
-            </w:r>
-            <w:r>
-              <w:rPr>
-                <w:b/>
-                <w:bCs/>
-                <w:szCs w:val="21"/>
-              </w:rPr>
-              <w:t>}</w:t>
+              <w:t>6}</w:t>
             </w:r>
           </w:p>
         </w:tc>
@@ -1932,7 +1892,1073 @@
                 <w:bCs/>
                 <w:szCs w:val="21"/>
               </w:rPr>
-              <w:t>7</w:t>
+              <w:t>7}</w:t>
+            </w:r>
+          </w:p>
+        </w:tc>
+      </w:tr>
+      <w:tr>
+        <w:trPr>
+          <w:trHeight w:val="203"/>
+        </w:trPr>
+        <w:tc>
+          <w:tcPr>
+            <w:tcW w:w="1818" w:type="dxa"/>
+            <w:tcBorders>
+              <w:top w:val="nil"/>
+              <w:left w:val="single" w:sz="4" w:space="0" w:color="auto"/>
+              <w:bottom w:val="single" w:sz="4" w:space="0" w:color="auto"/>
+              <w:right w:val="single" w:sz="4" w:space="0" w:color="auto"/>
+            </w:tcBorders>
+            <w:noWrap/>
+            <w:vAlign w:val="center"/>
+          </w:tcPr>
+          <w:p>
+            <w:pPr>
+              <w:widowControl/>
+              <w:jc w:val="left"/>
+              <w:textAlignment w:val="center"/>
+              <w:rPr>
+                <w:szCs w:val="21"/>
+              </w:rPr>
+            </w:pPr>
+            <w:r>
+              <w:rPr>
+                <w:szCs w:val="21"/>
+              </w:rPr>
+              <w:t>{</w:t>
+            </w:r>
+            <w:r>
+              <w:rPr>
+                <w:rFonts w:hint="eastAsia"/>
+                <w:szCs w:val="21"/>
+              </w:rPr>
+              <w:t>提单号</w:t>
+            </w:r>
+            <w:r>
+              <w:rPr>
+                <w:szCs w:val="21"/>
+              </w:rPr>
+              <w:t>8</w:t>
+            </w:r>
+            <w:r>
+              <w:rPr>
+                <w:szCs w:val="21"/>
+              </w:rPr>
+              <w:t>}</w:t>
+            </w:r>
+          </w:p>
+        </w:tc>
+        <w:tc>
+          <w:tcPr>
+            <w:tcW w:w="2160" w:type="dxa"/>
+            <w:tcBorders>
+              <w:top w:val="nil"/>
+              <w:left w:val="nil"/>
+              <w:bottom w:val="single" w:sz="4" w:space="0" w:color="auto"/>
+              <w:right w:val="single" w:sz="4" w:space="0" w:color="auto"/>
+            </w:tcBorders>
+            <w:noWrap/>
+            <w:vAlign w:val="center"/>
+          </w:tcPr>
+          <w:p>
+            <w:pPr>
+              <w:widowControl/>
+              <w:jc w:val="left"/>
+              <w:textAlignment w:val="center"/>
+              <w:rPr>
+                <w:szCs w:val="21"/>
+              </w:rPr>
+            </w:pPr>
+            <w:r>
+              <w:rPr>
+                <w:szCs w:val="21"/>
+              </w:rPr>
+              <w:t>{</w:t>
+            </w:r>
+            <w:r>
+              <w:rPr>
+                <w:rFonts w:hint="eastAsia"/>
+                <w:szCs w:val="21"/>
+              </w:rPr>
+              <w:t>箱号</w:t>
+            </w:r>
+            <w:r>
+              <w:rPr>
+                <w:szCs w:val="21"/>
+              </w:rPr>
+              <w:t>8</w:t>
+            </w:r>
+            <w:r>
+              <w:rPr>
+                <w:szCs w:val="21"/>
+              </w:rPr>
+              <w:t>}</w:t>
+            </w:r>
+          </w:p>
+        </w:tc>
+        <w:tc>
+          <w:tcPr>
+            <w:tcW w:w="1829" w:type="dxa"/>
+            <w:tcBorders>
+              <w:top w:val="nil"/>
+              <w:left w:val="nil"/>
+              <w:bottom w:val="single" w:sz="4" w:space="0" w:color="auto"/>
+              <w:right w:val="single" w:sz="4" w:space="0" w:color="auto"/>
+            </w:tcBorders>
+            <w:noWrap/>
+            <w:vAlign w:val="center"/>
+          </w:tcPr>
+          <w:p>
+            <w:pPr>
+              <w:widowControl/>
+              <w:jc w:val="left"/>
+              <w:rPr>
+                <w:rFonts w:ascii="Calibri" w:eastAsia="Times New Roman" w:hAnsi="Calibri" w:cs="Calibri"/>
+                <w:color w:val="000000"/>
+                <w:kern w:val="0"/>
+                <w:sz w:val="20"/>
+                <w:szCs w:val="22"/>
+              </w:rPr>
+            </w:pPr>
+            <w:r>
+              <w:rPr>
+                <w:rFonts w:ascii="Calibri" w:eastAsia="Times New Roman" w:hAnsi="Calibri" w:cs="Calibri"/>
+                <w:color w:val="000000"/>
+                <w:kern w:val="0"/>
+                <w:sz w:val="20"/>
+                <w:szCs w:val="22"/>
+              </w:rPr>
+              <w:t> </w:t>
+            </w:r>
+            <w:r>
+              <w:rPr>
+                <w:szCs w:val="21"/>
+              </w:rPr>
+              <w:t>{</w:t>
+            </w:r>
+            <w:r>
+              <w:rPr>
+                <w:rFonts w:hint="eastAsia"/>
+                <w:szCs w:val="21"/>
+              </w:rPr>
+              <w:t>箱型</w:t>
+            </w:r>
+            <w:r>
+              <w:rPr>
+                <w:szCs w:val="21"/>
+              </w:rPr>
+              <w:t>8</w:t>
+            </w:r>
+            <w:r>
+              <w:rPr>
+                <w:szCs w:val="21"/>
+              </w:rPr>
+              <w:t>}</w:t>
+            </w:r>
+          </w:p>
+        </w:tc>
+        <w:tc>
+          <w:tcPr>
+            <w:tcW w:w="3031" w:type="dxa"/>
+            <w:tcBorders>
+              <w:top w:val="nil"/>
+              <w:left w:val="nil"/>
+              <w:bottom w:val="single" w:sz="4" w:space="0" w:color="auto"/>
+              <w:right w:val="single" w:sz="4" w:space="0" w:color="auto"/>
+            </w:tcBorders>
+            <w:noWrap/>
+            <w:vAlign w:val="center"/>
+          </w:tcPr>
+          <w:p>
+            <w:pPr>
+              <w:widowControl/>
+              <w:jc w:val="left"/>
+              <w:rPr>
+                <w:rFonts w:eastAsia="Times New Roman"/>
+                <w:b/>
+                <w:bCs/>
+                <w:color w:val="000000"/>
+                <w:kern w:val="0"/>
+                <w:szCs w:val="21"/>
+              </w:rPr>
+            </w:pPr>
+            <w:r>
+              <w:rPr>
+                <w:b/>
+                <w:bCs/>
+                <w:szCs w:val="21"/>
+              </w:rPr>
+              <w:t>{</w:t>
+            </w:r>
+            <w:r>
+              <w:rPr>
+                <w:rFonts w:hint="eastAsia"/>
+                <w:b/>
+                <w:bCs/>
+                <w:szCs w:val="21"/>
+              </w:rPr>
+              <w:t>并单号</w:t>
+            </w:r>
+            <w:r>
+              <w:rPr>
+                <w:b/>
+                <w:bCs/>
+                <w:szCs w:val="21"/>
+              </w:rPr>
+              <w:t>8</w:t>
+            </w:r>
+            <w:r>
+              <w:rPr>
+                <w:b/>
+                <w:bCs/>
+                <w:szCs w:val="21"/>
+              </w:rPr>
+              <w:t>}</w:t>
+            </w:r>
+          </w:p>
+        </w:tc>
+      </w:tr>
+      <w:tr>
+        <w:trPr>
+          <w:trHeight w:val="203"/>
+        </w:trPr>
+        <w:tc>
+          <w:tcPr>
+            <w:tcW w:w="1818" w:type="dxa"/>
+            <w:tcBorders>
+              <w:top w:val="nil"/>
+              <w:left w:val="single" w:sz="4" w:space="0" w:color="auto"/>
+              <w:bottom w:val="single" w:sz="4" w:space="0" w:color="auto"/>
+              <w:right w:val="single" w:sz="4" w:space="0" w:color="auto"/>
+            </w:tcBorders>
+            <w:noWrap/>
+            <w:vAlign w:val="center"/>
+          </w:tcPr>
+          <w:p>
+            <w:pPr>
+              <w:widowControl/>
+              <w:jc w:val="left"/>
+              <w:textAlignment w:val="center"/>
+              <w:rPr>
+                <w:szCs w:val="21"/>
+              </w:rPr>
+            </w:pPr>
+            <w:r>
+              <w:rPr>
+                <w:szCs w:val="21"/>
+              </w:rPr>
+              <w:t>{</w:t>
+            </w:r>
+            <w:r>
+              <w:rPr>
+                <w:rFonts w:hint="eastAsia"/>
+                <w:szCs w:val="21"/>
+              </w:rPr>
+              <w:t>提单号</w:t>
+            </w:r>
+            <w:r>
+              <w:rPr>
+                <w:szCs w:val="21"/>
+              </w:rPr>
+              <w:t>9</w:t>
+            </w:r>
+            <w:r>
+              <w:rPr>
+                <w:szCs w:val="21"/>
+              </w:rPr>
+              <w:t>}</w:t>
+            </w:r>
+          </w:p>
+        </w:tc>
+        <w:tc>
+          <w:tcPr>
+            <w:tcW w:w="2160" w:type="dxa"/>
+            <w:tcBorders>
+              <w:top w:val="nil"/>
+              <w:left w:val="nil"/>
+              <w:bottom w:val="single" w:sz="4" w:space="0" w:color="auto"/>
+              <w:right w:val="single" w:sz="4" w:space="0" w:color="auto"/>
+            </w:tcBorders>
+            <w:noWrap/>
+            <w:vAlign w:val="center"/>
+          </w:tcPr>
+          <w:p>
+            <w:pPr>
+              <w:widowControl/>
+              <w:jc w:val="left"/>
+              <w:textAlignment w:val="center"/>
+              <w:rPr>
+                <w:szCs w:val="21"/>
+              </w:rPr>
+            </w:pPr>
+            <w:r>
+              <w:rPr>
+                <w:szCs w:val="21"/>
+              </w:rPr>
+              <w:t>{</w:t>
+            </w:r>
+            <w:r>
+              <w:rPr>
+                <w:rFonts w:hint="eastAsia"/>
+                <w:szCs w:val="21"/>
+              </w:rPr>
+              <w:t>箱号</w:t>
+            </w:r>
+            <w:r>
+              <w:rPr>
+                <w:szCs w:val="21"/>
+              </w:rPr>
+              <w:t>9</w:t>
+            </w:r>
+            <w:r>
+              <w:rPr>
+                <w:szCs w:val="21"/>
+              </w:rPr>
+              <w:t>}</w:t>
+            </w:r>
+          </w:p>
+        </w:tc>
+        <w:tc>
+          <w:tcPr>
+            <w:tcW w:w="1829" w:type="dxa"/>
+            <w:tcBorders>
+              <w:top w:val="nil"/>
+              <w:left w:val="nil"/>
+              <w:bottom w:val="single" w:sz="4" w:space="0" w:color="auto"/>
+              <w:right w:val="single" w:sz="4" w:space="0" w:color="auto"/>
+            </w:tcBorders>
+            <w:noWrap/>
+            <w:vAlign w:val="center"/>
+          </w:tcPr>
+          <w:p>
+            <w:pPr>
+              <w:widowControl/>
+              <w:jc w:val="left"/>
+              <w:rPr>
+                <w:rFonts w:ascii="Calibri" w:eastAsia="Times New Roman" w:hAnsi="Calibri" w:cs="Calibri"/>
+                <w:color w:val="000000"/>
+                <w:kern w:val="0"/>
+                <w:sz w:val="20"/>
+                <w:szCs w:val="22"/>
+              </w:rPr>
+            </w:pPr>
+            <w:r>
+              <w:rPr>
+                <w:rFonts w:ascii="Calibri" w:eastAsia="Times New Roman" w:hAnsi="Calibri" w:cs="Calibri"/>
+                <w:color w:val="000000"/>
+                <w:kern w:val="0"/>
+                <w:sz w:val="20"/>
+                <w:szCs w:val="22"/>
+              </w:rPr>
+              <w:t> </w:t>
+            </w:r>
+            <w:r>
+              <w:rPr>
+                <w:szCs w:val="21"/>
+              </w:rPr>
+              <w:t>{</w:t>
+            </w:r>
+            <w:r>
+              <w:rPr>
+                <w:rFonts w:hint="eastAsia"/>
+                <w:szCs w:val="21"/>
+              </w:rPr>
+              <w:t>箱型</w:t>
+            </w:r>
+            <w:r>
+              <w:rPr>
+                <w:szCs w:val="21"/>
+              </w:rPr>
+              <w:t>9</w:t>
+            </w:r>
+            <w:r>
+              <w:rPr>
+                <w:szCs w:val="21"/>
+              </w:rPr>
+              <w:t>}</w:t>
+            </w:r>
+          </w:p>
+        </w:tc>
+        <w:tc>
+          <w:tcPr>
+            <w:tcW w:w="3031" w:type="dxa"/>
+            <w:tcBorders>
+              <w:top w:val="nil"/>
+              <w:left w:val="nil"/>
+              <w:bottom w:val="single" w:sz="4" w:space="0" w:color="auto"/>
+              <w:right w:val="single" w:sz="4" w:space="0" w:color="auto"/>
+            </w:tcBorders>
+            <w:noWrap/>
+            <w:vAlign w:val="center"/>
+          </w:tcPr>
+          <w:p>
+            <w:pPr>
+              <w:widowControl/>
+              <w:jc w:val="left"/>
+              <w:rPr>
+                <w:rFonts w:eastAsia="Times New Roman"/>
+                <w:b/>
+                <w:bCs/>
+                <w:color w:val="000000"/>
+                <w:kern w:val="0"/>
+                <w:szCs w:val="21"/>
+              </w:rPr>
+            </w:pPr>
+            <w:r>
+              <w:rPr>
+                <w:b/>
+                <w:bCs/>
+                <w:szCs w:val="21"/>
+              </w:rPr>
+              <w:t>{</w:t>
+            </w:r>
+            <w:r>
+              <w:rPr>
+                <w:rFonts w:hint="eastAsia"/>
+                <w:b/>
+                <w:bCs/>
+                <w:szCs w:val="21"/>
+              </w:rPr>
+              <w:t>并单号</w:t>
+            </w:r>
+            <w:r>
+              <w:rPr>
+                <w:b/>
+                <w:bCs/>
+                <w:szCs w:val="21"/>
+              </w:rPr>
+              <w:t>9</w:t>
+            </w:r>
+            <w:r>
+              <w:rPr>
+                <w:b/>
+                <w:bCs/>
+                <w:szCs w:val="21"/>
+              </w:rPr>
+              <w:t>}</w:t>
+            </w:r>
+          </w:p>
+        </w:tc>
+      </w:tr>
+      <w:tr>
+        <w:trPr>
+          <w:trHeight w:val="203"/>
+        </w:trPr>
+        <w:tc>
+          <w:tcPr>
+            <w:tcW w:w="1818" w:type="dxa"/>
+            <w:tcBorders>
+              <w:top w:val="nil"/>
+              <w:left w:val="single" w:sz="4" w:space="0" w:color="auto"/>
+              <w:bottom w:val="single" w:sz="4" w:space="0" w:color="auto"/>
+              <w:right w:val="single" w:sz="4" w:space="0" w:color="auto"/>
+            </w:tcBorders>
+            <w:noWrap/>
+            <w:vAlign w:val="center"/>
+          </w:tcPr>
+          <w:p>
+            <w:pPr>
+              <w:widowControl/>
+              <w:jc w:val="left"/>
+              <w:textAlignment w:val="center"/>
+              <w:rPr>
+                <w:szCs w:val="21"/>
+              </w:rPr>
+            </w:pPr>
+            <w:r>
+              <w:rPr>
+                <w:szCs w:val="21"/>
+              </w:rPr>
+              <w:t>{</w:t>
+            </w:r>
+            <w:r>
+              <w:rPr>
+                <w:rFonts w:hint="eastAsia"/>
+                <w:szCs w:val="21"/>
+              </w:rPr>
+              <w:t>提单号</w:t>
+            </w:r>
+            <w:r>
+              <w:rPr>
+                <w:szCs w:val="21"/>
+              </w:rPr>
+              <w:t>10</w:t>
+            </w:r>
+            <w:r>
+              <w:rPr>
+                <w:szCs w:val="21"/>
+              </w:rPr>
+              <w:t>}</w:t>
+            </w:r>
+          </w:p>
+        </w:tc>
+        <w:tc>
+          <w:tcPr>
+            <w:tcW w:w="2160" w:type="dxa"/>
+            <w:tcBorders>
+              <w:top w:val="nil"/>
+              <w:left w:val="nil"/>
+              <w:bottom w:val="single" w:sz="4" w:space="0" w:color="auto"/>
+              <w:right w:val="single" w:sz="4" w:space="0" w:color="auto"/>
+            </w:tcBorders>
+            <w:noWrap/>
+            <w:vAlign w:val="center"/>
+          </w:tcPr>
+          <w:p>
+            <w:pPr>
+              <w:widowControl/>
+              <w:jc w:val="left"/>
+              <w:textAlignment w:val="center"/>
+              <w:rPr>
+                <w:szCs w:val="21"/>
+              </w:rPr>
+            </w:pPr>
+            <w:r>
+              <w:rPr>
+                <w:szCs w:val="21"/>
+              </w:rPr>
+              <w:t>{</w:t>
+            </w:r>
+            <w:r>
+              <w:rPr>
+                <w:rFonts w:hint="eastAsia"/>
+                <w:szCs w:val="21"/>
+              </w:rPr>
+              <w:t>箱号</w:t>
+            </w:r>
+            <w:r>
+              <w:rPr>
+                <w:szCs w:val="21"/>
+              </w:rPr>
+              <w:t>10</w:t>
+            </w:r>
+            <w:r>
+              <w:rPr>
+                <w:szCs w:val="21"/>
+              </w:rPr>
+              <w:t>}</w:t>
+            </w:r>
+          </w:p>
+        </w:tc>
+        <w:tc>
+          <w:tcPr>
+            <w:tcW w:w="1829" w:type="dxa"/>
+            <w:tcBorders>
+              <w:top w:val="nil"/>
+              <w:left w:val="nil"/>
+              <w:bottom w:val="single" w:sz="4" w:space="0" w:color="auto"/>
+              <w:right w:val="single" w:sz="4" w:space="0" w:color="auto"/>
+            </w:tcBorders>
+            <w:noWrap/>
+            <w:vAlign w:val="center"/>
+          </w:tcPr>
+          <w:p>
+            <w:pPr>
+              <w:widowControl/>
+              <w:jc w:val="left"/>
+              <w:rPr>
+                <w:rFonts w:ascii="Calibri" w:eastAsia="Times New Roman" w:hAnsi="Calibri" w:cs="Calibri"/>
+                <w:color w:val="000000"/>
+                <w:kern w:val="0"/>
+                <w:sz w:val="20"/>
+                <w:szCs w:val="22"/>
+              </w:rPr>
+            </w:pPr>
+            <w:r>
+              <w:rPr>
+                <w:rFonts w:ascii="Calibri" w:eastAsia="Times New Roman" w:hAnsi="Calibri" w:cs="Calibri"/>
+                <w:color w:val="000000"/>
+                <w:kern w:val="0"/>
+                <w:sz w:val="20"/>
+                <w:szCs w:val="22"/>
+              </w:rPr>
+              <w:t> </w:t>
+            </w:r>
+            <w:r>
+              <w:rPr>
+                <w:szCs w:val="21"/>
+              </w:rPr>
+              <w:t>{</w:t>
+            </w:r>
+            <w:r>
+              <w:rPr>
+                <w:rFonts w:hint="eastAsia"/>
+                <w:szCs w:val="21"/>
+              </w:rPr>
+              <w:t>箱型</w:t>
+            </w:r>
+            <w:r>
+              <w:rPr>
+                <w:szCs w:val="21"/>
+              </w:rPr>
+              <w:t>10}</w:t>
+            </w:r>
+          </w:p>
+        </w:tc>
+        <w:tc>
+          <w:tcPr>
+            <w:tcW w:w="3031" w:type="dxa"/>
+            <w:tcBorders>
+              <w:top w:val="nil"/>
+              <w:left w:val="nil"/>
+              <w:bottom w:val="single" w:sz="4" w:space="0" w:color="auto"/>
+              <w:right w:val="single" w:sz="4" w:space="0" w:color="auto"/>
+            </w:tcBorders>
+            <w:noWrap/>
+            <w:vAlign w:val="center"/>
+          </w:tcPr>
+          <w:p>
+            <w:pPr>
+              <w:widowControl/>
+              <w:jc w:val="left"/>
+              <w:rPr>
+                <w:rFonts w:eastAsia="Times New Roman"/>
+                <w:b/>
+                <w:bCs/>
+                <w:color w:val="000000"/>
+                <w:kern w:val="0"/>
+                <w:szCs w:val="21"/>
+              </w:rPr>
+            </w:pPr>
+            <w:r>
+              <w:rPr>
+                <w:b/>
+                <w:bCs/>
+                <w:szCs w:val="21"/>
+              </w:rPr>
+              <w:t>{</w:t>
+            </w:r>
+            <w:r>
+              <w:rPr>
+                <w:rFonts w:hint="eastAsia"/>
+                <w:b/>
+                <w:bCs/>
+                <w:szCs w:val="21"/>
+              </w:rPr>
+              <w:t>并单号</w:t>
+            </w:r>
+            <w:r>
+              <w:rPr>
+                <w:szCs w:val="21"/>
+              </w:rPr>
+              <w:t>10</w:t>
+            </w:r>
+            <w:r>
+              <w:rPr>
+                <w:b/>
+                <w:bCs/>
+                <w:szCs w:val="21"/>
+              </w:rPr>
+              <w:t>}</w:t>
+            </w:r>
+          </w:p>
+        </w:tc>
+      </w:tr>
+      <w:tr>
+        <w:trPr>
+          <w:trHeight w:val="203"/>
+        </w:trPr>
+        <w:tc>
+          <w:tcPr>
+            <w:tcW w:w="1818" w:type="dxa"/>
+            <w:tcBorders>
+              <w:top w:val="nil"/>
+              <w:left w:val="single" w:sz="4" w:space="0" w:color="auto"/>
+              <w:bottom w:val="single" w:sz="4" w:space="0" w:color="auto"/>
+              <w:right w:val="single" w:sz="4" w:space="0" w:color="auto"/>
+            </w:tcBorders>
+            <w:noWrap/>
+            <w:vAlign w:val="center"/>
+          </w:tcPr>
+          <w:p>
+            <w:pPr>
+              <w:widowControl/>
+              <w:jc w:val="left"/>
+              <w:textAlignment w:val="center"/>
+              <w:rPr>
+                <w:szCs w:val="21"/>
+              </w:rPr>
+            </w:pPr>
+            <w:r>
+              <w:rPr>
+                <w:szCs w:val="21"/>
+              </w:rPr>
+              <w:t>{</w:t>
+            </w:r>
+            <w:r>
+              <w:rPr>
+                <w:rFonts w:hint="eastAsia"/>
+                <w:szCs w:val="21"/>
+              </w:rPr>
+              <w:t>提单号</w:t>
+            </w:r>
+            <w:r>
+              <w:rPr>
+                <w:szCs w:val="21"/>
+              </w:rPr>
+              <w:t>11</w:t>
+            </w:r>
+            <w:r>
+              <w:rPr>
+                <w:szCs w:val="21"/>
+              </w:rPr>
+              <w:t>}</w:t>
+            </w:r>
+          </w:p>
+        </w:tc>
+        <w:tc>
+          <w:tcPr>
+            <w:tcW w:w="2160" w:type="dxa"/>
+            <w:tcBorders>
+              <w:top w:val="nil"/>
+              <w:left w:val="nil"/>
+              <w:bottom w:val="single" w:sz="4" w:space="0" w:color="auto"/>
+              <w:right w:val="single" w:sz="4" w:space="0" w:color="auto"/>
+            </w:tcBorders>
+            <w:noWrap/>
+            <w:vAlign w:val="center"/>
+          </w:tcPr>
+          <w:p>
+            <w:pPr>
+              <w:widowControl/>
+              <w:jc w:val="left"/>
+              <w:textAlignment w:val="center"/>
+              <w:rPr>
+                <w:szCs w:val="21"/>
+              </w:rPr>
+            </w:pPr>
+            <w:r>
+              <w:rPr>
+                <w:szCs w:val="21"/>
+              </w:rPr>
+              <w:t>{</w:t>
+            </w:r>
+            <w:r>
+              <w:rPr>
+                <w:rFonts w:hint="eastAsia"/>
+                <w:szCs w:val="21"/>
+              </w:rPr>
+              <w:t>箱号</w:t>
+            </w:r>
+            <w:r>
+              <w:rPr>
+                <w:szCs w:val="21"/>
+              </w:rPr>
+              <w:t>11}</w:t>
+            </w:r>
+          </w:p>
+        </w:tc>
+        <w:tc>
+          <w:tcPr>
+            <w:tcW w:w="1829" w:type="dxa"/>
+            <w:tcBorders>
+              <w:top w:val="nil"/>
+              <w:left w:val="nil"/>
+              <w:bottom w:val="single" w:sz="4" w:space="0" w:color="auto"/>
+              <w:right w:val="single" w:sz="4" w:space="0" w:color="auto"/>
+            </w:tcBorders>
+            <w:noWrap/>
+            <w:vAlign w:val="center"/>
+          </w:tcPr>
+          <w:p>
+            <w:pPr>
+              <w:widowControl/>
+              <w:jc w:val="left"/>
+              <w:rPr>
+                <w:rFonts w:ascii="Calibri" w:eastAsia="Times New Roman" w:hAnsi="Calibri" w:cs="Calibri"/>
+                <w:color w:val="000000"/>
+                <w:kern w:val="0"/>
+                <w:sz w:val="20"/>
+                <w:szCs w:val="22"/>
+              </w:rPr>
+            </w:pPr>
+            <w:r>
+              <w:rPr>
+                <w:rFonts w:ascii="Calibri" w:eastAsia="Times New Roman" w:hAnsi="Calibri" w:cs="Calibri"/>
+                <w:color w:val="000000"/>
+                <w:kern w:val="0"/>
+                <w:sz w:val="20"/>
+                <w:szCs w:val="22"/>
+              </w:rPr>
+              <w:t> </w:t>
+            </w:r>
+            <w:r>
+              <w:rPr>
+                <w:szCs w:val="21"/>
+              </w:rPr>
+              <w:t>{</w:t>
+            </w:r>
+            <w:r>
+              <w:rPr>
+                <w:rFonts w:hint="eastAsia"/>
+                <w:szCs w:val="21"/>
+              </w:rPr>
+              <w:t>箱型</w:t>
+            </w:r>
+            <w:r>
+              <w:rPr>
+                <w:szCs w:val="21"/>
+              </w:rPr>
+              <w:t>11}</w:t>
+            </w:r>
+          </w:p>
+        </w:tc>
+        <w:tc>
+          <w:tcPr>
+            <w:tcW w:w="3031" w:type="dxa"/>
+            <w:tcBorders>
+              <w:top w:val="nil"/>
+              <w:left w:val="nil"/>
+              <w:bottom w:val="single" w:sz="4" w:space="0" w:color="auto"/>
+              <w:right w:val="single" w:sz="4" w:space="0" w:color="auto"/>
+            </w:tcBorders>
+            <w:noWrap/>
+            <w:vAlign w:val="center"/>
+          </w:tcPr>
+          <w:p>
+            <w:pPr>
+              <w:widowControl/>
+              <w:jc w:val="left"/>
+              <w:rPr>
+                <w:rFonts w:eastAsia="Times New Roman"/>
+                <w:b/>
+                <w:bCs/>
+                <w:color w:val="000000"/>
+                <w:kern w:val="0"/>
+                <w:szCs w:val="21"/>
+              </w:rPr>
+            </w:pPr>
+            <w:r>
+              <w:rPr>
+                <w:b/>
+                <w:bCs/>
+                <w:szCs w:val="21"/>
+              </w:rPr>
+              <w:t>{</w:t>
+            </w:r>
+            <w:r>
+              <w:rPr>
+                <w:rFonts w:hint="eastAsia"/>
+                <w:b/>
+                <w:bCs/>
+                <w:szCs w:val="21"/>
+              </w:rPr>
+              <w:t>并单号</w:t>
+            </w:r>
+            <w:r>
+              <w:rPr>
+                <w:szCs w:val="21"/>
+              </w:rPr>
+              <w:t>11</w:t>
+            </w:r>
+            <w:r>
+              <w:rPr>
+                <w:b/>
+                <w:bCs/>
+                <w:szCs w:val="21"/>
+              </w:rPr>
+              <w:t>}</w:t>
+            </w:r>
+          </w:p>
+        </w:tc>
+      </w:tr>
+      <w:tr>
+        <w:trPr>
+          <w:trHeight w:val="203"/>
+        </w:trPr>
+        <w:tc>
+          <w:tcPr>
+            <w:tcW w:w="1818" w:type="dxa"/>
+            <w:tcBorders>
+              <w:top w:val="nil"/>
+              <w:left w:val="single" w:sz="4" w:space="0" w:color="auto"/>
+              <w:bottom w:val="single" w:sz="4" w:space="0" w:color="auto"/>
+              <w:right w:val="single" w:sz="4" w:space="0" w:color="auto"/>
+            </w:tcBorders>
+            <w:noWrap/>
+            <w:vAlign w:val="center"/>
+          </w:tcPr>
+          <w:p>
+            <w:pPr>
+              <w:widowControl/>
+              <w:jc w:val="left"/>
+              <w:textAlignment w:val="center"/>
+              <w:rPr>
+                <w:szCs w:val="21"/>
+              </w:rPr>
+            </w:pPr>
+            <w:r>
+              <w:rPr>
+                <w:szCs w:val="21"/>
+              </w:rPr>
+              <w:t>{</w:t>
+            </w:r>
+            <w:r>
+              <w:rPr>
+                <w:rFonts w:hint="eastAsia"/>
+                <w:szCs w:val="21"/>
+              </w:rPr>
+              <w:t>提单号</w:t>
+            </w:r>
+            <w:r>
+              <w:rPr>
+                <w:szCs w:val="21"/>
+              </w:rPr>
+              <w:t>12</w:t>
+            </w:r>
+            <w:r>
+              <w:rPr>
+                <w:szCs w:val="21"/>
+              </w:rPr>
+              <w:t>}</w:t>
+            </w:r>
+          </w:p>
+        </w:tc>
+        <w:tc>
+          <w:tcPr>
+            <w:tcW w:w="2160" w:type="dxa"/>
+            <w:tcBorders>
+              <w:top w:val="nil"/>
+              <w:left w:val="nil"/>
+              <w:bottom w:val="single" w:sz="4" w:space="0" w:color="auto"/>
+              <w:right w:val="single" w:sz="4" w:space="0" w:color="auto"/>
+            </w:tcBorders>
+            <w:noWrap/>
+            <w:vAlign w:val="center"/>
+          </w:tcPr>
+          <w:p>
+            <w:pPr>
+              <w:widowControl/>
+              <w:jc w:val="left"/>
+              <w:textAlignment w:val="center"/>
+              <w:rPr>
+                <w:szCs w:val="21"/>
+              </w:rPr>
+            </w:pPr>
+            <w:r>
+              <w:rPr>
+                <w:szCs w:val="21"/>
+              </w:rPr>
+              <w:t>{</w:t>
+            </w:r>
+            <w:r>
+              <w:rPr>
+                <w:rFonts w:hint="eastAsia"/>
+                <w:szCs w:val="21"/>
+              </w:rPr>
+              <w:t>箱号</w:t>
+            </w:r>
+            <w:r>
+              <w:rPr>
+                <w:szCs w:val="21"/>
+              </w:rPr>
+              <w:t>12}</w:t>
+            </w:r>
+          </w:p>
+        </w:tc>
+        <w:tc>
+          <w:tcPr>
+            <w:tcW w:w="1829" w:type="dxa"/>
+            <w:tcBorders>
+              <w:top w:val="nil"/>
+              <w:left w:val="nil"/>
+              <w:bottom w:val="single" w:sz="4" w:space="0" w:color="auto"/>
+              <w:right w:val="single" w:sz="4" w:space="0" w:color="auto"/>
+            </w:tcBorders>
+            <w:noWrap/>
+            <w:vAlign w:val="center"/>
+          </w:tcPr>
+          <w:p>
+            <w:pPr>
+              <w:widowControl/>
+              <w:jc w:val="left"/>
+              <w:rPr>
+                <w:rFonts w:ascii="Calibri" w:eastAsia="Times New Roman" w:hAnsi="Calibri" w:cs="Calibri"/>
+                <w:color w:val="000000"/>
+                <w:kern w:val="0"/>
+                <w:sz w:val="20"/>
+                <w:szCs w:val="22"/>
+              </w:rPr>
+            </w:pPr>
+            <w:r>
+              <w:rPr>
+                <w:rFonts w:ascii="Calibri" w:eastAsia="Times New Roman" w:hAnsi="Calibri" w:cs="Calibri"/>
+                <w:color w:val="000000"/>
+                <w:kern w:val="0"/>
+                <w:sz w:val="20"/>
+                <w:szCs w:val="22"/>
+              </w:rPr>
+              <w:t> </w:t>
+            </w:r>
+            <w:r>
+              <w:rPr>
+                <w:szCs w:val="21"/>
+              </w:rPr>
+              <w:t>{</w:t>
+            </w:r>
+            <w:r>
+              <w:rPr>
+                <w:rFonts w:hint="eastAsia"/>
+                <w:szCs w:val="21"/>
+              </w:rPr>
+              <w:t>箱型</w:t>
+            </w:r>
+            <w:r>
+              <w:rPr>
+                <w:szCs w:val="21"/>
+              </w:rPr>
+              <w:t>12}</w:t>
+            </w:r>
+          </w:p>
+        </w:tc>
+        <w:tc>
+          <w:tcPr>
+            <w:tcW w:w="3031" w:type="dxa"/>
+            <w:tcBorders>
+              <w:top w:val="nil"/>
+              <w:left w:val="nil"/>
+              <w:bottom w:val="single" w:sz="4" w:space="0" w:color="auto"/>
+              <w:right w:val="single" w:sz="4" w:space="0" w:color="auto"/>
+            </w:tcBorders>
+            <w:noWrap/>
+            <w:vAlign w:val="center"/>
+          </w:tcPr>
+          <w:p>
+            <w:pPr>
+              <w:widowControl/>
+              <w:jc w:val="left"/>
+              <w:rPr>
+                <w:rFonts w:eastAsia="Times New Roman"/>
+                <w:b/>
+                <w:bCs/>
+                <w:color w:val="000000"/>
+                <w:kern w:val="0"/>
+                <w:szCs w:val="21"/>
+              </w:rPr>
+            </w:pPr>
+            <w:r>
+              <w:rPr>
+                <w:b/>
+                <w:bCs/>
+                <w:szCs w:val="21"/>
+              </w:rPr>
+              <w:t>{</w:t>
+            </w:r>
+            <w:r>
+              <w:rPr>
+                <w:rFonts w:hint="eastAsia"/>
+                <w:b/>
+                <w:bCs/>
+                <w:szCs w:val="21"/>
+              </w:rPr>
+              <w:t>并单号</w:t>
+            </w:r>
+            <w:r>
+              <w:rPr>
+                <w:szCs w:val="21"/>
+              </w:rPr>
+              <w:t>12</w:t>
             </w:r>
             <w:r>
               <w:rPr>
@@ -2622,7 +3648,7 @@
         <a:sysClr val="windowText" lastClr="000000"/>
       </a:dk1>
       <a:lt1>
-        <a:sysClr val="window" lastClr="FFFFFF"/>
+        <a:sysClr val="window" lastClr="CCE8CF"/>
       </a:lt1>
       <a:dk2>
         <a:srgbClr val="44546A"/>
